--- a/src/templates/1_15.docx
+++ b/src/templates/1_15.docx
@@ -83,7 +83,7 @@
     </w:p>
     <w:p>
       <w:pPr>
-        <w:pStyle w:val="15"/>
+        <w:pStyle w:val="18"/>
         <w:adjustRightInd w:val="0"/>
         <w:snapToGrid w:val="0"/>
         <w:spacing w:before="0" w:line="240" w:lineRule="auto"/>
@@ -98,7 +98,7 @@
     </w:p>
     <w:p>
       <w:pPr>
-        <w:pStyle w:val="15"/>
+        <w:pStyle w:val="18"/>
         <w:adjustRightInd w:val="0"/>
         <w:snapToGrid w:val="0"/>
         <w:spacing w:before="0" w:line="240" w:lineRule="auto"/>
@@ -113,7 +113,7 @@
     </w:p>
     <w:p>
       <w:pPr>
-        <w:pStyle w:val="15"/>
+        <w:pStyle w:val="18"/>
         <w:adjustRightInd w:val="0"/>
         <w:snapToGrid w:val="0"/>
         <w:spacing w:before="0" w:line="240" w:lineRule="auto"/>
@@ -137,7 +137,7 @@
     </w:p>
     <w:p>
       <w:pPr>
-        <w:pStyle w:val="15"/>
+        <w:pStyle w:val="18"/>
         <w:adjustRightInd w:val="0"/>
         <w:snapToGrid w:val="0"/>
         <w:spacing w:before="0" w:line="240" w:lineRule="auto"/>
@@ -152,7 +152,7 @@
     </w:p>
     <w:p>
       <w:pPr>
-        <w:pStyle w:val="15"/>
+        <w:pStyle w:val="18"/>
         <w:adjustRightInd w:val="0"/>
         <w:snapToGrid w:val="0"/>
         <w:spacing w:before="0" w:line="240" w:lineRule="auto"/>
@@ -167,7 +167,7 @@
     </w:p>
     <w:p>
       <w:pPr>
-        <w:pStyle w:val="15"/>
+        <w:pStyle w:val="18"/>
         <w:adjustRightInd w:val="0"/>
         <w:snapToGrid w:val="0"/>
         <w:spacing w:before="0" w:line="240" w:lineRule="auto"/>
@@ -182,7 +182,7 @@
     </w:p>
     <w:p>
       <w:pPr>
-        <w:pStyle w:val="15"/>
+        <w:pStyle w:val="18"/>
         <w:adjustRightInd w:val="0"/>
         <w:snapToGrid w:val="0"/>
         <w:spacing w:before="0" w:line="240" w:lineRule="auto"/>
@@ -543,17 +543,40 @@
               <w:tab w:val="right" w:leader="dot" w:pos="8306"/>
             </w:tabs>
             <w:rPr>
-              <w:rFonts w:hint="default" w:ascii="Times New Roman" w:hAnsi="Times New Roman" w:cs="Times New Roman"/>
+              <w:rFonts w:ascii="Times New Roman" w:hAnsi="Times New Roman"/>
+              <w:sz w:val="32"/>
+            </w:rPr>
+          </w:pPr>
+          <w:r>
+            <w:rPr>
+              <w:rFonts w:hint="default" w:ascii="Times New Roman" w:hAnsi="Times New Roman" w:cs="Times New Roman" w:eastAsiaTheme="minorEastAsia"/>
               <w:sz w:val="32"/>
               <w:szCs w:val="32"/>
             </w:rPr>
-          </w:pPr>
+            <w:fldChar w:fldCharType="begin"/>
+          </w:r>
           <w:r>
             <w:rPr>
               <w:rFonts w:hint="default" w:ascii="Times New Roman" w:hAnsi="Times New Roman" w:cs="Times New Roman" w:eastAsiaTheme="minorEastAsia"/>
               <w:sz w:val="32"/>
               <w:szCs w:val="32"/>
             </w:rPr>
+            <w:instrText xml:space="preserve">TOC \o "1-3" \h \u </w:instrText>
+          </w:r>
+          <w:r>
+            <w:rPr>
+              <w:rFonts w:hint="default" w:ascii="Times New Roman" w:hAnsi="Times New Roman" w:cs="Times New Roman" w:eastAsiaTheme="minorEastAsia"/>
+              <w:sz w:val="32"/>
+              <w:szCs w:val="32"/>
+            </w:rPr>
+            <w:fldChar w:fldCharType="separate"/>
+          </w:r>
+          <w:r>
+            <w:rPr>
+              <w:rFonts w:hint="default" w:ascii="Times New Roman" w:hAnsi="Times New Roman" w:cs="Times New Roman" w:eastAsiaTheme="minorEastAsia"/>
+              <w:sz w:val="32"/>
+              <w:szCs w:val="32"/>
+            </w:rPr>
             <w:fldChar w:fldCharType="begin"/>
           </w:r>
           <w:r>
@@ -562,7 +585,7 @@
               <w:sz w:val="32"/>
               <w:szCs w:val="32"/>
             </w:rPr>
-            <w:instrText xml:space="preserve">TOC \o "1-3" \h \u </w:instrText>
+            <w:instrText xml:space="preserve"> HYPERLINK \l _Toc1544 </w:instrText>
           </w:r>
           <w:r>
             <w:rPr>
@@ -574,82 +597,51 @@
           </w:r>
           <w:r>
             <w:rPr>
-              <w:rFonts w:hint="default" w:ascii="Times New Roman" w:hAnsi="Times New Roman" w:cs="Times New Roman" w:eastAsiaTheme="minorEastAsia"/>
-              <w:sz w:val="32"/>
-              <w:szCs w:val="32"/>
+              <w:rFonts w:hint="eastAsia" w:ascii="Times New Roman" w:hAnsi="Times New Roman"/>
+              <w:sz w:val="32"/>
+              <w:lang w:val="en-US" w:eastAsia="zh-CN"/>
+            </w:rPr>
+            <w:t>1.输入参数</w:t>
+          </w:r>
+          <w:r>
+            <w:rPr>
+              <w:rFonts w:ascii="Times New Roman" w:hAnsi="Times New Roman"/>
+              <w:sz w:val="32"/>
+            </w:rPr>
+            <w:tab/>
+          </w:r>
+          <w:r>
+            <w:rPr>
+              <w:rFonts w:ascii="Times New Roman" w:hAnsi="Times New Roman"/>
+              <w:sz w:val="32"/>
             </w:rPr>
             <w:fldChar w:fldCharType="begin"/>
           </w:r>
           <w:r>
             <w:rPr>
-              <w:rFonts w:hint="default" w:ascii="Times New Roman" w:hAnsi="Times New Roman" w:cs="Times New Roman" w:eastAsiaTheme="minorEastAsia"/>
-              <w:sz w:val="32"/>
-              <w:szCs w:val="32"/>
-            </w:rPr>
-            <w:instrText xml:space="preserve"> HYPERLINK \l _Toc16894 </w:instrText>
-          </w:r>
-          <w:r>
-            <w:rPr>
-              <w:rFonts w:hint="default" w:ascii="Times New Roman" w:hAnsi="Times New Roman" w:cs="Times New Roman" w:eastAsiaTheme="minorEastAsia"/>
-              <w:sz w:val="32"/>
-              <w:szCs w:val="32"/>
+              <w:rFonts w:ascii="Times New Roman" w:hAnsi="Times New Roman"/>
+              <w:sz w:val="32"/>
+            </w:rPr>
+            <w:instrText xml:space="preserve"> PAGEREF _Toc1544 \h </w:instrText>
+          </w:r>
+          <w:r>
+            <w:rPr>
+              <w:rFonts w:ascii="Times New Roman" w:hAnsi="Times New Roman"/>
+              <w:sz w:val="32"/>
             </w:rPr>
             <w:fldChar w:fldCharType="separate"/>
           </w:r>
           <w:r>
             <w:rPr>
-              <w:rFonts w:hint="default" w:ascii="Times New Roman" w:hAnsi="Times New Roman" w:cs="Times New Roman"/>
-              <w:sz w:val="32"/>
-              <w:szCs w:val="32"/>
-              <w:lang w:val="en-US" w:eastAsia="zh-CN"/>
-            </w:rPr>
-            <w:t>1.参数选取</w:t>
-          </w:r>
-          <w:r>
-            <w:rPr>
-              <w:rFonts w:hint="default" w:ascii="Times New Roman" w:hAnsi="Times New Roman" w:cs="Times New Roman"/>
-              <w:sz w:val="32"/>
-              <w:szCs w:val="32"/>
-            </w:rPr>
-            <w:tab/>
-          </w:r>
-          <w:r>
-            <w:rPr>
-              <w:rFonts w:hint="default" w:ascii="Times New Roman" w:hAnsi="Times New Roman" w:cs="Times New Roman"/>
-              <w:sz w:val="32"/>
-              <w:szCs w:val="32"/>
-            </w:rPr>
-            <w:fldChar w:fldCharType="begin"/>
-          </w:r>
-          <w:r>
-            <w:rPr>
-              <w:rFonts w:hint="default" w:ascii="Times New Roman" w:hAnsi="Times New Roman" w:cs="Times New Roman"/>
-              <w:sz w:val="32"/>
-              <w:szCs w:val="32"/>
-            </w:rPr>
-            <w:instrText xml:space="preserve"> PAGEREF _Toc16894 \h </w:instrText>
-          </w:r>
-          <w:r>
-            <w:rPr>
-              <w:rFonts w:hint="default" w:ascii="Times New Roman" w:hAnsi="Times New Roman" w:cs="Times New Roman"/>
-              <w:sz w:val="32"/>
-              <w:szCs w:val="32"/>
-            </w:rPr>
-            <w:fldChar w:fldCharType="separate"/>
-          </w:r>
-          <w:r>
-            <w:rPr>
-              <w:rFonts w:hint="default" w:ascii="Times New Roman" w:hAnsi="Times New Roman" w:cs="Times New Roman"/>
-              <w:sz w:val="32"/>
-              <w:szCs w:val="32"/>
+              <w:rFonts w:ascii="Times New Roman" w:hAnsi="Times New Roman"/>
+              <w:sz w:val="32"/>
             </w:rPr>
             <w:t>1</w:t>
           </w:r>
           <w:r>
             <w:rPr>
-              <w:rFonts w:hint="default" w:ascii="Times New Roman" w:hAnsi="Times New Roman" w:cs="Times New Roman"/>
-              <w:sz w:val="32"/>
-              <w:szCs w:val="32"/>
+              <w:rFonts w:ascii="Times New Roman" w:hAnsi="Times New Roman"/>
+              <w:sz w:val="32"/>
             </w:rPr>
             <w:fldChar w:fldCharType="end"/>
           </w:r>
@@ -669,89 +661,81 @@
               <w:tab w:val="right" w:leader="dot" w:pos="8306"/>
             </w:tabs>
             <w:rPr>
-              <w:rFonts w:hint="default" w:ascii="Times New Roman" w:hAnsi="Times New Roman" w:cs="Times New Roman"/>
+              <w:rFonts w:ascii="Times New Roman" w:hAnsi="Times New Roman"/>
+              <w:sz w:val="32"/>
+            </w:rPr>
+          </w:pPr>
+          <w:r>
+            <w:rPr>
+              <w:rFonts w:hint="default" w:ascii="Times New Roman" w:hAnsi="Times New Roman" w:cs="Times New Roman" w:eastAsiaTheme="minorEastAsia"/>
               <w:sz w:val="32"/>
               <w:szCs w:val="32"/>
             </w:rPr>
-          </w:pPr>
+            <w:fldChar w:fldCharType="begin"/>
+          </w:r>
           <w:r>
             <w:rPr>
               <w:rFonts w:hint="default" w:ascii="Times New Roman" w:hAnsi="Times New Roman" w:cs="Times New Roman" w:eastAsiaTheme="minorEastAsia"/>
               <w:sz w:val="32"/>
               <w:szCs w:val="32"/>
             </w:rPr>
+            <w:instrText xml:space="preserve"> HYPERLINK \l _Toc28028 </w:instrText>
+          </w:r>
+          <w:r>
+            <w:rPr>
+              <w:rFonts w:hint="default" w:ascii="Times New Roman" w:hAnsi="Times New Roman" w:cs="Times New Roman" w:eastAsiaTheme="minorEastAsia"/>
+              <w:sz w:val="32"/>
+              <w:szCs w:val="32"/>
+            </w:rPr>
+            <w:fldChar w:fldCharType="separate"/>
+          </w:r>
+          <w:r>
+            <w:rPr>
+              <w:rFonts w:hint="eastAsia" w:ascii="Times New Roman" w:hAnsi="Times New Roman"/>
+              <w:sz w:val="32"/>
+              <w:lang w:val="en-US" w:eastAsia="zh-CN"/>
+            </w:rPr>
+            <w:t>1.1筒体输入参数</w:t>
+          </w:r>
+          <w:r>
+            <w:rPr>
+              <w:rFonts w:ascii="Times New Roman" w:hAnsi="Times New Roman"/>
+              <w:sz w:val="32"/>
+            </w:rPr>
+            <w:tab/>
+          </w:r>
+          <w:r>
+            <w:rPr>
+              <w:rFonts w:ascii="Times New Roman" w:hAnsi="Times New Roman"/>
+              <w:sz w:val="32"/>
+            </w:rPr>
             <w:fldChar w:fldCharType="begin"/>
           </w:r>
           <w:r>
             <w:rPr>
-              <w:rFonts w:hint="default" w:ascii="Times New Roman" w:hAnsi="Times New Roman" w:cs="Times New Roman" w:eastAsiaTheme="minorEastAsia"/>
-              <w:sz w:val="32"/>
-              <w:szCs w:val="32"/>
-            </w:rPr>
-            <w:instrText xml:space="preserve"> HYPERLINK \l _Toc11991 </w:instrText>
-          </w:r>
-          <w:r>
-            <w:rPr>
-              <w:rFonts w:hint="default" w:ascii="Times New Roman" w:hAnsi="Times New Roman" w:cs="Times New Roman" w:eastAsiaTheme="minorEastAsia"/>
-              <w:sz w:val="32"/>
-              <w:szCs w:val="32"/>
+              <w:rFonts w:ascii="Times New Roman" w:hAnsi="Times New Roman"/>
+              <w:sz w:val="32"/>
+            </w:rPr>
+            <w:instrText xml:space="preserve"> PAGEREF _Toc28028 \h </w:instrText>
+          </w:r>
+          <w:r>
+            <w:rPr>
+              <w:rFonts w:ascii="Times New Roman" w:hAnsi="Times New Roman"/>
+              <w:sz w:val="32"/>
             </w:rPr>
             <w:fldChar w:fldCharType="separate"/>
           </w:r>
           <w:r>
             <w:rPr>
-              <w:rFonts w:hint="default" w:ascii="Times New Roman" w:hAnsi="Times New Roman" w:cs="Times New Roman"/>
-              <w:sz w:val="32"/>
-              <w:szCs w:val="32"/>
-              <w:lang w:val="en-US" w:eastAsia="zh-CN"/>
-            </w:rPr>
-            <w:t>1.1土参数</w:t>
-          </w:r>
-          <w:r>
-            <w:rPr>
-              <w:rFonts w:hint="default" w:ascii="Times New Roman" w:hAnsi="Times New Roman" w:cs="Times New Roman"/>
-              <w:sz w:val="32"/>
-              <w:szCs w:val="32"/>
-            </w:rPr>
-            <w:tab/>
-          </w:r>
-          <w:r>
-            <w:rPr>
-              <w:rFonts w:hint="default" w:ascii="Times New Roman" w:hAnsi="Times New Roman" w:cs="Times New Roman"/>
-              <w:sz w:val="32"/>
-              <w:szCs w:val="32"/>
-            </w:rPr>
-            <w:fldChar w:fldCharType="begin"/>
-          </w:r>
-          <w:r>
-            <w:rPr>
-              <w:rFonts w:hint="default" w:ascii="Times New Roman" w:hAnsi="Times New Roman" w:cs="Times New Roman"/>
-              <w:sz w:val="32"/>
-              <w:szCs w:val="32"/>
-            </w:rPr>
-            <w:instrText xml:space="preserve"> PAGEREF _Toc11991 \h </w:instrText>
-          </w:r>
-          <w:r>
-            <w:rPr>
-              <w:rFonts w:hint="default" w:ascii="Times New Roman" w:hAnsi="Times New Roman" w:cs="Times New Roman"/>
-              <w:sz w:val="32"/>
-              <w:szCs w:val="32"/>
-            </w:rPr>
-            <w:fldChar w:fldCharType="separate"/>
-          </w:r>
-          <w:r>
-            <w:rPr>
-              <w:rFonts w:hint="default" w:ascii="Times New Roman" w:hAnsi="Times New Roman" w:cs="Times New Roman"/>
-              <w:sz w:val="32"/>
-              <w:szCs w:val="32"/>
+              <w:rFonts w:ascii="Times New Roman" w:hAnsi="Times New Roman"/>
+              <w:sz w:val="32"/>
             </w:rPr>
             <w:t>1</w:t>
           </w:r>
           <w:r>
             <w:rPr>
-              <w:rFonts w:hint="default" w:ascii="Times New Roman" w:hAnsi="Times New Roman" w:cs="Times New Roman"/>
-              <w:sz w:val="32"/>
-              <w:szCs w:val="32"/>
+              <w:rFonts w:ascii="Times New Roman" w:hAnsi="Times New Roman"/>
+              <w:sz w:val="32"/>
             </w:rPr>
             <w:fldChar w:fldCharType="end"/>
           </w:r>
@@ -771,89 +755,81 @@
               <w:tab w:val="right" w:leader="dot" w:pos="8306"/>
             </w:tabs>
             <w:rPr>
-              <w:rFonts w:hint="default" w:ascii="Times New Roman" w:hAnsi="Times New Roman" w:cs="Times New Roman"/>
+              <w:rFonts w:ascii="Times New Roman" w:hAnsi="Times New Roman"/>
+              <w:sz w:val="32"/>
+            </w:rPr>
+          </w:pPr>
+          <w:r>
+            <w:rPr>
+              <w:rFonts w:hint="default" w:ascii="Times New Roman" w:hAnsi="Times New Roman" w:cs="Times New Roman" w:eastAsiaTheme="minorEastAsia"/>
               <w:sz w:val="32"/>
               <w:szCs w:val="32"/>
             </w:rPr>
-          </w:pPr>
+            <w:fldChar w:fldCharType="begin"/>
+          </w:r>
           <w:r>
             <w:rPr>
               <w:rFonts w:hint="default" w:ascii="Times New Roman" w:hAnsi="Times New Roman" w:cs="Times New Roman" w:eastAsiaTheme="minorEastAsia"/>
               <w:sz w:val="32"/>
               <w:szCs w:val="32"/>
             </w:rPr>
+            <w:instrText xml:space="preserve"> HYPERLINK \l _Toc1387 </w:instrText>
+          </w:r>
+          <w:r>
+            <w:rPr>
+              <w:rFonts w:hint="default" w:ascii="Times New Roman" w:hAnsi="Times New Roman" w:cs="Times New Roman" w:eastAsiaTheme="minorEastAsia"/>
+              <w:sz w:val="32"/>
+              <w:szCs w:val="32"/>
+            </w:rPr>
+            <w:fldChar w:fldCharType="separate"/>
+          </w:r>
+          <w:r>
+            <w:rPr>
+              <w:rFonts w:hint="eastAsia" w:ascii="Times New Roman" w:hAnsi="Times New Roman"/>
+              <w:sz w:val="32"/>
+              <w:lang w:val="en-US" w:eastAsia="zh-CN"/>
+            </w:rPr>
+            <w:t>1.2土体输入参数</w:t>
+          </w:r>
+          <w:r>
+            <w:rPr>
+              <w:rFonts w:ascii="Times New Roman" w:hAnsi="Times New Roman"/>
+              <w:sz w:val="32"/>
+            </w:rPr>
+            <w:tab/>
+          </w:r>
+          <w:r>
+            <w:rPr>
+              <w:rFonts w:ascii="Times New Roman" w:hAnsi="Times New Roman"/>
+              <w:sz w:val="32"/>
+            </w:rPr>
             <w:fldChar w:fldCharType="begin"/>
           </w:r>
           <w:r>
             <w:rPr>
-              <w:rFonts w:hint="default" w:ascii="Times New Roman" w:hAnsi="Times New Roman" w:cs="Times New Roman" w:eastAsiaTheme="minorEastAsia"/>
-              <w:sz w:val="32"/>
-              <w:szCs w:val="32"/>
-            </w:rPr>
-            <w:instrText xml:space="preserve"> HYPERLINK \l _Toc30949 </w:instrText>
-          </w:r>
-          <w:r>
-            <w:rPr>
-              <w:rFonts w:hint="default" w:ascii="Times New Roman" w:hAnsi="Times New Roman" w:cs="Times New Roman" w:eastAsiaTheme="minorEastAsia"/>
-              <w:sz w:val="32"/>
-              <w:szCs w:val="32"/>
+              <w:rFonts w:ascii="Times New Roman" w:hAnsi="Times New Roman"/>
+              <w:sz w:val="32"/>
+            </w:rPr>
+            <w:instrText xml:space="preserve"> PAGEREF _Toc1387 \h </w:instrText>
+          </w:r>
+          <w:r>
+            <w:rPr>
+              <w:rFonts w:ascii="Times New Roman" w:hAnsi="Times New Roman"/>
+              <w:sz w:val="32"/>
             </w:rPr>
             <w:fldChar w:fldCharType="separate"/>
           </w:r>
           <w:r>
             <w:rPr>
-              <w:rFonts w:hint="default" w:ascii="Times New Roman" w:hAnsi="Times New Roman" w:cs="Times New Roman"/>
-              <w:sz w:val="32"/>
-              <w:szCs w:val="32"/>
-              <w:lang w:val="en-US" w:eastAsia="zh-CN"/>
-            </w:rPr>
-            <w:t>1.2安全系数</w:t>
-          </w:r>
-          <w:r>
-            <w:rPr>
-              <w:rFonts w:hint="default" w:ascii="Times New Roman" w:hAnsi="Times New Roman" w:cs="Times New Roman"/>
-              <w:sz w:val="32"/>
-              <w:szCs w:val="32"/>
-            </w:rPr>
-            <w:tab/>
-          </w:r>
-          <w:r>
-            <w:rPr>
-              <w:rFonts w:hint="default" w:ascii="Times New Roman" w:hAnsi="Times New Roman" w:cs="Times New Roman"/>
-              <w:sz w:val="32"/>
-              <w:szCs w:val="32"/>
-            </w:rPr>
-            <w:fldChar w:fldCharType="begin"/>
-          </w:r>
-          <w:r>
-            <w:rPr>
-              <w:rFonts w:hint="default" w:ascii="Times New Roman" w:hAnsi="Times New Roman" w:cs="Times New Roman"/>
-              <w:sz w:val="32"/>
-              <w:szCs w:val="32"/>
-            </w:rPr>
-            <w:instrText xml:space="preserve"> PAGEREF _Toc30949 \h </w:instrText>
-          </w:r>
-          <w:r>
-            <w:rPr>
-              <w:rFonts w:hint="default" w:ascii="Times New Roman" w:hAnsi="Times New Roman" w:cs="Times New Roman"/>
-              <w:sz w:val="32"/>
-              <w:szCs w:val="32"/>
-            </w:rPr>
-            <w:fldChar w:fldCharType="separate"/>
-          </w:r>
-          <w:r>
-            <w:rPr>
-              <w:rFonts w:hint="default" w:ascii="Times New Roman" w:hAnsi="Times New Roman" w:cs="Times New Roman"/>
-              <w:sz w:val="32"/>
-              <w:szCs w:val="32"/>
+              <w:rFonts w:ascii="Times New Roman" w:hAnsi="Times New Roman"/>
+              <w:sz w:val="32"/>
             </w:rPr>
             <w:t>2</w:t>
           </w:r>
           <w:r>
             <w:rPr>
-              <w:rFonts w:hint="default" w:ascii="Times New Roman" w:hAnsi="Times New Roman" w:cs="Times New Roman"/>
-              <w:sz w:val="32"/>
-              <w:szCs w:val="32"/>
+              <w:rFonts w:ascii="Times New Roman" w:hAnsi="Times New Roman"/>
+              <w:sz w:val="32"/>
             </w:rPr>
             <w:fldChar w:fldCharType="end"/>
           </w:r>
@@ -873,89 +849,81 @@
               <w:tab w:val="right" w:leader="dot" w:pos="8306"/>
             </w:tabs>
             <w:rPr>
-              <w:rFonts w:hint="default" w:ascii="Times New Roman" w:hAnsi="Times New Roman" w:cs="Times New Roman"/>
+              <w:rFonts w:ascii="Times New Roman" w:hAnsi="Times New Roman"/>
+              <w:sz w:val="32"/>
+            </w:rPr>
+          </w:pPr>
+          <w:r>
+            <w:rPr>
+              <w:rFonts w:hint="default" w:ascii="Times New Roman" w:hAnsi="Times New Roman" w:cs="Times New Roman" w:eastAsiaTheme="minorEastAsia"/>
               <w:sz w:val="32"/>
               <w:szCs w:val="32"/>
             </w:rPr>
-          </w:pPr>
+            <w:fldChar w:fldCharType="begin"/>
+          </w:r>
           <w:r>
             <w:rPr>
               <w:rFonts w:hint="default" w:ascii="Times New Roman" w:hAnsi="Times New Roman" w:cs="Times New Roman" w:eastAsiaTheme="minorEastAsia"/>
               <w:sz w:val="32"/>
               <w:szCs w:val="32"/>
             </w:rPr>
+            <w:instrText xml:space="preserve"> HYPERLINK \l _Toc18089 </w:instrText>
+          </w:r>
+          <w:r>
+            <w:rPr>
+              <w:rFonts w:hint="default" w:ascii="Times New Roman" w:hAnsi="Times New Roman" w:cs="Times New Roman" w:eastAsiaTheme="minorEastAsia"/>
+              <w:sz w:val="32"/>
+              <w:szCs w:val="32"/>
+            </w:rPr>
+            <w:fldChar w:fldCharType="separate"/>
+          </w:r>
+          <w:r>
+            <w:rPr>
+              <w:rFonts w:hint="eastAsia" w:ascii="Times New Roman" w:hAnsi="Times New Roman"/>
+              <w:sz w:val="32"/>
+              <w:lang w:val="en-US" w:eastAsia="zh-CN"/>
+            </w:rPr>
+            <w:t>2.输出结果</w:t>
+          </w:r>
+          <w:r>
+            <w:rPr>
+              <w:rFonts w:ascii="Times New Roman" w:hAnsi="Times New Roman"/>
+              <w:sz w:val="32"/>
+            </w:rPr>
+            <w:tab/>
+          </w:r>
+          <w:r>
+            <w:rPr>
+              <w:rFonts w:ascii="Times New Roman" w:hAnsi="Times New Roman"/>
+              <w:sz w:val="32"/>
+            </w:rPr>
             <w:fldChar w:fldCharType="begin"/>
           </w:r>
           <w:r>
             <w:rPr>
-              <w:rFonts w:hint="default" w:ascii="Times New Roman" w:hAnsi="Times New Roman" w:cs="Times New Roman" w:eastAsiaTheme="minorEastAsia"/>
-              <w:sz w:val="32"/>
-              <w:szCs w:val="32"/>
-            </w:rPr>
-            <w:instrText xml:space="preserve"> HYPERLINK \l _Toc32736 </w:instrText>
-          </w:r>
-          <w:r>
-            <w:rPr>
-              <w:rFonts w:hint="default" w:ascii="Times New Roman" w:hAnsi="Times New Roman" w:cs="Times New Roman" w:eastAsiaTheme="minorEastAsia"/>
-              <w:sz w:val="32"/>
-              <w:szCs w:val="32"/>
+              <w:rFonts w:ascii="Times New Roman" w:hAnsi="Times New Roman"/>
+              <w:sz w:val="32"/>
+            </w:rPr>
+            <w:instrText xml:space="preserve"> PAGEREF _Toc18089 \h </w:instrText>
+          </w:r>
+          <w:r>
+            <w:rPr>
+              <w:rFonts w:ascii="Times New Roman" w:hAnsi="Times New Roman"/>
+              <w:sz w:val="32"/>
             </w:rPr>
             <w:fldChar w:fldCharType="separate"/>
           </w:r>
           <w:r>
             <w:rPr>
-              <w:rFonts w:hint="default" w:ascii="Times New Roman" w:hAnsi="Times New Roman" w:cs="Times New Roman"/>
-              <w:sz w:val="32"/>
-              <w:szCs w:val="32"/>
-              <w:lang w:val="en-US" w:eastAsia="zh-CN"/>
-            </w:rPr>
-            <w:t>2.砂土阻力计算</w:t>
-          </w:r>
-          <w:r>
-            <w:rPr>
-              <w:rFonts w:hint="default" w:ascii="Times New Roman" w:hAnsi="Times New Roman" w:cs="Times New Roman"/>
-              <w:sz w:val="32"/>
-              <w:szCs w:val="32"/>
-            </w:rPr>
-            <w:tab/>
-          </w:r>
-          <w:r>
-            <w:rPr>
-              <w:rFonts w:hint="default" w:ascii="Times New Roman" w:hAnsi="Times New Roman" w:cs="Times New Roman"/>
-              <w:sz w:val="32"/>
-              <w:szCs w:val="32"/>
-            </w:rPr>
-            <w:fldChar w:fldCharType="begin"/>
-          </w:r>
-          <w:r>
-            <w:rPr>
-              <w:rFonts w:hint="default" w:ascii="Times New Roman" w:hAnsi="Times New Roman" w:cs="Times New Roman"/>
-              <w:sz w:val="32"/>
-              <w:szCs w:val="32"/>
-            </w:rPr>
-            <w:instrText xml:space="preserve"> PAGEREF _Toc32736 \h </w:instrText>
-          </w:r>
-          <w:r>
-            <w:rPr>
-              <w:rFonts w:hint="default" w:ascii="Times New Roman" w:hAnsi="Times New Roman" w:cs="Times New Roman"/>
-              <w:sz w:val="32"/>
-              <w:szCs w:val="32"/>
-            </w:rPr>
-            <w:fldChar w:fldCharType="separate"/>
-          </w:r>
-          <w:r>
-            <w:rPr>
-              <w:rFonts w:hint="default" w:ascii="Times New Roman" w:hAnsi="Times New Roman" w:cs="Times New Roman"/>
-              <w:sz w:val="32"/>
-              <w:szCs w:val="32"/>
-            </w:rPr>
-            <w:t>3</w:t>
-          </w:r>
-          <w:r>
-            <w:rPr>
-              <w:rFonts w:hint="default" w:ascii="Times New Roman" w:hAnsi="Times New Roman" w:cs="Times New Roman"/>
-              <w:sz w:val="32"/>
-              <w:szCs w:val="32"/>
+              <w:rFonts w:ascii="Times New Roman" w:hAnsi="Times New Roman"/>
+              <w:sz w:val="32"/>
+            </w:rPr>
+            <w:t>2</w:t>
+          </w:r>
+          <w:r>
+            <w:rPr>
+              <w:rFonts w:ascii="Times New Roman" w:hAnsi="Times New Roman"/>
+              <w:sz w:val="32"/>
             </w:rPr>
             <w:fldChar w:fldCharType="end"/>
           </w:r>
@@ -975,89 +943,81 @@
               <w:tab w:val="right" w:leader="dot" w:pos="8306"/>
             </w:tabs>
             <w:rPr>
-              <w:rFonts w:hint="default" w:ascii="Times New Roman" w:hAnsi="Times New Roman" w:cs="Times New Roman"/>
+              <w:rFonts w:ascii="Times New Roman" w:hAnsi="Times New Roman"/>
+              <w:sz w:val="32"/>
+            </w:rPr>
+          </w:pPr>
+          <w:r>
+            <w:rPr>
+              <w:rFonts w:hint="default" w:ascii="Times New Roman" w:hAnsi="Times New Roman" w:cs="Times New Roman" w:eastAsiaTheme="minorEastAsia"/>
               <w:sz w:val="32"/>
               <w:szCs w:val="32"/>
             </w:rPr>
-          </w:pPr>
+            <w:fldChar w:fldCharType="begin"/>
+          </w:r>
           <w:r>
             <w:rPr>
               <w:rFonts w:hint="default" w:ascii="Times New Roman" w:hAnsi="Times New Roman" w:cs="Times New Roman" w:eastAsiaTheme="minorEastAsia"/>
               <w:sz w:val="32"/>
               <w:szCs w:val="32"/>
             </w:rPr>
+            <w:instrText xml:space="preserve"> HYPERLINK \l _Toc19455 </w:instrText>
+          </w:r>
+          <w:r>
+            <w:rPr>
+              <w:rFonts w:hint="default" w:ascii="Times New Roman" w:hAnsi="Times New Roman" w:cs="Times New Roman" w:eastAsiaTheme="minorEastAsia"/>
+              <w:sz w:val="32"/>
+              <w:szCs w:val="32"/>
+            </w:rPr>
+            <w:fldChar w:fldCharType="separate"/>
+          </w:r>
+          <w:r>
+            <w:rPr>
+              <w:rFonts w:hint="eastAsia" w:ascii="Times New Roman" w:hAnsi="Times New Roman"/>
+              <w:sz w:val="32"/>
+              <w:lang w:val="en-US" w:eastAsia="zh-CN"/>
+            </w:rPr>
+            <w:t>2.1输出结果</w:t>
+          </w:r>
+          <w:r>
+            <w:rPr>
+              <w:rFonts w:ascii="Times New Roman" w:hAnsi="Times New Roman"/>
+              <w:sz w:val="32"/>
+            </w:rPr>
+            <w:tab/>
+          </w:r>
+          <w:r>
+            <w:rPr>
+              <w:rFonts w:ascii="Times New Roman" w:hAnsi="Times New Roman"/>
+              <w:sz w:val="32"/>
+            </w:rPr>
             <w:fldChar w:fldCharType="begin"/>
           </w:r>
           <w:r>
             <w:rPr>
-              <w:rFonts w:hint="default" w:ascii="Times New Roman" w:hAnsi="Times New Roman" w:cs="Times New Roman" w:eastAsiaTheme="minorEastAsia"/>
-              <w:sz w:val="32"/>
-              <w:szCs w:val="32"/>
-            </w:rPr>
-            <w:instrText xml:space="preserve"> HYPERLINK \l _Toc14000 </w:instrText>
-          </w:r>
-          <w:r>
-            <w:rPr>
-              <w:rFonts w:hint="default" w:ascii="Times New Roman" w:hAnsi="Times New Roman" w:cs="Times New Roman" w:eastAsiaTheme="minorEastAsia"/>
-              <w:sz w:val="32"/>
-              <w:szCs w:val="32"/>
+              <w:rFonts w:ascii="Times New Roman" w:hAnsi="Times New Roman"/>
+              <w:sz w:val="32"/>
+            </w:rPr>
+            <w:instrText xml:space="preserve"> PAGEREF _Toc19455 \h </w:instrText>
+          </w:r>
+          <w:r>
+            <w:rPr>
+              <w:rFonts w:ascii="Times New Roman" w:hAnsi="Times New Roman"/>
+              <w:sz w:val="32"/>
             </w:rPr>
             <w:fldChar w:fldCharType="separate"/>
           </w:r>
           <w:r>
             <w:rPr>
-              <w:rFonts w:hint="default" w:ascii="Times New Roman" w:hAnsi="Times New Roman" w:cs="Times New Roman"/>
-              <w:sz w:val="32"/>
-              <w:szCs w:val="32"/>
-              <w:lang w:val="en-US" w:eastAsia="zh-CN"/>
-            </w:rPr>
-            <w:t>2.1砂土端阻力</w:t>
-          </w:r>
-          <w:r>
-            <w:rPr>
-              <w:rFonts w:hint="default" w:ascii="Times New Roman" w:hAnsi="Times New Roman" w:cs="Times New Roman"/>
-              <w:sz w:val="32"/>
-              <w:szCs w:val="32"/>
-            </w:rPr>
-            <w:tab/>
-          </w:r>
-          <w:r>
-            <w:rPr>
-              <w:rFonts w:hint="default" w:ascii="Times New Roman" w:hAnsi="Times New Roman" w:cs="Times New Roman"/>
-              <w:sz w:val="32"/>
-              <w:szCs w:val="32"/>
-            </w:rPr>
-            <w:fldChar w:fldCharType="begin"/>
-          </w:r>
-          <w:r>
-            <w:rPr>
-              <w:rFonts w:hint="default" w:ascii="Times New Roman" w:hAnsi="Times New Roman" w:cs="Times New Roman"/>
-              <w:sz w:val="32"/>
-              <w:szCs w:val="32"/>
-            </w:rPr>
-            <w:instrText xml:space="preserve"> PAGEREF _Toc14000 \h </w:instrText>
-          </w:r>
-          <w:r>
-            <w:rPr>
-              <w:rFonts w:hint="default" w:ascii="Times New Roman" w:hAnsi="Times New Roman" w:cs="Times New Roman"/>
-              <w:sz w:val="32"/>
-              <w:szCs w:val="32"/>
-            </w:rPr>
-            <w:fldChar w:fldCharType="separate"/>
-          </w:r>
-          <w:r>
-            <w:rPr>
-              <w:rFonts w:hint="default" w:ascii="Times New Roman" w:hAnsi="Times New Roman" w:cs="Times New Roman"/>
-              <w:sz w:val="32"/>
-              <w:szCs w:val="32"/>
-            </w:rPr>
-            <w:t>3</w:t>
-          </w:r>
-          <w:r>
-            <w:rPr>
-              <w:rFonts w:hint="default" w:ascii="Times New Roman" w:hAnsi="Times New Roman" w:cs="Times New Roman"/>
-              <w:sz w:val="32"/>
-              <w:szCs w:val="32"/>
+              <w:rFonts w:ascii="Times New Roman" w:hAnsi="Times New Roman"/>
+              <w:sz w:val="32"/>
+            </w:rPr>
+            <w:t>2</w:t>
+          </w:r>
+          <w:r>
+            <w:rPr>
+              <w:rFonts w:ascii="Times New Roman" w:hAnsi="Times New Roman"/>
+              <w:sz w:val="32"/>
             </w:rPr>
             <w:fldChar w:fldCharType="end"/>
           </w:r>
@@ -1076,498 +1036,78 @@
             <w:tabs>
               <w:tab w:val="right" w:leader="dot" w:pos="8306"/>
             </w:tabs>
-            <w:rPr>
-              <w:rFonts w:hint="default" w:ascii="Times New Roman" w:hAnsi="Times New Roman" w:cs="Times New Roman"/>
+          </w:pPr>
+          <w:r>
+            <w:rPr>
+              <w:rFonts w:hint="default" w:ascii="Times New Roman" w:hAnsi="Times New Roman" w:cs="Times New Roman" w:eastAsiaTheme="minorEastAsia"/>
               <w:sz w:val="32"/>
               <w:szCs w:val="32"/>
             </w:rPr>
-          </w:pPr>
+            <w:fldChar w:fldCharType="begin"/>
+          </w:r>
           <w:r>
             <w:rPr>
               <w:rFonts w:hint="default" w:ascii="Times New Roman" w:hAnsi="Times New Roman" w:cs="Times New Roman" w:eastAsiaTheme="minorEastAsia"/>
               <w:sz w:val="32"/>
               <w:szCs w:val="32"/>
             </w:rPr>
+            <w:instrText xml:space="preserve"> HYPERLINK \l _Toc29762 </w:instrText>
+          </w:r>
+          <w:r>
+            <w:rPr>
+              <w:rFonts w:hint="default" w:ascii="Times New Roman" w:hAnsi="Times New Roman" w:cs="Times New Roman" w:eastAsiaTheme="minorEastAsia"/>
+              <w:sz w:val="32"/>
+              <w:szCs w:val="32"/>
+            </w:rPr>
+            <w:fldChar w:fldCharType="separate"/>
+          </w:r>
+          <w:r>
+            <w:rPr>
+              <w:rFonts w:hint="eastAsia" w:ascii="Times New Roman" w:hAnsi="Times New Roman"/>
+              <w:sz w:val="32"/>
+              <w:lang w:val="en-US" w:eastAsia="zh-CN"/>
+            </w:rPr>
+            <w:t>2.2输出结果曲线</w:t>
+          </w:r>
+          <w:r>
+            <w:rPr>
+              <w:rFonts w:ascii="Times New Roman" w:hAnsi="Times New Roman"/>
+              <w:sz w:val="32"/>
+            </w:rPr>
+            <w:tab/>
+          </w:r>
+          <w:r>
+            <w:rPr>
+              <w:rFonts w:ascii="Times New Roman" w:hAnsi="Times New Roman"/>
+              <w:sz w:val="32"/>
+            </w:rPr>
             <w:fldChar w:fldCharType="begin"/>
           </w:r>
           <w:r>
             <w:rPr>
-              <w:rFonts w:hint="default" w:ascii="Times New Roman" w:hAnsi="Times New Roman" w:cs="Times New Roman" w:eastAsiaTheme="minorEastAsia"/>
-              <w:sz w:val="32"/>
-              <w:szCs w:val="32"/>
-            </w:rPr>
-            <w:instrText xml:space="preserve"> HYPERLINK \l _Toc32109 </w:instrText>
-          </w:r>
-          <w:r>
-            <w:rPr>
-              <w:rFonts w:hint="default" w:ascii="Times New Roman" w:hAnsi="Times New Roman" w:cs="Times New Roman" w:eastAsiaTheme="minorEastAsia"/>
-              <w:sz w:val="32"/>
-              <w:szCs w:val="32"/>
+              <w:rFonts w:ascii="Times New Roman" w:hAnsi="Times New Roman"/>
+              <w:sz w:val="32"/>
+            </w:rPr>
+            <w:instrText xml:space="preserve"> PAGEREF _Toc29762 \h </w:instrText>
+          </w:r>
+          <w:r>
+            <w:rPr>
+              <w:rFonts w:ascii="Times New Roman" w:hAnsi="Times New Roman"/>
+              <w:sz w:val="32"/>
             </w:rPr>
             <w:fldChar w:fldCharType="separate"/>
           </w:r>
           <w:r>
             <w:rPr>
-              <w:rFonts w:hint="default" w:ascii="Times New Roman" w:hAnsi="Times New Roman" w:cs="Times New Roman"/>
-              <w:sz w:val="32"/>
-              <w:szCs w:val="32"/>
-              <w:lang w:val="en-US" w:eastAsia="zh-CN"/>
-            </w:rPr>
-            <w:t>2.2砂土侧阻力</w:t>
-          </w:r>
-          <w:r>
-            <w:rPr>
-              <w:rFonts w:hint="default" w:ascii="Times New Roman" w:hAnsi="Times New Roman" w:cs="Times New Roman"/>
-              <w:sz w:val="32"/>
-              <w:szCs w:val="32"/>
-            </w:rPr>
-            <w:tab/>
-          </w:r>
-          <w:r>
-            <w:rPr>
-              <w:rFonts w:hint="default" w:ascii="Times New Roman" w:hAnsi="Times New Roman" w:cs="Times New Roman"/>
-              <w:sz w:val="32"/>
-              <w:szCs w:val="32"/>
-            </w:rPr>
-            <w:fldChar w:fldCharType="begin"/>
-          </w:r>
-          <w:r>
-            <w:rPr>
-              <w:rFonts w:hint="default" w:ascii="Times New Roman" w:hAnsi="Times New Roman" w:cs="Times New Roman"/>
-              <w:sz w:val="32"/>
-              <w:szCs w:val="32"/>
-            </w:rPr>
-            <w:instrText xml:space="preserve"> PAGEREF _Toc32109 \h </w:instrText>
-          </w:r>
-          <w:r>
-            <w:rPr>
-              <w:rFonts w:hint="default" w:ascii="Times New Roman" w:hAnsi="Times New Roman" w:cs="Times New Roman"/>
-              <w:sz w:val="32"/>
-              <w:szCs w:val="32"/>
-            </w:rPr>
-            <w:fldChar w:fldCharType="separate"/>
-          </w:r>
-          <w:r>
-            <w:rPr>
-              <w:rFonts w:hint="default" w:ascii="Times New Roman" w:hAnsi="Times New Roman" w:cs="Times New Roman"/>
-              <w:sz w:val="32"/>
-              <w:szCs w:val="32"/>
-            </w:rPr>
-            <w:t>4</w:t>
-          </w:r>
-          <w:r>
-            <w:rPr>
-              <w:rFonts w:hint="default" w:ascii="Times New Roman" w:hAnsi="Times New Roman" w:cs="Times New Roman"/>
-              <w:sz w:val="32"/>
-              <w:szCs w:val="32"/>
-            </w:rPr>
-            <w:fldChar w:fldCharType="end"/>
-          </w:r>
-          <w:r>
-            <w:rPr>
-              <w:rFonts w:hint="default" w:ascii="Times New Roman" w:hAnsi="Times New Roman" w:cs="Times New Roman" w:eastAsiaTheme="minorEastAsia"/>
-              <w:sz w:val="32"/>
-              <w:szCs w:val="32"/>
-            </w:rPr>
-            <w:fldChar w:fldCharType="end"/>
-          </w:r>
-        </w:p>
-        <w:p>
-          <w:pPr>
-            <w:pStyle w:val="8"/>
-            <w:tabs>
-              <w:tab w:val="right" w:leader="dot" w:pos="8306"/>
-            </w:tabs>
-            <w:rPr>
-              <w:rFonts w:hint="default" w:ascii="Times New Roman" w:hAnsi="Times New Roman" w:cs="Times New Roman"/>
-              <w:sz w:val="32"/>
-              <w:szCs w:val="32"/>
-            </w:rPr>
-          </w:pPr>
-          <w:r>
-            <w:rPr>
-              <w:rFonts w:hint="default" w:ascii="Times New Roman" w:hAnsi="Times New Roman" w:cs="Times New Roman" w:eastAsiaTheme="minorEastAsia"/>
-              <w:sz w:val="32"/>
-              <w:szCs w:val="32"/>
-            </w:rPr>
-            <w:fldChar w:fldCharType="begin"/>
-          </w:r>
-          <w:r>
-            <w:rPr>
-              <w:rFonts w:hint="default" w:ascii="Times New Roman" w:hAnsi="Times New Roman" w:cs="Times New Roman" w:eastAsiaTheme="minorEastAsia"/>
-              <w:sz w:val="32"/>
-              <w:szCs w:val="32"/>
-            </w:rPr>
-            <w:instrText xml:space="preserve"> HYPERLINK \l _Toc15454 </w:instrText>
-          </w:r>
-          <w:r>
-            <w:rPr>
-              <w:rFonts w:hint="default" w:ascii="Times New Roman" w:hAnsi="Times New Roman" w:cs="Times New Roman" w:eastAsiaTheme="minorEastAsia"/>
-              <w:sz w:val="32"/>
-              <w:szCs w:val="32"/>
-            </w:rPr>
-            <w:fldChar w:fldCharType="separate"/>
-          </w:r>
-          <w:r>
-            <w:rPr>
-              <w:rFonts w:hint="default" w:ascii="Times New Roman" w:hAnsi="Times New Roman" w:cs="Times New Roman"/>
-              <w:sz w:val="32"/>
-              <w:szCs w:val="32"/>
-              <w:lang w:val="en-US" w:eastAsia="zh-CN"/>
-            </w:rPr>
-            <w:t>3.黏土阻力计算</w:t>
-          </w:r>
-          <w:r>
-            <w:rPr>
-              <w:rFonts w:hint="default" w:ascii="Times New Roman" w:hAnsi="Times New Roman" w:cs="Times New Roman"/>
-              <w:sz w:val="32"/>
-              <w:szCs w:val="32"/>
-            </w:rPr>
-            <w:tab/>
-          </w:r>
-          <w:r>
-            <w:rPr>
-              <w:rFonts w:hint="default" w:ascii="Times New Roman" w:hAnsi="Times New Roman" w:cs="Times New Roman"/>
-              <w:sz w:val="32"/>
-              <w:szCs w:val="32"/>
-            </w:rPr>
-            <w:fldChar w:fldCharType="begin"/>
-          </w:r>
-          <w:r>
-            <w:rPr>
-              <w:rFonts w:hint="default" w:ascii="Times New Roman" w:hAnsi="Times New Roman" w:cs="Times New Roman"/>
-              <w:sz w:val="32"/>
-              <w:szCs w:val="32"/>
-            </w:rPr>
-            <w:instrText xml:space="preserve"> PAGEREF _Toc15454 \h </w:instrText>
-          </w:r>
-          <w:r>
-            <w:rPr>
-              <w:rFonts w:hint="default" w:ascii="Times New Roman" w:hAnsi="Times New Roman" w:cs="Times New Roman"/>
-              <w:sz w:val="32"/>
-              <w:szCs w:val="32"/>
-            </w:rPr>
-            <w:fldChar w:fldCharType="separate"/>
-          </w:r>
-          <w:r>
-            <w:rPr>
-              <w:rFonts w:hint="default" w:ascii="Times New Roman" w:hAnsi="Times New Roman" w:cs="Times New Roman"/>
-              <w:sz w:val="32"/>
-              <w:szCs w:val="32"/>
-            </w:rPr>
-            <w:t>5</w:t>
-          </w:r>
-          <w:r>
-            <w:rPr>
-              <w:rFonts w:hint="default" w:ascii="Times New Roman" w:hAnsi="Times New Roman" w:cs="Times New Roman"/>
-              <w:sz w:val="32"/>
-              <w:szCs w:val="32"/>
-            </w:rPr>
-            <w:fldChar w:fldCharType="end"/>
-          </w:r>
-          <w:r>
-            <w:rPr>
-              <w:rFonts w:hint="default" w:ascii="Times New Roman" w:hAnsi="Times New Roman" w:cs="Times New Roman" w:eastAsiaTheme="minorEastAsia"/>
-              <w:sz w:val="32"/>
-              <w:szCs w:val="32"/>
-            </w:rPr>
-            <w:fldChar w:fldCharType="end"/>
-          </w:r>
-        </w:p>
-        <w:p>
-          <w:pPr>
-            <w:pStyle w:val="8"/>
-            <w:tabs>
-              <w:tab w:val="right" w:leader="dot" w:pos="8306"/>
-            </w:tabs>
-            <w:rPr>
-              <w:rFonts w:hint="default" w:ascii="Times New Roman" w:hAnsi="Times New Roman" w:cs="Times New Roman"/>
-              <w:sz w:val="32"/>
-              <w:szCs w:val="32"/>
-            </w:rPr>
-          </w:pPr>
-          <w:r>
-            <w:rPr>
-              <w:rFonts w:hint="default" w:ascii="Times New Roman" w:hAnsi="Times New Roman" w:cs="Times New Roman" w:eastAsiaTheme="minorEastAsia"/>
-              <w:sz w:val="32"/>
-              <w:szCs w:val="32"/>
-            </w:rPr>
-            <w:fldChar w:fldCharType="begin"/>
-          </w:r>
-          <w:r>
-            <w:rPr>
-              <w:rFonts w:hint="default" w:ascii="Times New Roman" w:hAnsi="Times New Roman" w:cs="Times New Roman" w:eastAsiaTheme="minorEastAsia"/>
-              <w:sz w:val="32"/>
-              <w:szCs w:val="32"/>
-            </w:rPr>
-            <w:instrText xml:space="preserve"> HYPERLINK \l _Toc2051 </w:instrText>
-          </w:r>
-          <w:r>
-            <w:rPr>
-              <w:rFonts w:hint="default" w:ascii="Times New Roman" w:hAnsi="Times New Roman" w:cs="Times New Roman" w:eastAsiaTheme="minorEastAsia"/>
-              <w:sz w:val="32"/>
-              <w:szCs w:val="32"/>
-            </w:rPr>
-            <w:fldChar w:fldCharType="separate"/>
-          </w:r>
-          <w:r>
-            <w:rPr>
-              <w:rFonts w:hint="default" w:ascii="Times New Roman" w:hAnsi="Times New Roman" w:cs="Times New Roman"/>
-              <w:sz w:val="32"/>
-              <w:szCs w:val="32"/>
-              <w:lang w:val="en-US" w:eastAsia="zh-CN"/>
-            </w:rPr>
-            <w:t>3.1黏土端阻力</w:t>
-          </w:r>
-          <w:r>
-            <w:rPr>
-              <w:rFonts w:hint="default" w:ascii="Times New Roman" w:hAnsi="Times New Roman" w:cs="Times New Roman"/>
-              <w:sz w:val="32"/>
-              <w:szCs w:val="32"/>
-            </w:rPr>
-            <w:tab/>
-          </w:r>
-          <w:r>
-            <w:rPr>
-              <w:rFonts w:hint="default" w:ascii="Times New Roman" w:hAnsi="Times New Roman" w:cs="Times New Roman"/>
-              <w:sz w:val="32"/>
-              <w:szCs w:val="32"/>
-            </w:rPr>
-            <w:fldChar w:fldCharType="begin"/>
-          </w:r>
-          <w:r>
-            <w:rPr>
-              <w:rFonts w:hint="default" w:ascii="Times New Roman" w:hAnsi="Times New Roman" w:cs="Times New Roman"/>
-              <w:sz w:val="32"/>
-              <w:szCs w:val="32"/>
-            </w:rPr>
-            <w:instrText xml:space="preserve"> PAGEREF _Toc2051 \h </w:instrText>
-          </w:r>
-          <w:r>
-            <w:rPr>
-              <w:rFonts w:hint="default" w:ascii="Times New Roman" w:hAnsi="Times New Roman" w:cs="Times New Roman"/>
-              <w:sz w:val="32"/>
-              <w:szCs w:val="32"/>
-            </w:rPr>
-            <w:fldChar w:fldCharType="separate"/>
-          </w:r>
-          <w:r>
-            <w:rPr>
-              <w:rFonts w:hint="default" w:ascii="Times New Roman" w:hAnsi="Times New Roman" w:cs="Times New Roman"/>
-              <w:sz w:val="32"/>
-              <w:szCs w:val="32"/>
-            </w:rPr>
-            <w:t>5</w:t>
-          </w:r>
-          <w:r>
-            <w:rPr>
-              <w:rFonts w:hint="default" w:ascii="Times New Roman" w:hAnsi="Times New Roman" w:cs="Times New Roman"/>
-              <w:sz w:val="32"/>
-              <w:szCs w:val="32"/>
-            </w:rPr>
-            <w:fldChar w:fldCharType="end"/>
-          </w:r>
-          <w:r>
-            <w:rPr>
-              <w:rFonts w:hint="default" w:ascii="Times New Roman" w:hAnsi="Times New Roman" w:cs="Times New Roman" w:eastAsiaTheme="minorEastAsia"/>
-              <w:sz w:val="32"/>
-              <w:szCs w:val="32"/>
-            </w:rPr>
-            <w:fldChar w:fldCharType="end"/>
-          </w:r>
-        </w:p>
-        <w:p>
-          <w:pPr>
-            <w:pStyle w:val="8"/>
-            <w:tabs>
-              <w:tab w:val="right" w:leader="dot" w:pos="8306"/>
-            </w:tabs>
-            <w:rPr>
-              <w:rFonts w:hint="default" w:ascii="Times New Roman" w:hAnsi="Times New Roman" w:cs="Times New Roman"/>
-              <w:sz w:val="32"/>
-              <w:szCs w:val="32"/>
-            </w:rPr>
-          </w:pPr>
-          <w:r>
-            <w:rPr>
-              <w:rFonts w:hint="default" w:ascii="Times New Roman" w:hAnsi="Times New Roman" w:cs="Times New Roman" w:eastAsiaTheme="minorEastAsia"/>
-              <w:sz w:val="32"/>
-              <w:szCs w:val="32"/>
-            </w:rPr>
-            <w:fldChar w:fldCharType="begin"/>
-          </w:r>
-          <w:r>
-            <w:rPr>
-              <w:rFonts w:hint="default" w:ascii="Times New Roman" w:hAnsi="Times New Roman" w:cs="Times New Roman" w:eastAsiaTheme="minorEastAsia"/>
-              <w:sz w:val="32"/>
-              <w:szCs w:val="32"/>
-            </w:rPr>
-            <w:instrText xml:space="preserve"> HYPERLINK \l _Toc1498 </w:instrText>
-          </w:r>
-          <w:r>
-            <w:rPr>
-              <w:rFonts w:hint="default" w:ascii="Times New Roman" w:hAnsi="Times New Roman" w:cs="Times New Roman" w:eastAsiaTheme="minorEastAsia"/>
-              <w:sz w:val="32"/>
-              <w:szCs w:val="32"/>
-            </w:rPr>
-            <w:fldChar w:fldCharType="separate"/>
-          </w:r>
-          <w:r>
-            <w:rPr>
-              <w:rFonts w:hint="default" w:ascii="Times New Roman" w:hAnsi="Times New Roman" w:cs="Times New Roman"/>
-              <w:sz w:val="32"/>
-              <w:szCs w:val="32"/>
-              <w:lang w:val="en-US" w:eastAsia="zh-CN"/>
-            </w:rPr>
-            <w:t>3.1黏土侧阻力</w:t>
-          </w:r>
-          <w:r>
-            <w:rPr>
-              <w:rFonts w:hint="default" w:ascii="Times New Roman" w:hAnsi="Times New Roman" w:cs="Times New Roman"/>
-              <w:sz w:val="32"/>
-              <w:szCs w:val="32"/>
-            </w:rPr>
-            <w:tab/>
-          </w:r>
-          <w:r>
-            <w:rPr>
-              <w:rFonts w:hint="default" w:ascii="Times New Roman" w:hAnsi="Times New Roman" w:cs="Times New Roman"/>
-              <w:sz w:val="32"/>
-              <w:szCs w:val="32"/>
-            </w:rPr>
-            <w:fldChar w:fldCharType="begin"/>
-          </w:r>
-          <w:r>
-            <w:rPr>
-              <w:rFonts w:hint="default" w:ascii="Times New Roman" w:hAnsi="Times New Roman" w:cs="Times New Roman"/>
-              <w:sz w:val="32"/>
-              <w:szCs w:val="32"/>
-            </w:rPr>
-            <w:instrText xml:space="preserve"> PAGEREF _Toc1498 \h </w:instrText>
-          </w:r>
-          <w:r>
-            <w:rPr>
-              <w:rFonts w:hint="default" w:ascii="Times New Roman" w:hAnsi="Times New Roman" w:cs="Times New Roman"/>
-              <w:sz w:val="32"/>
-              <w:szCs w:val="32"/>
-            </w:rPr>
-            <w:fldChar w:fldCharType="separate"/>
-          </w:r>
-          <w:r>
-            <w:rPr>
-              <w:rFonts w:hint="default" w:ascii="Times New Roman" w:hAnsi="Times New Roman" w:cs="Times New Roman"/>
-              <w:sz w:val="32"/>
-              <w:szCs w:val="32"/>
-            </w:rPr>
-            <w:t>5</w:t>
-          </w:r>
-          <w:r>
-            <w:rPr>
-              <w:rFonts w:hint="default" w:ascii="Times New Roman" w:hAnsi="Times New Roman" w:cs="Times New Roman"/>
-              <w:sz w:val="32"/>
-              <w:szCs w:val="32"/>
-            </w:rPr>
-            <w:fldChar w:fldCharType="end"/>
-          </w:r>
-          <w:r>
-            <w:rPr>
-              <w:rFonts w:hint="default" w:ascii="Times New Roman" w:hAnsi="Times New Roman" w:cs="Times New Roman" w:eastAsiaTheme="minorEastAsia"/>
-              <w:sz w:val="32"/>
-              <w:szCs w:val="32"/>
-            </w:rPr>
-            <w:fldChar w:fldCharType="end"/>
-          </w:r>
-        </w:p>
-        <w:p>
-          <w:pPr>
-            <w:pStyle w:val="8"/>
-            <w:tabs>
-              <w:tab w:val="right" w:leader="dot" w:pos="8306"/>
-            </w:tabs>
-            <w:rPr>
-              <w:rFonts w:hint="default" w:ascii="Times New Roman" w:hAnsi="Times New Roman" w:cs="Times New Roman"/>
-              <w:sz w:val="32"/>
-              <w:szCs w:val="32"/>
-            </w:rPr>
-          </w:pPr>
-          <w:r>
-            <w:rPr>
-              <w:rFonts w:hint="default" w:ascii="Times New Roman" w:hAnsi="Times New Roman" w:cs="Times New Roman" w:eastAsiaTheme="minorEastAsia"/>
-              <w:sz w:val="32"/>
-              <w:szCs w:val="32"/>
-            </w:rPr>
-            <w:fldChar w:fldCharType="begin"/>
-          </w:r>
-          <w:r>
-            <w:rPr>
-              <w:rFonts w:hint="default" w:ascii="Times New Roman" w:hAnsi="Times New Roman" w:cs="Times New Roman" w:eastAsiaTheme="minorEastAsia"/>
-              <w:sz w:val="32"/>
-              <w:szCs w:val="32"/>
-            </w:rPr>
-            <w:instrText xml:space="preserve"> HYPERLINK \l _Toc15220 </w:instrText>
-          </w:r>
-          <w:r>
-            <w:rPr>
-              <w:rFonts w:hint="default" w:ascii="Times New Roman" w:hAnsi="Times New Roman" w:cs="Times New Roman" w:eastAsiaTheme="minorEastAsia"/>
-              <w:sz w:val="32"/>
-              <w:szCs w:val="32"/>
-            </w:rPr>
-            <w:fldChar w:fldCharType="separate"/>
-          </w:r>
-          <w:r>
-            <w:rPr>
-              <w:rFonts w:hint="default" w:ascii="Times New Roman" w:hAnsi="Times New Roman" w:cs="Times New Roman"/>
-              <w:sz w:val="32"/>
-              <w:szCs w:val="32"/>
-              <w:lang w:val="en-US" w:eastAsia="zh-CN"/>
-            </w:rPr>
-            <w:t>4.竖向承载力汇总计算准则</w:t>
-          </w:r>
-          <w:r>
-            <w:rPr>
-              <w:rFonts w:hint="default" w:ascii="Times New Roman" w:hAnsi="Times New Roman" w:cs="Times New Roman"/>
-              <w:sz w:val="32"/>
-              <w:szCs w:val="32"/>
-            </w:rPr>
-            <w:tab/>
-          </w:r>
-          <w:r>
-            <w:rPr>
-              <w:rFonts w:hint="default" w:ascii="Times New Roman" w:hAnsi="Times New Roman" w:cs="Times New Roman"/>
-              <w:sz w:val="32"/>
-              <w:szCs w:val="32"/>
-            </w:rPr>
-            <w:fldChar w:fldCharType="begin"/>
-          </w:r>
-          <w:r>
-            <w:rPr>
-              <w:rFonts w:hint="default" w:ascii="Times New Roman" w:hAnsi="Times New Roman" w:cs="Times New Roman"/>
-              <w:sz w:val="32"/>
-              <w:szCs w:val="32"/>
-            </w:rPr>
-            <w:instrText xml:space="preserve"> PAGEREF _Toc15220 \h </w:instrText>
-          </w:r>
-          <w:r>
-            <w:rPr>
-              <w:rFonts w:hint="default" w:ascii="Times New Roman" w:hAnsi="Times New Roman" w:cs="Times New Roman"/>
-              <w:sz w:val="32"/>
-              <w:szCs w:val="32"/>
-            </w:rPr>
-            <w:fldChar w:fldCharType="separate"/>
-          </w:r>
-          <w:r>
-            <w:rPr>
-              <w:rFonts w:hint="default" w:ascii="Times New Roman" w:hAnsi="Times New Roman" w:cs="Times New Roman"/>
-              <w:sz w:val="32"/>
-              <w:szCs w:val="32"/>
-            </w:rPr>
-            <w:t>6</w:t>
-          </w:r>
-          <w:r>
-            <w:rPr>
-              <w:rFonts w:hint="default" w:ascii="Times New Roman" w:hAnsi="Times New Roman" w:cs="Times New Roman"/>
-              <w:sz w:val="32"/>
-              <w:szCs w:val="32"/>
+              <w:rFonts w:ascii="Times New Roman" w:hAnsi="Times New Roman"/>
+              <w:sz w:val="32"/>
+            </w:rPr>
+            <w:t>2</w:t>
+          </w:r>
+          <w:r>
+            <w:rPr>
+              <w:rFonts w:ascii="Times New Roman" w:hAnsi="Times New Roman"/>
+              <w:sz w:val="32"/>
             </w:rPr>
             <w:fldChar w:fldCharType="end"/>
           </w:r>
@@ -1596,7 +1136,6 @@
           <w:r>
             <w:rPr>
               <w:rFonts w:hint="default" w:ascii="Times New Roman" w:hAnsi="Times New Roman" w:cs="Times New Roman" w:eastAsiaTheme="minorEastAsia"/>
-              <w:sz w:val="32"/>
               <w:szCs w:val="32"/>
             </w:rPr>
             <w:fldChar w:fldCharType="end"/>
@@ -1645,6 +1184,8 @@
           <w:lang w:val="en-US" w:eastAsia="zh-CN" w:bidi="ar-SA"/>
         </w:rPr>
       </w:pPr>
+      <w:bookmarkStart w:id="6" w:name="_GoBack"/>
+      <w:bookmarkEnd w:id="6"/>
     </w:p>
     <w:p>
       <w:pPr>
@@ -1890,7 +1431,7 @@
           <w:lang w:val="en-US" w:eastAsia="zh-CN"/>
         </w:rPr>
       </w:pPr>
-      <w:bookmarkStart w:id="0" w:name="_Toc16894"/>
+      <w:bookmarkStart w:id="0" w:name="_Toc1544"/>
       <w:r>
         <w:rPr>
           <w:rFonts w:hint="eastAsia"/>
@@ -1898,6 +1439,7 @@
         </w:rPr>
         <w:t>1.输入参数</w:t>
       </w:r>
+      <w:bookmarkEnd w:id="0"/>
     </w:p>
     <w:p>
       <w:pPr>
@@ -1908,25 +1450,19 @@
           <w:lang w:val="en-US" w:eastAsia="zh-CN"/>
         </w:rPr>
       </w:pPr>
+      <w:bookmarkStart w:id="1" w:name="_Toc28028"/>
       <w:r>
         <w:rPr>
           <w:rFonts w:hint="eastAsia"/>
           <w:lang w:val="en-US" w:eastAsia="zh-CN"/>
         </w:rPr>
-        <w:t>1.</w:t>
+        <w:t>1.1筒体输入参数</w:t>
       </w:r>
-      <w:bookmarkEnd w:id="0"/>
-      <w:r>
-        <w:rPr>
-          <w:rFonts w:hint="eastAsia"/>
-          <w:lang w:val="en-US" w:eastAsia="zh-CN"/>
-        </w:rPr>
-        <w:t>1筒体输入参数</w:t>
-      </w:r>
+      <w:bookmarkEnd w:id="1"/>
     </w:p>
     <w:p>
       <w:pPr>
-        <w:pStyle w:val="25"/>
+        <w:pStyle w:val="28"/>
         <w:ind w:firstLine="480"/>
         <w:rPr>
           <w:rFonts w:hint="default"/>
@@ -1998,7 +1534,7 @@
               <w:bottom w:val="single" w:color="auto" w:sz="4" w:space="0"/>
               <w:right w:val="single" w:color="auto" w:sz="4" w:space="0"/>
             </w:tcBorders>
-            <w:shd w:val="clear" w:color="auto" w:fill="FFFF00"/>
+            <w:shd w:val="clear" w:color="auto" w:fill="auto"/>
             <w:noWrap/>
             <w:vAlign w:val="bottom"/>
           </w:tcPr>
@@ -2056,7 +1592,7 @@
             </w:r>
             <w:r>
               <w:rPr>
-                <w:rStyle w:val="30"/>
+                <w:rStyle w:val="33"/>
                 <w:rFonts w:eastAsia="等线"/>
                 <w:lang w:val="en-US" w:eastAsia="zh-CN" w:bidi="ar"/>
               </w:rPr>
@@ -2064,7 +1600,7 @@
             </w:r>
             <w:r>
               <w:rPr>
-                <w:rStyle w:val="31"/>
+                <w:rStyle w:val="34"/>
                 <w:rFonts w:eastAsia="等线"/>
                 <w:lang w:val="en-US" w:eastAsia="zh-CN" w:bidi="ar"/>
               </w:rPr>
@@ -2081,7 +1617,7 @@
               <w:bottom w:val="single" w:color="auto" w:sz="4" w:space="0"/>
               <w:right w:val="single" w:color="auto" w:sz="4" w:space="0"/>
             </w:tcBorders>
-            <w:shd w:val="clear" w:color="auto" w:fill="FFFF00"/>
+            <w:shd w:val="clear" w:color="auto" w:fill="auto"/>
             <w:noWrap/>
             <w:vAlign w:val="bottom"/>
           </w:tcPr>
@@ -2152,7 +1688,7 @@
               <w:bottom w:val="single" w:color="auto" w:sz="4" w:space="0"/>
               <w:right w:val="single" w:color="auto" w:sz="4" w:space="0"/>
             </w:tcBorders>
-            <w:shd w:val="clear" w:color="auto" w:fill="FFFF00"/>
+            <w:shd w:val="clear" w:color="auto" w:fill="auto"/>
             <w:noWrap/>
             <w:vAlign w:val="bottom"/>
           </w:tcPr>
@@ -2210,7 +1746,7 @@
             </w:r>
             <w:r>
               <w:rPr>
-                <w:rStyle w:val="31"/>
+                <w:rStyle w:val="34"/>
                 <w:rFonts w:eastAsia="等线"/>
                 <w:lang w:val="en-US" w:eastAsia="zh-CN" w:bidi="ar"/>
               </w:rPr>
@@ -2227,7 +1763,7 @@
               <w:bottom w:val="single" w:color="auto" w:sz="4" w:space="0"/>
               <w:right w:val="single" w:color="auto" w:sz="4" w:space="0"/>
             </w:tcBorders>
-            <w:shd w:val="clear" w:color="auto" w:fill="FFFF00"/>
+            <w:shd w:val="clear" w:color="auto" w:fill="auto"/>
             <w:noWrap/>
             <w:vAlign w:val="bottom"/>
           </w:tcPr>
@@ -2297,7 +1833,7 @@
               <w:bottom w:val="single" w:color="auto" w:sz="4" w:space="0"/>
               <w:right w:val="single" w:color="auto" w:sz="4" w:space="0"/>
             </w:tcBorders>
-            <w:shd w:val="clear" w:color="auto" w:fill="FF0000"/>
+            <w:shd w:val="clear" w:color="auto" w:fill="auto"/>
             <w:noWrap/>
             <w:vAlign w:val="bottom"/>
           </w:tcPr>
@@ -2348,7 +1884,7 @@
               <w:bottom w:val="single" w:color="auto" w:sz="4" w:space="0"/>
               <w:right w:val="single" w:color="auto" w:sz="4" w:space="0"/>
             </w:tcBorders>
-            <w:shd w:val="clear" w:color="auto" w:fill="FF0000"/>
+            <w:shd w:val="clear" w:color="auto" w:fill="auto"/>
             <w:noWrap/>
             <w:vAlign w:val="bottom"/>
           </w:tcPr>
@@ -2383,604 +1919,6 @@
                 <w:lang w:val="en-US" w:eastAsia="zh-CN"/>
               </w:rPr>
               <w:t>{B6}</w:t>
-            </w:r>
-          </w:p>
-        </w:tc>
-      </w:tr>
-      <w:tr>
-        <w:tblPrEx>
-          <w:tblBorders>
-            <w:top w:val="none" w:color="auto" w:sz="0" w:space="0"/>
-            <w:left w:val="none" w:color="auto" w:sz="0" w:space="0"/>
-            <w:bottom w:val="none" w:color="auto" w:sz="0" w:space="0"/>
-            <w:right w:val="none" w:color="auto" w:sz="0" w:space="0"/>
-            <w:insideH w:val="none" w:color="auto" w:sz="0" w:space="0"/>
-            <w:insideV w:val="none" w:color="auto" w:sz="0" w:space="0"/>
-          </w:tblBorders>
-          <w:shd w:val="clear" w:color="auto" w:fill="auto"/>
-          <w:tblCellMar>
-            <w:top w:w="0" w:type="dxa"/>
-            <w:left w:w="108" w:type="dxa"/>
-            <w:bottom w:w="0" w:type="dxa"/>
-            <w:right w:w="108" w:type="dxa"/>
-          </w:tblCellMar>
-        </w:tblPrEx>
-        <w:trPr>
-          <w:trHeight w:val="285" w:hRule="atLeast"/>
-          <w:jc w:val="center"/>
-        </w:trPr>
-        <w:tc>
-          <w:tcPr>
-            <w:tcW w:w="0" w:type="auto"/>
-            <w:tcBorders>
-              <w:top w:val="single" w:color="auto" w:sz="4" w:space="0"/>
-              <w:left w:val="single" w:color="auto" w:sz="4" w:space="0"/>
-              <w:bottom w:val="single" w:color="auto" w:sz="4" w:space="0"/>
-              <w:right w:val="single" w:color="auto" w:sz="4" w:space="0"/>
-            </w:tcBorders>
-            <w:shd w:val="clear" w:color="auto" w:fill="FF0000"/>
-            <w:noWrap/>
-            <w:vAlign w:val="bottom"/>
-          </w:tcPr>
-          <w:p>
-            <w:pPr>
-              <w:keepNext w:val="0"/>
-              <w:keepLines w:val="0"/>
-              <w:widowControl/>
-              <w:suppressLineNumbers w:val="0"/>
-              <w:jc w:val="left"/>
-              <w:textAlignment w:val="bottom"/>
-              <w:rPr>
-                <w:rFonts w:hint="eastAsia" w:ascii="等线" w:hAnsi="等线" w:eastAsia="等线" w:cs="等线"/>
-                <w:b/>
-                <w:bCs/>
-                <w:i w:val="0"/>
-                <w:iCs w:val="0"/>
-                <w:color w:val="000000"/>
-                <w:sz w:val="22"/>
-                <w:szCs w:val="22"/>
-                <w:u w:val="none"/>
-              </w:rPr>
-            </w:pPr>
-            <w:r>
-              <w:rPr>
-                <w:rFonts w:hint="eastAsia" w:ascii="等线" w:hAnsi="等线" w:eastAsia="等线" w:cs="等线"/>
-                <w:b/>
-                <w:bCs/>
-                <w:i w:val="0"/>
-                <w:iCs w:val="0"/>
-                <w:color w:val="000000"/>
-                <w:kern w:val="0"/>
-                <w:sz w:val="22"/>
-                <w:szCs w:val="22"/>
-                <w:u w:val="none"/>
-                <w:lang w:val="en-US" w:eastAsia="zh-CN" w:bidi="ar"/>
-              </w:rPr>
-              <w:t>分舱板壁厚/m</w:t>
-            </w:r>
-          </w:p>
-        </w:tc>
-        <w:tc>
-          <w:tcPr>
-            <w:tcW w:w="0" w:type="auto"/>
-            <w:tcBorders>
-              <w:top w:val="single" w:color="auto" w:sz="4" w:space="0"/>
-              <w:left w:val="single" w:color="auto" w:sz="4" w:space="0"/>
-              <w:bottom w:val="single" w:color="auto" w:sz="4" w:space="0"/>
-              <w:right w:val="single" w:color="auto" w:sz="4" w:space="0"/>
-            </w:tcBorders>
-            <w:shd w:val="clear" w:color="auto" w:fill="FF0000"/>
-            <w:noWrap/>
-            <w:vAlign w:val="bottom"/>
-          </w:tcPr>
-          <w:p>
-            <w:pPr>
-              <w:keepNext w:val="0"/>
-              <w:keepLines w:val="0"/>
-              <w:widowControl/>
-              <w:suppressLineNumbers w:val="0"/>
-              <w:jc w:val="right"/>
-              <w:textAlignment w:val="bottom"/>
-              <w:rPr>
-                <w:rFonts w:hint="default" w:ascii="Times New Roman" w:hAnsi="Times New Roman" w:eastAsia="等线" w:cs="Times New Roman"/>
-                <w:i w:val="0"/>
-                <w:iCs w:val="0"/>
-                <w:color w:val="000000"/>
-                <w:sz w:val="22"/>
-                <w:szCs w:val="22"/>
-                <w:u w:val="none"/>
-              </w:rPr>
-            </w:pPr>
-            <w:r>
-              <w:rPr>
-                <w:rFonts w:hint="eastAsia" w:ascii="Times New Roman" w:hAnsi="Times New Roman" w:eastAsia="等线" w:cs="Times New Roman"/>
-                <w:i w:val="0"/>
-                <w:iCs w:val="0"/>
-                <w:color w:val="000000"/>
-                <w:sz w:val="22"/>
-                <w:szCs w:val="22"/>
-                <w:u w:val="none"/>
-                <w:lang w:val="en-US" w:eastAsia="zh-CN"/>
-              </w:rPr>
-              <w:t>{B7}</w:t>
-            </w:r>
-          </w:p>
-        </w:tc>
-      </w:tr>
-      <w:tr>
-        <w:tblPrEx>
-          <w:tblBorders>
-            <w:top w:val="none" w:color="auto" w:sz="0" w:space="0"/>
-            <w:left w:val="none" w:color="auto" w:sz="0" w:space="0"/>
-            <w:bottom w:val="none" w:color="auto" w:sz="0" w:space="0"/>
-            <w:right w:val="none" w:color="auto" w:sz="0" w:space="0"/>
-            <w:insideH w:val="none" w:color="auto" w:sz="0" w:space="0"/>
-            <w:insideV w:val="none" w:color="auto" w:sz="0" w:space="0"/>
-          </w:tblBorders>
-          <w:shd w:val="clear" w:color="auto" w:fill="auto"/>
-          <w:tblCellMar>
-            <w:top w:w="0" w:type="dxa"/>
-            <w:left w:w="108" w:type="dxa"/>
-            <w:bottom w:w="0" w:type="dxa"/>
-            <w:right w:w="108" w:type="dxa"/>
-          </w:tblCellMar>
-        </w:tblPrEx>
-        <w:trPr>
-          <w:trHeight w:val="285" w:hRule="atLeast"/>
-          <w:jc w:val="center"/>
-        </w:trPr>
-        <w:tc>
-          <w:tcPr>
-            <w:tcW w:w="0" w:type="auto"/>
-            <w:tcBorders>
-              <w:top w:val="single" w:color="auto" w:sz="4" w:space="0"/>
-              <w:left w:val="single" w:color="auto" w:sz="4" w:space="0"/>
-              <w:bottom w:val="single" w:color="auto" w:sz="4" w:space="0"/>
-              <w:right w:val="single" w:color="auto" w:sz="4" w:space="0"/>
-            </w:tcBorders>
-            <w:shd w:val="clear" w:color="auto" w:fill="FF0000"/>
-            <w:noWrap/>
-            <w:vAlign w:val="bottom"/>
-          </w:tcPr>
-          <w:p>
-            <w:pPr>
-              <w:keepNext w:val="0"/>
-              <w:keepLines w:val="0"/>
-              <w:widowControl/>
-              <w:suppressLineNumbers w:val="0"/>
-              <w:jc w:val="left"/>
-              <w:textAlignment w:val="bottom"/>
-              <w:rPr>
-                <w:rFonts w:hint="eastAsia" w:ascii="等线" w:hAnsi="等线" w:eastAsia="等线" w:cs="等线"/>
-                <w:b/>
-                <w:bCs/>
-                <w:i w:val="0"/>
-                <w:iCs w:val="0"/>
-                <w:color w:val="000000"/>
-                <w:sz w:val="22"/>
-                <w:szCs w:val="22"/>
-                <w:u w:val="none"/>
-              </w:rPr>
-            </w:pPr>
-            <w:r>
-              <w:rPr>
-                <w:rFonts w:hint="eastAsia" w:ascii="等线" w:hAnsi="等线" w:eastAsia="等线" w:cs="等线"/>
-                <w:b/>
-                <w:bCs/>
-                <w:i w:val="0"/>
-                <w:iCs w:val="0"/>
-                <w:color w:val="000000"/>
-                <w:kern w:val="0"/>
-                <w:sz w:val="22"/>
-                <w:szCs w:val="22"/>
-                <w:u w:val="none"/>
-                <w:lang w:val="en-US" w:eastAsia="zh-CN" w:bidi="ar"/>
-              </w:rPr>
-              <w:t>内舱板长度/m</w:t>
-            </w:r>
-          </w:p>
-        </w:tc>
-        <w:tc>
-          <w:tcPr>
-            <w:tcW w:w="0" w:type="auto"/>
-            <w:tcBorders>
-              <w:top w:val="single" w:color="auto" w:sz="4" w:space="0"/>
-              <w:left w:val="single" w:color="auto" w:sz="4" w:space="0"/>
-              <w:bottom w:val="single" w:color="auto" w:sz="4" w:space="0"/>
-              <w:right w:val="single" w:color="auto" w:sz="4" w:space="0"/>
-            </w:tcBorders>
-            <w:shd w:val="clear" w:color="auto" w:fill="FF0000"/>
-            <w:noWrap/>
-            <w:vAlign w:val="bottom"/>
-          </w:tcPr>
-          <w:p>
-            <w:pPr>
-              <w:keepNext w:val="0"/>
-              <w:keepLines w:val="0"/>
-              <w:widowControl/>
-              <w:suppressLineNumbers w:val="0"/>
-              <w:jc w:val="right"/>
-              <w:textAlignment w:val="bottom"/>
-              <w:rPr>
-                <w:rFonts w:hint="default" w:ascii="Times New Roman" w:hAnsi="Times New Roman" w:eastAsia="等线" w:cs="Times New Roman"/>
-                <w:i w:val="0"/>
-                <w:iCs w:val="0"/>
-                <w:color w:val="000000"/>
-                <w:sz w:val="22"/>
-                <w:szCs w:val="22"/>
-                <w:u w:val="none"/>
-              </w:rPr>
-            </w:pPr>
-            <w:r>
-              <w:rPr>
-                <w:rFonts w:hint="eastAsia" w:ascii="Times New Roman" w:hAnsi="Times New Roman" w:eastAsia="等线" w:cs="Times New Roman"/>
-                <w:i w:val="0"/>
-                <w:iCs w:val="0"/>
-                <w:color w:val="000000"/>
-                <w:sz w:val="22"/>
-                <w:szCs w:val="22"/>
-                <w:u w:val="none"/>
-                <w:lang w:val="en-US" w:eastAsia="zh-CN"/>
-              </w:rPr>
-              <w:t>{B8}</w:t>
-            </w:r>
-          </w:p>
-        </w:tc>
-      </w:tr>
-      <w:tr>
-        <w:tblPrEx>
-          <w:tblBorders>
-            <w:top w:val="none" w:color="auto" w:sz="0" w:space="0"/>
-            <w:left w:val="none" w:color="auto" w:sz="0" w:space="0"/>
-            <w:bottom w:val="none" w:color="auto" w:sz="0" w:space="0"/>
-            <w:right w:val="none" w:color="auto" w:sz="0" w:space="0"/>
-            <w:insideH w:val="none" w:color="auto" w:sz="0" w:space="0"/>
-            <w:insideV w:val="none" w:color="auto" w:sz="0" w:space="0"/>
-          </w:tblBorders>
-          <w:shd w:val="clear" w:color="auto" w:fill="auto"/>
-          <w:tblCellMar>
-            <w:top w:w="0" w:type="dxa"/>
-            <w:left w:w="108" w:type="dxa"/>
-            <w:bottom w:w="0" w:type="dxa"/>
-            <w:right w:w="108" w:type="dxa"/>
-          </w:tblCellMar>
-        </w:tblPrEx>
-        <w:trPr>
-          <w:trHeight w:val="285" w:hRule="atLeast"/>
-          <w:jc w:val="center"/>
-        </w:trPr>
-        <w:tc>
-          <w:tcPr>
-            <w:tcW w:w="0" w:type="auto"/>
-            <w:tcBorders>
-              <w:top w:val="single" w:color="auto" w:sz="4" w:space="0"/>
-              <w:left w:val="single" w:color="auto" w:sz="4" w:space="0"/>
-              <w:bottom w:val="single" w:color="auto" w:sz="4" w:space="0"/>
-              <w:right w:val="single" w:color="auto" w:sz="4" w:space="0"/>
-            </w:tcBorders>
-            <w:shd w:val="clear" w:color="auto" w:fill="FF0000"/>
-            <w:noWrap/>
-            <w:vAlign w:val="bottom"/>
-          </w:tcPr>
-          <w:p>
-            <w:pPr>
-              <w:keepNext w:val="0"/>
-              <w:keepLines w:val="0"/>
-              <w:widowControl/>
-              <w:suppressLineNumbers w:val="0"/>
-              <w:jc w:val="left"/>
-              <w:textAlignment w:val="bottom"/>
-              <w:rPr>
-                <w:rFonts w:hint="eastAsia" w:ascii="等线" w:hAnsi="等线" w:eastAsia="等线" w:cs="等线"/>
-                <w:b/>
-                <w:bCs/>
-                <w:i w:val="0"/>
-                <w:iCs w:val="0"/>
-                <w:color w:val="000000"/>
-                <w:sz w:val="22"/>
-                <w:szCs w:val="22"/>
-                <w:u w:val="none"/>
-              </w:rPr>
-            </w:pPr>
-            <w:r>
-              <w:rPr>
-                <w:rFonts w:hint="eastAsia" w:ascii="等线" w:hAnsi="等线" w:eastAsia="等线" w:cs="等线"/>
-                <w:b/>
-                <w:bCs/>
-                <w:i w:val="0"/>
-                <w:iCs w:val="0"/>
-                <w:color w:val="000000"/>
-                <w:kern w:val="0"/>
-                <w:sz w:val="22"/>
-                <w:szCs w:val="22"/>
-                <w:u w:val="none"/>
-                <w:lang w:val="en-US" w:eastAsia="zh-CN" w:bidi="ar"/>
-              </w:rPr>
-              <w:t>分舱板壁厚/m</w:t>
-            </w:r>
-          </w:p>
-        </w:tc>
-        <w:tc>
-          <w:tcPr>
-            <w:tcW w:w="0" w:type="auto"/>
-            <w:tcBorders>
-              <w:top w:val="single" w:color="auto" w:sz="4" w:space="0"/>
-              <w:left w:val="single" w:color="auto" w:sz="4" w:space="0"/>
-              <w:bottom w:val="single" w:color="auto" w:sz="4" w:space="0"/>
-              <w:right w:val="single" w:color="auto" w:sz="4" w:space="0"/>
-            </w:tcBorders>
-            <w:shd w:val="clear" w:color="auto" w:fill="FF0000"/>
-            <w:noWrap/>
-            <w:vAlign w:val="bottom"/>
-          </w:tcPr>
-          <w:p>
-            <w:pPr>
-              <w:keepNext w:val="0"/>
-              <w:keepLines w:val="0"/>
-              <w:widowControl/>
-              <w:suppressLineNumbers w:val="0"/>
-              <w:jc w:val="right"/>
-              <w:textAlignment w:val="bottom"/>
-              <w:rPr>
-                <w:rFonts w:hint="default" w:ascii="Times New Roman" w:hAnsi="Times New Roman" w:eastAsia="等线" w:cs="Times New Roman"/>
-                <w:i w:val="0"/>
-                <w:iCs w:val="0"/>
-                <w:color w:val="000000"/>
-                <w:sz w:val="22"/>
-                <w:szCs w:val="22"/>
-                <w:u w:val="none"/>
-              </w:rPr>
-            </w:pPr>
-            <w:r>
-              <w:rPr>
-                <w:rFonts w:hint="eastAsia" w:ascii="Times New Roman" w:hAnsi="Times New Roman" w:eastAsia="等线" w:cs="Times New Roman"/>
-                <w:i w:val="0"/>
-                <w:iCs w:val="0"/>
-                <w:color w:val="000000"/>
-                <w:sz w:val="22"/>
-                <w:szCs w:val="22"/>
-                <w:u w:val="none"/>
-                <w:lang w:val="en-US" w:eastAsia="zh-CN"/>
-              </w:rPr>
-              <w:t>{B9}</w:t>
-            </w:r>
-          </w:p>
-        </w:tc>
-      </w:tr>
-      <w:tr>
-        <w:tblPrEx>
-          <w:tblBorders>
-            <w:top w:val="none" w:color="auto" w:sz="0" w:space="0"/>
-            <w:left w:val="none" w:color="auto" w:sz="0" w:space="0"/>
-            <w:bottom w:val="none" w:color="auto" w:sz="0" w:space="0"/>
-            <w:right w:val="none" w:color="auto" w:sz="0" w:space="0"/>
-            <w:insideH w:val="none" w:color="auto" w:sz="0" w:space="0"/>
-            <w:insideV w:val="none" w:color="auto" w:sz="0" w:space="0"/>
-          </w:tblBorders>
-          <w:tblCellMar>
-            <w:top w:w="0" w:type="dxa"/>
-            <w:left w:w="108" w:type="dxa"/>
-            <w:bottom w:w="0" w:type="dxa"/>
-            <w:right w:w="108" w:type="dxa"/>
-          </w:tblCellMar>
-        </w:tblPrEx>
-        <w:trPr>
-          <w:trHeight w:val="285" w:hRule="atLeast"/>
-          <w:jc w:val="center"/>
-        </w:trPr>
-        <w:tc>
-          <w:tcPr>
-            <w:tcW w:w="0" w:type="auto"/>
-            <w:tcBorders>
-              <w:top w:val="single" w:color="auto" w:sz="4" w:space="0"/>
-              <w:left w:val="single" w:color="auto" w:sz="4" w:space="0"/>
-              <w:bottom w:val="single" w:color="auto" w:sz="4" w:space="0"/>
-              <w:right w:val="single" w:color="auto" w:sz="4" w:space="0"/>
-            </w:tcBorders>
-            <w:shd w:val="clear" w:color="auto" w:fill="FF0000"/>
-            <w:noWrap/>
-            <w:vAlign w:val="bottom"/>
-          </w:tcPr>
-          <w:p>
-            <w:pPr>
-              <w:keepNext w:val="0"/>
-              <w:keepLines w:val="0"/>
-              <w:widowControl/>
-              <w:suppressLineNumbers w:val="0"/>
-              <w:jc w:val="left"/>
-              <w:textAlignment w:val="bottom"/>
-              <w:rPr>
-                <w:rFonts w:hint="eastAsia" w:ascii="等线" w:hAnsi="等线" w:eastAsia="等线" w:cs="等线"/>
-                <w:b/>
-                <w:bCs/>
-                <w:i w:val="0"/>
-                <w:iCs w:val="0"/>
-                <w:color w:val="000000"/>
-                <w:sz w:val="22"/>
-                <w:szCs w:val="22"/>
-                <w:u w:val="none"/>
-              </w:rPr>
-            </w:pPr>
-            <w:r>
-              <w:rPr>
-                <w:rFonts w:hint="eastAsia" w:ascii="等线" w:hAnsi="等线" w:eastAsia="等线" w:cs="等线"/>
-                <w:b/>
-                <w:bCs/>
-                <w:i w:val="0"/>
-                <w:iCs w:val="0"/>
-                <w:color w:val="000000"/>
-                <w:kern w:val="0"/>
-                <w:sz w:val="22"/>
-                <w:szCs w:val="22"/>
-                <w:u w:val="none"/>
-                <w:lang w:val="en-US" w:eastAsia="zh-CN" w:bidi="ar"/>
-              </w:rPr>
-              <w:t>通长加劲肋长度/m</w:t>
-            </w:r>
-          </w:p>
-        </w:tc>
-        <w:tc>
-          <w:tcPr>
-            <w:tcW w:w="0" w:type="auto"/>
-            <w:tcBorders>
-              <w:top w:val="single" w:color="auto" w:sz="4" w:space="0"/>
-              <w:left w:val="single" w:color="auto" w:sz="4" w:space="0"/>
-              <w:bottom w:val="single" w:color="auto" w:sz="4" w:space="0"/>
-              <w:right w:val="single" w:color="auto" w:sz="4" w:space="0"/>
-            </w:tcBorders>
-            <w:shd w:val="clear" w:color="auto" w:fill="FF0000"/>
-            <w:noWrap/>
-            <w:vAlign w:val="bottom"/>
-          </w:tcPr>
-          <w:p>
-            <w:pPr>
-              <w:keepNext w:val="0"/>
-              <w:keepLines w:val="0"/>
-              <w:widowControl/>
-              <w:suppressLineNumbers w:val="0"/>
-              <w:jc w:val="right"/>
-              <w:textAlignment w:val="bottom"/>
-              <w:rPr>
-                <w:rFonts w:hint="default" w:ascii="Times New Roman" w:hAnsi="Times New Roman" w:eastAsia="等线" w:cs="Times New Roman"/>
-                <w:i w:val="0"/>
-                <w:iCs w:val="0"/>
-                <w:color w:val="000000"/>
-                <w:sz w:val="22"/>
-                <w:szCs w:val="22"/>
-                <w:u w:val="none"/>
-              </w:rPr>
-            </w:pPr>
-            <w:r>
-              <w:rPr>
-                <w:rFonts w:hint="eastAsia" w:ascii="Times New Roman" w:hAnsi="Times New Roman" w:eastAsia="等线" w:cs="Times New Roman"/>
-                <w:i w:val="0"/>
-                <w:iCs w:val="0"/>
-                <w:color w:val="000000"/>
-                <w:sz w:val="22"/>
-                <w:szCs w:val="22"/>
-                <w:u w:val="none"/>
-                <w:lang w:val="en-US" w:eastAsia="zh-CN"/>
-              </w:rPr>
-              <w:t>{B10}</w:t>
-            </w:r>
-          </w:p>
-        </w:tc>
-      </w:tr>
-      <w:tr>
-        <w:tblPrEx>
-          <w:tblBorders>
-            <w:top w:val="none" w:color="auto" w:sz="0" w:space="0"/>
-            <w:left w:val="none" w:color="auto" w:sz="0" w:space="0"/>
-            <w:bottom w:val="none" w:color="auto" w:sz="0" w:space="0"/>
-            <w:right w:val="none" w:color="auto" w:sz="0" w:space="0"/>
-            <w:insideH w:val="none" w:color="auto" w:sz="0" w:space="0"/>
-            <w:insideV w:val="none" w:color="auto" w:sz="0" w:space="0"/>
-          </w:tblBorders>
-          <w:tblCellMar>
-            <w:top w:w="0" w:type="dxa"/>
-            <w:left w:w="108" w:type="dxa"/>
-            <w:bottom w:w="0" w:type="dxa"/>
-            <w:right w:w="108" w:type="dxa"/>
-          </w:tblCellMar>
-        </w:tblPrEx>
-        <w:trPr>
-          <w:trHeight w:val="285" w:hRule="atLeast"/>
-          <w:jc w:val="center"/>
-        </w:trPr>
-        <w:tc>
-          <w:tcPr>
-            <w:tcW w:w="0" w:type="auto"/>
-            <w:tcBorders>
-              <w:top w:val="single" w:color="auto" w:sz="4" w:space="0"/>
-              <w:left w:val="single" w:color="auto" w:sz="4" w:space="0"/>
-              <w:bottom w:val="single" w:color="auto" w:sz="4" w:space="0"/>
-              <w:right w:val="single" w:color="auto" w:sz="4" w:space="0"/>
-            </w:tcBorders>
-            <w:shd w:val="clear" w:color="auto" w:fill="FF0000"/>
-            <w:noWrap/>
-            <w:vAlign w:val="bottom"/>
-          </w:tcPr>
-          <w:p>
-            <w:pPr>
-              <w:keepNext w:val="0"/>
-              <w:keepLines w:val="0"/>
-              <w:widowControl/>
-              <w:suppressLineNumbers w:val="0"/>
-              <w:jc w:val="left"/>
-              <w:textAlignment w:val="bottom"/>
-              <w:rPr>
-                <w:rFonts w:hint="eastAsia" w:ascii="等线" w:hAnsi="等线" w:eastAsia="等线" w:cs="等线"/>
-                <w:b/>
-                <w:bCs/>
-                <w:i w:val="0"/>
-                <w:iCs w:val="0"/>
-                <w:color w:val="000000"/>
-                <w:sz w:val="22"/>
-                <w:szCs w:val="22"/>
-                <w:u w:val="none"/>
-              </w:rPr>
-            </w:pPr>
-            <w:r>
-              <w:rPr>
-                <w:rFonts w:hint="eastAsia" w:ascii="等线" w:hAnsi="等线" w:eastAsia="等线" w:cs="等线"/>
-                <w:b/>
-                <w:bCs/>
-                <w:i w:val="0"/>
-                <w:iCs w:val="0"/>
-                <w:color w:val="000000"/>
-                <w:kern w:val="0"/>
-                <w:sz w:val="22"/>
-                <w:szCs w:val="22"/>
-                <w:u w:val="none"/>
-                <w:lang w:val="en-US" w:eastAsia="zh-CN" w:bidi="ar"/>
-              </w:rPr>
-              <w:t>通长加劲肋壁厚/m</w:t>
-            </w:r>
-          </w:p>
-        </w:tc>
-        <w:tc>
-          <w:tcPr>
-            <w:tcW w:w="0" w:type="auto"/>
-            <w:tcBorders>
-              <w:top w:val="single" w:color="auto" w:sz="4" w:space="0"/>
-              <w:left w:val="single" w:color="auto" w:sz="4" w:space="0"/>
-              <w:bottom w:val="single" w:color="auto" w:sz="4" w:space="0"/>
-              <w:right w:val="single" w:color="auto" w:sz="4" w:space="0"/>
-            </w:tcBorders>
-            <w:shd w:val="clear" w:color="auto" w:fill="FF0000"/>
-            <w:noWrap/>
-            <w:vAlign w:val="bottom"/>
-          </w:tcPr>
-          <w:p>
-            <w:pPr>
-              <w:keepNext w:val="0"/>
-              <w:keepLines w:val="0"/>
-              <w:widowControl/>
-              <w:suppressLineNumbers w:val="0"/>
-              <w:jc w:val="right"/>
-              <w:textAlignment w:val="bottom"/>
-              <w:rPr>
-                <w:rFonts w:hint="default" w:ascii="Times New Roman" w:hAnsi="Times New Roman" w:eastAsia="等线" w:cs="Times New Roman"/>
-                <w:i w:val="0"/>
-                <w:iCs w:val="0"/>
-                <w:color w:val="000000"/>
-                <w:sz w:val="22"/>
-                <w:szCs w:val="22"/>
-                <w:u w:val="none"/>
-              </w:rPr>
-            </w:pPr>
-            <w:r>
-              <w:rPr>
-                <w:rFonts w:hint="eastAsia" w:ascii="Times New Roman" w:hAnsi="Times New Roman" w:eastAsia="等线" w:cs="Times New Roman"/>
-                <w:i w:val="0"/>
-                <w:iCs w:val="0"/>
-                <w:color w:val="000000"/>
-                <w:sz w:val="22"/>
-                <w:szCs w:val="22"/>
-                <w:u w:val="none"/>
-                <w:lang w:val="en-US" w:eastAsia="zh-CN"/>
-              </w:rPr>
-              <w:t>{B11}</w:t>
             </w:r>
           </w:p>
         </w:tc>
@@ -3022,6 +1960,12 @@
           </w:tcPr>
           <w:p>
             <w:pPr>
+              <w:keepNext w:val="0"/>
+              <w:keepLines w:val="0"/>
+              <w:widowControl/>
+              <w:suppressLineNumbers w:val="0"/>
+              <w:jc w:val="left"/>
+              <w:textAlignment w:val="bottom"/>
               <w:rPr>
                 <w:rFonts w:hint="eastAsia" w:ascii="等线" w:hAnsi="等线" w:eastAsia="等线" w:cs="等线"/>
                 <w:b/>
@@ -3034,6 +1978,22 @@
                 <w:u w:val="none"/>
               </w:rPr>
             </w:pPr>
+            <w:r>
+              <w:rPr>
+                <w:rFonts w:hint="eastAsia" w:ascii="等线" w:hAnsi="等线" w:eastAsia="等线" w:cs="等线"/>
+                <w:b/>
+                <w:bCs/>
+                <w:i w:val="0"/>
+                <w:iCs w:val="0"/>
+                <w:color w:val="000000"/>
+                <w:kern w:val="0"/>
+                <w:sz w:val="22"/>
+                <w:szCs w:val="22"/>
+                <w:u w:val="none"/>
+                <w:lang w:val="en-US" w:eastAsia="zh-CN" w:bidi="ar"/>
+              </w:rPr>
+              <w:t>分舱板壁厚/m</w:t>
+            </w:r>
           </w:p>
         </w:tc>
         <w:tc>
@@ -3051,116 +2011,6 @@
           </w:tcPr>
           <w:p>
             <w:pPr>
-              <w:rPr>
-                <w:rFonts w:hint="eastAsia" w:ascii="等线" w:hAnsi="等线" w:eastAsia="等线" w:cs="等线"/>
-                <w:b/>
-                <w:bCs/>
-                <w:i w:val="0"/>
-                <w:iCs w:val="0"/>
-                <w:color w:val="000000"/>
-                <w:sz w:val="22"/>
-                <w:szCs w:val="22"/>
-                <w:u w:val="none"/>
-              </w:rPr>
-            </w:pPr>
-          </w:p>
-        </w:tc>
-      </w:tr>
-      <w:tr>
-        <w:tblPrEx>
-          <w:tblBorders>
-            <w:top w:val="none" w:color="auto" w:sz="0" w:space="0"/>
-            <w:left w:val="none" w:color="auto" w:sz="0" w:space="0"/>
-            <w:bottom w:val="none" w:color="auto" w:sz="0" w:space="0"/>
-            <w:right w:val="none" w:color="auto" w:sz="0" w:space="0"/>
-            <w:insideH w:val="none" w:color="auto" w:sz="0" w:space="0"/>
-            <w:insideV w:val="none" w:color="auto" w:sz="0" w:space="0"/>
-          </w:tblBorders>
-          <w:shd w:val="clear" w:color="auto" w:fill="auto"/>
-          <w:tblCellMar>
-            <w:top w:w="0" w:type="dxa"/>
-            <w:left w:w="108" w:type="dxa"/>
-            <w:bottom w:w="0" w:type="dxa"/>
-            <w:right w:w="108" w:type="dxa"/>
-          </w:tblCellMar>
-        </w:tblPrEx>
-        <w:trPr>
-          <w:trHeight w:val="330" w:hRule="atLeast"/>
-          <w:jc w:val="center"/>
-        </w:trPr>
-        <w:tc>
-          <w:tcPr>
-            <w:tcW w:w="0" w:type="auto"/>
-            <w:tcBorders>
-              <w:top w:val="single" w:color="auto" w:sz="4" w:space="0"/>
-              <w:left w:val="single" w:color="auto" w:sz="4" w:space="0"/>
-              <w:bottom w:val="single" w:color="auto" w:sz="4" w:space="0"/>
-              <w:right w:val="single" w:color="auto" w:sz="4" w:space="0"/>
-            </w:tcBorders>
-            <w:shd w:val="clear" w:color="auto" w:fill="FF0000"/>
-            <w:noWrap/>
-            <w:vAlign w:val="bottom"/>
-          </w:tcPr>
-          <w:p>
-            <w:pPr>
-              <w:keepNext w:val="0"/>
-              <w:keepLines w:val="0"/>
-              <w:widowControl/>
-              <w:suppressLineNumbers w:val="0"/>
-              <w:jc w:val="left"/>
-              <w:textAlignment w:val="bottom"/>
-              <w:rPr>
-                <w:rFonts w:hint="eastAsia" w:ascii="等线" w:hAnsi="等线" w:eastAsia="等线" w:cs="等线"/>
-                <w:b/>
-                <w:bCs/>
-                <w:i w:val="0"/>
-                <w:iCs w:val="0"/>
-                <w:color w:val="000000"/>
-                <w:sz w:val="22"/>
-                <w:szCs w:val="22"/>
-                <w:u w:val="none"/>
-              </w:rPr>
-            </w:pPr>
-            <w:r>
-              <w:rPr>
-                <w:rFonts w:hint="eastAsia" w:ascii="等线" w:hAnsi="等线" w:eastAsia="等线" w:cs="等线"/>
-                <w:b/>
-                <w:bCs/>
-                <w:i w:val="0"/>
-                <w:iCs w:val="0"/>
-                <w:color w:val="000000"/>
-                <w:kern w:val="0"/>
-                <w:sz w:val="22"/>
-                <w:szCs w:val="22"/>
-                <w:u w:val="none"/>
-                <w:lang w:val="en-US" w:eastAsia="zh-CN" w:bidi="ar"/>
-              </w:rPr>
-              <w:t>单位高度筒壁面积/m</w:t>
-            </w:r>
-            <w:r>
-              <w:rPr>
-                <w:rStyle w:val="32"/>
-                <w:lang w:val="en-US" w:eastAsia="zh-CN" w:bidi="ar"/>
-              </w:rPr>
-              <w:t>2</w:t>
-            </w:r>
-          </w:p>
-        </w:tc>
-        <w:tc>
-          <w:tcPr>
-            <w:tcW w:w="0" w:type="auto"/>
-            <w:tcBorders>
-              <w:top w:val="single" w:color="auto" w:sz="4" w:space="0"/>
-              <w:left w:val="single" w:color="auto" w:sz="4" w:space="0"/>
-              <w:bottom w:val="single" w:color="auto" w:sz="4" w:space="0"/>
-              <w:right w:val="single" w:color="auto" w:sz="4" w:space="0"/>
-            </w:tcBorders>
-            <w:shd w:val="clear" w:color="auto" w:fill="FF0000"/>
-            <w:noWrap/>
-            <w:vAlign w:val="bottom"/>
-          </w:tcPr>
-          <w:p>
-            <w:pPr>
               <w:keepNext w:val="0"/>
               <w:keepLines w:val="0"/>
               <w:widowControl/>
@@ -3169,8 +2019,6 @@
               <w:textAlignment w:val="bottom"/>
               <w:rPr>
                 <w:rFonts w:hint="default" w:ascii="Times New Roman" w:hAnsi="Times New Roman" w:eastAsia="等线" w:cs="Times New Roman"/>
-                <w:b/>
-                <w:bCs/>
                 <w:i w:val="0"/>
                 <w:iCs w:val="0"/>
                 <w:color w:val="000000"/>
@@ -3190,7 +2038,7 @@
                 <w:u w:val="none"/>
                 <w:lang w:val="en-US" w:eastAsia="zh-CN"/>
               </w:rPr>
-              <w:t>{B13}</w:t>
+              <w:t>{B7}</w:t>
             </w:r>
           </w:p>
         </w:tc>
@@ -3213,7 +2061,7 @@
           </w:tblCellMar>
         </w:tblPrEx>
         <w:trPr>
-          <w:trHeight w:val="330" w:hRule="atLeast"/>
+          <w:trHeight w:val="285" w:hRule="atLeast"/>
           <w:jc w:val="center"/>
         </w:trPr>
         <w:tc>
@@ -3225,7 +2073,7 @@
               <w:bottom w:val="single" w:color="auto" w:sz="4" w:space="0"/>
               <w:right w:val="single" w:color="auto" w:sz="4" w:space="0"/>
             </w:tcBorders>
-            <w:shd w:val="clear" w:color="auto" w:fill="FF0000"/>
+            <w:shd w:val="clear" w:color="auto" w:fill="auto"/>
             <w:noWrap/>
             <w:vAlign w:val="bottom"/>
           </w:tcPr>
@@ -3263,14 +2111,7 @@
                 <w:u w:val="none"/>
                 <w:lang w:val="en-US" w:eastAsia="zh-CN" w:bidi="ar"/>
               </w:rPr>
-              <w:t>单位面积高度分舱板面积/m</w:t>
-            </w:r>
-            <w:r>
-              <w:rPr>
-                <w:rStyle w:val="32"/>
-                <w:lang w:val="en-US" w:eastAsia="zh-CN" w:bidi="ar"/>
-              </w:rPr>
-              <w:t>2</w:t>
+              <w:t>内舱板长度/m</w:t>
             </w:r>
           </w:p>
         </w:tc>
@@ -3283,7 +2124,7 @@
               <w:bottom w:val="single" w:color="auto" w:sz="4" w:space="0"/>
               <w:right w:val="single" w:color="auto" w:sz="4" w:space="0"/>
             </w:tcBorders>
-            <w:shd w:val="clear" w:color="auto" w:fill="FF0000"/>
+            <w:shd w:val="clear" w:color="auto" w:fill="auto"/>
             <w:noWrap/>
             <w:vAlign w:val="bottom"/>
           </w:tcPr>
@@ -3297,8 +2138,6 @@
               <w:textAlignment w:val="bottom"/>
               <w:rPr>
                 <w:rFonts w:hint="default" w:ascii="Times New Roman" w:hAnsi="Times New Roman" w:eastAsia="等线" w:cs="Times New Roman"/>
-                <w:b/>
-                <w:bCs/>
                 <w:i w:val="0"/>
                 <w:iCs w:val="0"/>
                 <w:color w:val="000000"/>
@@ -3318,521 +2157,7 @@
                 <w:u w:val="none"/>
                 <w:lang w:val="en-US" w:eastAsia="zh-CN"/>
               </w:rPr>
-              <w:t>{B14}</w:t>
-            </w:r>
-          </w:p>
-        </w:tc>
-      </w:tr>
-      <w:tr>
-        <w:tblPrEx>
-          <w:tblBorders>
-            <w:top w:val="none" w:color="auto" w:sz="0" w:space="0"/>
-            <w:left w:val="none" w:color="auto" w:sz="0" w:space="0"/>
-            <w:bottom w:val="none" w:color="auto" w:sz="0" w:space="0"/>
-            <w:right w:val="none" w:color="auto" w:sz="0" w:space="0"/>
-            <w:insideH w:val="none" w:color="auto" w:sz="0" w:space="0"/>
-            <w:insideV w:val="none" w:color="auto" w:sz="0" w:space="0"/>
-          </w:tblBorders>
-          <w:shd w:val="clear" w:color="auto" w:fill="auto"/>
-          <w:tblCellMar>
-            <w:top w:w="0" w:type="dxa"/>
-            <w:left w:w="108" w:type="dxa"/>
-            <w:bottom w:w="0" w:type="dxa"/>
-            <w:right w:w="108" w:type="dxa"/>
-          </w:tblCellMar>
-        </w:tblPrEx>
-        <w:trPr>
-          <w:trHeight w:val="330" w:hRule="atLeast"/>
-          <w:jc w:val="center"/>
-        </w:trPr>
-        <w:tc>
-          <w:tcPr>
-            <w:tcW w:w="0" w:type="auto"/>
-            <w:tcBorders>
-              <w:top w:val="single" w:color="auto" w:sz="4" w:space="0"/>
-              <w:left w:val="single" w:color="auto" w:sz="4" w:space="0"/>
-              <w:bottom w:val="single" w:color="auto" w:sz="4" w:space="0"/>
-              <w:right w:val="single" w:color="auto" w:sz="4" w:space="0"/>
-            </w:tcBorders>
-            <w:shd w:val="clear" w:color="auto" w:fill="FF0000"/>
-            <w:noWrap/>
-            <w:vAlign w:val="bottom"/>
-          </w:tcPr>
-          <w:p>
-            <w:pPr>
-              <w:keepNext w:val="0"/>
-              <w:keepLines w:val="0"/>
-              <w:widowControl/>
-              <w:suppressLineNumbers w:val="0"/>
-              <w:jc w:val="left"/>
-              <w:textAlignment w:val="bottom"/>
-              <w:rPr>
-                <w:rFonts w:hint="eastAsia" w:ascii="等线" w:hAnsi="等线" w:eastAsia="等线" w:cs="等线"/>
-                <w:b/>
-                <w:bCs/>
-                <w:i w:val="0"/>
-                <w:iCs w:val="0"/>
-                <w:color w:val="000000"/>
-                <w:sz w:val="22"/>
-                <w:szCs w:val="22"/>
-                <w:u w:val="none"/>
-              </w:rPr>
-            </w:pPr>
-            <w:r>
-              <w:rPr>
-                <w:rFonts w:hint="eastAsia" w:ascii="等线" w:hAnsi="等线" w:eastAsia="等线" w:cs="等线"/>
-                <w:b/>
-                <w:bCs/>
-                <w:i w:val="0"/>
-                <w:iCs w:val="0"/>
-                <w:color w:val="000000"/>
-                <w:kern w:val="0"/>
-                <w:sz w:val="22"/>
-                <w:szCs w:val="22"/>
-                <w:u w:val="none"/>
-                <w:lang w:val="en-US" w:eastAsia="zh-CN" w:bidi="ar"/>
-              </w:rPr>
-              <w:t>单位面积高度内舱板面积/m</w:t>
-            </w:r>
-            <w:r>
-              <w:rPr>
-                <w:rStyle w:val="32"/>
-                <w:lang w:val="en-US" w:eastAsia="zh-CN" w:bidi="ar"/>
-              </w:rPr>
-              <w:t>2</w:t>
-            </w:r>
-          </w:p>
-        </w:tc>
-        <w:tc>
-          <w:tcPr>
-            <w:tcW w:w="0" w:type="auto"/>
-            <w:tcBorders>
-              <w:top w:val="single" w:color="auto" w:sz="4" w:space="0"/>
-              <w:left w:val="single" w:color="auto" w:sz="4" w:space="0"/>
-              <w:bottom w:val="single" w:color="auto" w:sz="4" w:space="0"/>
-              <w:right w:val="single" w:color="auto" w:sz="4" w:space="0"/>
-            </w:tcBorders>
-            <w:shd w:val="clear" w:color="auto" w:fill="FF0000"/>
-            <w:noWrap/>
-            <w:vAlign w:val="bottom"/>
-          </w:tcPr>
-          <w:p>
-            <w:pPr>
-              <w:keepNext w:val="0"/>
-              <w:keepLines w:val="0"/>
-              <w:widowControl/>
-              <w:suppressLineNumbers w:val="0"/>
-              <w:jc w:val="right"/>
-              <w:textAlignment w:val="bottom"/>
-              <w:rPr>
-                <w:rFonts w:hint="default" w:ascii="Times New Roman" w:hAnsi="Times New Roman" w:eastAsia="等线" w:cs="Times New Roman"/>
-                <w:b/>
-                <w:bCs/>
-                <w:i w:val="0"/>
-                <w:iCs w:val="0"/>
-                <w:color w:val="000000"/>
-                <w:sz w:val="22"/>
-                <w:szCs w:val="22"/>
-                <w:u w:val="none"/>
-              </w:rPr>
-            </w:pPr>
-            <w:r>
-              <w:rPr>
-                <w:rFonts w:hint="eastAsia" w:ascii="Times New Roman" w:hAnsi="Times New Roman" w:eastAsia="等线" w:cs="Times New Roman"/>
-                <w:i w:val="0"/>
-                <w:iCs w:val="0"/>
-                <w:color w:val="000000"/>
-                <w:sz w:val="22"/>
-                <w:szCs w:val="22"/>
-                <w:u w:val="none"/>
-                <w:lang w:val="en-US" w:eastAsia="zh-CN"/>
-              </w:rPr>
-              <w:t>{B15}</w:t>
-            </w:r>
-          </w:p>
-        </w:tc>
-      </w:tr>
-      <w:tr>
-        <w:tblPrEx>
-          <w:tblBorders>
-            <w:top w:val="none" w:color="auto" w:sz="0" w:space="0"/>
-            <w:left w:val="none" w:color="auto" w:sz="0" w:space="0"/>
-            <w:bottom w:val="none" w:color="auto" w:sz="0" w:space="0"/>
-            <w:right w:val="none" w:color="auto" w:sz="0" w:space="0"/>
-            <w:insideH w:val="none" w:color="auto" w:sz="0" w:space="0"/>
-            <w:insideV w:val="none" w:color="auto" w:sz="0" w:space="0"/>
-          </w:tblBorders>
-          <w:shd w:val="clear" w:color="auto" w:fill="auto"/>
-          <w:tblCellMar>
-            <w:top w:w="0" w:type="dxa"/>
-            <w:left w:w="108" w:type="dxa"/>
-            <w:bottom w:w="0" w:type="dxa"/>
-            <w:right w:w="108" w:type="dxa"/>
-          </w:tblCellMar>
-        </w:tblPrEx>
-        <w:trPr>
-          <w:trHeight w:val="330" w:hRule="atLeast"/>
-          <w:jc w:val="center"/>
-        </w:trPr>
-        <w:tc>
-          <w:tcPr>
-            <w:tcW w:w="0" w:type="auto"/>
-            <w:tcBorders>
-              <w:top w:val="single" w:color="auto" w:sz="4" w:space="0"/>
-              <w:left w:val="single" w:color="auto" w:sz="4" w:space="0"/>
-              <w:bottom w:val="single" w:color="auto" w:sz="4" w:space="0"/>
-              <w:right w:val="single" w:color="auto" w:sz="4" w:space="0"/>
-            </w:tcBorders>
-            <w:shd w:val="clear" w:color="auto" w:fill="FF0000"/>
-            <w:noWrap/>
-            <w:vAlign w:val="bottom"/>
-          </w:tcPr>
-          <w:p>
-            <w:pPr>
-              <w:keepNext w:val="0"/>
-              <w:keepLines w:val="0"/>
-              <w:widowControl/>
-              <w:suppressLineNumbers w:val="0"/>
-              <w:jc w:val="left"/>
-              <w:textAlignment w:val="bottom"/>
-              <w:rPr>
-                <w:rFonts w:hint="eastAsia" w:ascii="等线" w:hAnsi="等线" w:eastAsia="等线" w:cs="等线"/>
-                <w:b/>
-                <w:bCs/>
-                <w:i w:val="0"/>
-                <w:iCs w:val="0"/>
-                <w:color w:val="000000"/>
-                <w:sz w:val="22"/>
-                <w:szCs w:val="22"/>
-                <w:u w:val="none"/>
-              </w:rPr>
-            </w:pPr>
-            <w:r>
-              <w:rPr>
-                <w:rFonts w:hint="eastAsia" w:ascii="等线" w:hAnsi="等线" w:eastAsia="等线" w:cs="等线"/>
-                <w:b/>
-                <w:bCs/>
-                <w:i w:val="0"/>
-                <w:iCs w:val="0"/>
-                <w:color w:val="000000"/>
-                <w:kern w:val="0"/>
-                <w:sz w:val="22"/>
-                <w:szCs w:val="22"/>
-                <w:u w:val="none"/>
-                <w:lang w:val="en-US" w:eastAsia="zh-CN" w:bidi="ar"/>
-              </w:rPr>
-              <w:t>单位面积高度筒内桩面积/m</w:t>
-            </w:r>
-            <w:r>
-              <w:rPr>
-                <w:rStyle w:val="32"/>
-                <w:lang w:val="en-US" w:eastAsia="zh-CN" w:bidi="ar"/>
-              </w:rPr>
-              <w:t>2</w:t>
-            </w:r>
-          </w:p>
-        </w:tc>
-        <w:tc>
-          <w:tcPr>
-            <w:tcW w:w="0" w:type="auto"/>
-            <w:tcBorders>
-              <w:top w:val="single" w:color="auto" w:sz="4" w:space="0"/>
-              <w:left w:val="single" w:color="auto" w:sz="4" w:space="0"/>
-              <w:bottom w:val="single" w:color="auto" w:sz="4" w:space="0"/>
-              <w:right w:val="single" w:color="auto" w:sz="4" w:space="0"/>
-            </w:tcBorders>
-            <w:shd w:val="clear" w:color="auto" w:fill="FF0000"/>
-            <w:noWrap/>
-            <w:vAlign w:val="bottom"/>
-          </w:tcPr>
-          <w:p>
-            <w:pPr>
-              <w:keepNext w:val="0"/>
-              <w:keepLines w:val="0"/>
-              <w:widowControl/>
-              <w:suppressLineNumbers w:val="0"/>
-              <w:jc w:val="right"/>
-              <w:textAlignment w:val="bottom"/>
-              <w:rPr>
-                <w:rFonts w:hint="default" w:ascii="Times New Roman" w:hAnsi="Times New Roman" w:eastAsia="等线" w:cs="Times New Roman"/>
-                <w:b/>
-                <w:bCs/>
-                <w:i w:val="0"/>
-                <w:iCs w:val="0"/>
-                <w:color w:val="000000"/>
-                <w:sz w:val="22"/>
-                <w:szCs w:val="22"/>
-                <w:u w:val="none"/>
-              </w:rPr>
-            </w:pPr>
-            <w:r>
-              <w:rPr>
-                <w:rFonts w:hint="eastAsia" w:ascii="Times New Roman" w:hAnsi="Times New Roman" w:eastAsia="等线" w:cs="Times New Roman"/>
-                <w:i w:val="0"/>
-                <w:iCs w:val="0"/>
-                <w:color w:val="000000"/>
-                <w:sz w:val="22"/>
-                <w:szCs w:val="22"/>
-                <w:u w:val="none"/>
-                <w:lang w:val="en-US" w:eastAsia="zh-CN"/>
-              </w:rPr>
-              <w:t>{B16}</w:t>
-            </w:r>
-          </w:p>
-        </w:tc>
-      </w:tr>
-      <w:tr>
-        <w:tblPrEx>
-          <w:tblBorders>
-            <w:top w:val="none" w:color="auto" w:sz="0" w:space="0"/>
-            <w:left w:val="none" w:color="auto" w:sz="0" w:space="0"/>
-            <w:bottom w:val="none" w:color="auto" w:sz="0" w:space="0"/>
-            <w:right w:val="none" w:color="auto" w:sz="0" w:space="0"/>
-            <w:insideH w:val="none" w:color="auto" w:sz="0" w:space="0"/>
-            <w:insideV w:val="none" w:color="auto" w:sz="0" w:space="0"/>
-          </w:tblBorders>
-          <w:tblCellMar>
-            <w:top w:w="0" w:type="dxa"/>
-            <w:left w:w="108" w:type="dxa"/>
-            <w:bottom w:w="0" w:type="dxa"/>
-            <w:right w:w="108" w:type="dxa"/>
-          </w:tblCellMar>
-        </w:tblPrEx>
-        <w:trPr>
-          <w:trHeight w:val="330" w:hRule="atLeast"/>
-          <w:jc w:val="center"/>
-        </w:trPr>
-        <w:tc>
-          <w:tcPr>
-            <w:tcW w:w="0" w:type="auto"/>
-            <w:tcBorders>
-              <w:top w:val="single" w:color="auto" w:sz="4" w:space="0"/>
-              <w:left w:val="single" w:color="auto" w:sz="4" w:space="0"/>
-              <w:bottom w:val="single" w:color="auto" w:sz="4" w:space="0"/>
-              <w:right w:val="single" w:color="auto" w:sz="4" w:space="0"/>
-            </w:tcBorders>
-            <w:shd w:val="clear" w:color="auto" w:fill="FF0000"/>
-            <w:noWrap/>
-            <w:vAlign w:val="bottom"/>
-          </w:tcPr>
-          <w:p>
-            <w:pPr>
-              <w:keepNext w:val="0"/>
-              <w:keepLines w:val="0"/>
-              <w:widowControl/>
-              <w:suppressLineNumbers w:val="0"/>
-              <w:jc w:val="left"/>
-              <w:textAlignment w:val="bottom"/>
-              <w:rPr>
-                <w:rFonts w:hint="eastAsia" w:ascii="等线" w:hAnsi="等线" w:eastAsia="等线" w:cs="等线"/>
-                <w:b/>
-                <w:bCs/>
-                <w:i w:val="0"/>
-                <w:iCs w:val="0"/>
-                <w:color w:val="000000"/>
-                <w:sz w:val="22"/>
-                <w:szCs w:val="22"/>
-                <w:u w:val="none"/>
-              </w:rPr>
-            </w:pPr>
-            <w:r>
-              <w:rPr>
-                <w:rFonts w:hint="eastAsia" w:ascii="等线" w:hAnsi="等线" w:eastAsia="等线" w:cs="等线"/>
-                <w:b/>
-                <w:bCs/>
-                <w:i w:val="0"/>
-                <w:iCs w:val="0"/>
-                <w:color w:val="000000"/>
-                <w:kern w:val="0"/>
-                <w:sz w:val="22"/>
-                <w:szCs w:val="22"/>
-                <w:u w:val="none"/>
-                <w:lang w:val="en-US" w:eastAsia="zh-CN" w:bidi="ar"/>
-              </w:rPr>
-              <w:t>单位面积高度通长加筋肋面积/m</w:t>
-            </w:r>
-            <w:r>
-              <w:rPr>
-                <w:rStyle w:val="32"/>
-                <w:lang w:val="en-US" w:eastAsia="zh-CN" w:bidi="ar"/>
-              </w:rPr>
-              <w:t>2</w:t>
-            </w:r>
-          </w:p>
-        </w:tc>
-        <w:tc>
-          <w:tcPr>
-            <w:tcW w:w="0" w:type="auto"/>
-            <w:tcBorders>
-              <w:top w:val="single" w:color="auto" w:sz="4" w:space="0"/>
-              <w:left w:val="single" w:color="auto" w:sz="4" w:space="0"/>
-              <w:bottom w:val="single" w:color="auto" w:sz="4" w:space="0"/>
-              <w:right w:val="single" w:color="auto" w:sz="4" w:space="0"/>
-            </w:tcBorders>
-            <w:shd w:val="clear" w:color="auto" w:fill="FF0000"/>
-            <w:noWrap/>
-            <w:vAlign w:val="bottom"/>
-          </w:tcPr>
-          <w:p>
-            <w:pPr>
-              <w:keepNext w:val="0"/>
-              <w:keepLines w:val="0"/>
-              <w:widowControl/>
-              <w:suppressLineNumbers w:val="0"/>
-              <w:jc w:val="right"/>
-              <w:textAlignment w:val="bottom"/>
-              <w:rPr>
-                <w:rFonts w:hint="default" w:ascii="Times New Roman" w:hAnsi="Times New Roman" w:eastAsia="等线" w:cs="Times New Roman"/>
-                <w:b/>
-                <w:bCs/>
-                <w:i w:val="0"/>
-                <w:iCs w:val="0"/>
-                <w:color w:val="000000"/>
-                <w:sz w:val="22"/>
-                <w:szCs w:val="22"/>
-                <w:u w:val="none"/>
-              </w:rPr>
-            </w:pPr>
-            <w:r>
-              <w:rPr>
-                <w:rFonts w:hint="eastAsia" w:ascii="Times New Roman" w:hAnsi="Times New Roman" w:eastAsia="等线" w:cs="Times New Roman"/>
-                <w:i w:val="0"/>
-                <w:iCs w:val="0"/>
-                <w:color w:val="000000"/>
-                <w:sz w:val="22"/>
-                <w:szCs w:val="22"/>
-                <w:u w:val="none"/>
-                <w:lang w:val="en-US" w:eastAsia="zh-CN"/>
-              </w:rPr>
-              <w:t>{B17}</w:t>
-            </w:r>
-          </w:p>
-        </w:tc>
-      </w:tr>
-      <w:tr>
-        <w:tblPrEx>
-          <w:tblBorders>
-            <w:top w:val="none" w:color="auto" w:sz="0" w:space="0"/>
-            <w:left w:val="none" w:color="auto" w:sz="0" w:space="0"/>
-            <w:bottom w:val="none" w:color="auto" w:sz="0" w:space="0"/>
-            <w:right w:val="none" w:color="auto" w:sz="0" w:space="0"/>
-            <w:insideH w:val="none" w:color="auto" w:sz="0" w:space="0"/>
-            <w:insideV w:val="none" w:color="auto" w:sz="0" w:space="0"/>
-          </w:tblBorders>
-          <w:tblCellMar>
-            <w:top w:w="0" w:type="dxa"/>
-            <w:left w:w="108" w:type="dxa"/>
-            <w:bottom w:w="0" w:type="dxa"/>
-            <w:right w:w="108" w:type="dxa"/>
-          </w:tblCellMar>
-        </w:tblPrEx>
-        <w:trPr>
-          <w:trHeight w:val="330" w:hRule="atLeast"/>
-          <w:jc w:val="center"/>
-        </w:trPr>
-        <w:tc>
-          <w:tcPr>
-            <w:tcW w:w="0" w:type="auto"/>
-            <w:tcBorders>
-              <w:top w:val="single" w:color="auto" w:sz="4" w:space="0"/>
-              <w:left w:val="single" w:color="auto" w:sz="4" w:space="0"/>
-              <w:bottom w:val="single" w:color="auto" w:sz="4" w:space="0"/>
-              <w:right w:val="single" w:color="auto" w:sz="4" w:space="0"/>
-            </w:tcBorders>
-            <w:shd w:val="clear" w:color="auto" w:fill="FF0000"/>
-            <w:noWrap/>
-            <w:vAlign w:val="bottom"/>
-          </w:tcPr>
-          <w:p>
-            <w:pPr>
-              <w:keepNext w:val="0"/>
-              <w:keepLines w:val="0"/>
-              <w:widowControl/>
-              <w:suppressLineNumbers w:val="0"/>
-              <w:jc w:val="left"/>
-              <w:textAlignment w:val="bottom"/>
-              <w:rPr>
-                <w:rFonts w:hint="eastAsia" w:ascii="等线" w:hAnsi="等线" w:eastAsia="等线" w:cs="等线"/>
-                <w:b/>
-                <w:bCs/>
-                <w:i w:val="0"/>
-                <w:iCs w:val="0"/>
-                <w:color w:val="000000"/>
-                <w:sz w:val="22"/>
-                <w:szCs w:val="22"/>
-                <w:u w:val="none"/>
-              </w:rPr>
-            </w:pPr>
-            <w:r>
-              <w:rPr>
-                <w:rFonts w:hint="eastAsia" w:ascii="等线" w:hAnsi="等线" w:eastAsia="等线" w:cs="等线"/>
-                <w:b/>
-                <w:bCs/>
-                <w:i w:val="0"/>
-                <w:iCs w:val="0"/>
-                <w:color w:val="000000"/>
-                <w:kern w:val="0"/>
-                <w:sz w:val="22"/>
-                <w:szCs w:val="22"/>
-                <w:u w:val="none"/>
-                <w:lang w:val="en-US" w:eastAsia="zh-CN" w:bidi="ar"/>
-              </w:rPr>
-              <w:t>总单位高度侧面积/m</w:t>
-            </w:r>
-            <w:r>
-              <w:rPr>
-                <w:rStyle w:val="32"/>
-                <w:lang w:val="en-US" w:eastAsia="zh-CN" w:bidi="ar"/>
-              </w:rPr>
-              <w:t>2</w:t>
-            </w:r>
-          </w:p>
-        </w:tc>
-        <w:tc>
-          <w:tcPr>
-            <w:tcW w:w="0" w:type="auto"/>
-            <w:tcBorders>
-              <w:top w:val="single" w:color="auto" w:sz="4" w:space="0"/>
-              <w:left w:val="single" w:color="auto" w:sz="4" w:space="0"/>
-              <w:bottom w:val="single" w:color="auto" w:sz="4" w:space="0"/>
-              <w:right w:val="single" w:color="auto" w:sz="4" w:space="0"/>
-            </w:tcBorders>
-            <w:shd w:val="clear" w:color="auto" w:fill="FF0000"/>
-            <w:noWrap/>
-            <w:vAlign w:val="bottom"/>
-          </w:tcPr>
-          <w:p>
-            <w:pPr>
-              <w:keepNext w:val="0"/>
-              <w:keepLines w:val="0"/>
-              <w:widowControl/>
-              <w:suppressLineNumbers w:val="0"/>
-              <w:jc w:val="right"/>
-              <w:textAlignment w:val="bottom"/>
-              <w:rPr>
-                <w:rFonts w:hint="default" w:ascii="Times New Roman" w:hAnsi="Times New Roman" w:eastAsia="等线" w:cs="Times New Roman"/>
-                <w:b/>
-                <w:bCs/>
-                <w:i w:val="0"/>
-                <w:iCs w:val="0"/>
-                <w:color w:val="000000"/>
-                <w:sz w:val="22"/>
-                <w:szCs w:val="22"/>
-                <w:u w:val="none"/>
-              </w:rPr>
-            </w:pPr>
-            <w:r>
-              <w:rPr>
-                <w:rFonts w:hint="eastAsia" w:ascii="Times New Roman" w:hAnsi="Times New Roman" w:eastAsia="等线" w:cs="Times New Roman"/>
-                <w:i w:val="0"/>
-                <w:iCs w:val="0"/>
-                <w:color w:val="000000"/>
-                <w:sz w:val="22"/>
-                <w:szCs w:val="22"/>
-                <w:u w:val="none"/>
-                <w:lang w:val="en-US" w:eastAsia="zh-CN"/>
-              </w:rPr>
-              <w:t>{B18}</w:t>
+              <w:t>{B8}</w:t>
             </w:r>
           </w:p>
         </w:tc>
@@ -3874,6 +2199,12 @@
           </w:tcPr>
           <w:p>
             <w:pPr>
+              <w:keepNext w:val="0"/>
+              <w:keepLines w:val="0"/>
+              <w:widowControl/>
+              <w:suppressLineNumbers w:val="0"/>
+              <w:jc w:val="left"/>
+              <w:textAlignment w:val="bottom"/>
               <w:rPr>
                 <w:rFonts w:hint="eastAsia" w:ascii="等线" w:hAnsi="等线" w:eastAsia="等线" w:cs="等线"/>
                 <w:b/>
@@ -3886,6 +2217,22 @@
                 <w:u w:val="none"/>
               </w:rPr>
             </w:pPr>
+            <w:r>
+              <w:rPr>
+                <w:rFonts w:hint="eastAsia" w:ascii="等线" w:hAnsi="等线" w:eastAsia="等线" w:cs="等线"/>
+                <w:b/>
+                <w:bCs/>
+                <w:i w:val="0"/>
+                <w:iCs w:val="0"/>
+                <w:color w:val="000000"/>
+                <w:kern w:val="0"/>
+                <w:sz w:val="22"/>
+                <w:szCs w:val="22"/>
+                <w:u w:val="none"/>
+                <w:lang w:val="en-US" w:eastAsia="zh-CN" w:bidi="ar"/>
+              </w:rPr>
+              <w:t>分舱板壁厚/m</w:t>
+            </w:r>
           </w:p>
         </w:tc>
         <w:tc>
@@ -3903,116 +2250,6 @@
           </w:tcPr>
           <w:p>
             <w:pPr>
-              <w:rPr>
-                <w:rFonts w:hint="default" w:ascii="Times New Roman" w:hAnsi="Times New Roman" w:eastAsia="等线" w:cs="Times New Roman"/>
-                <w:b/>
-                <w:bCs/>
-                <w:i w:val="0"/>
-                <w:iCs w:val="0"/>
-                <w:color w:val="000000"/>
-                <w:sz w:val="22"/>
-                <w:szCs w:val="22"/>
-                <w:u w:val="none"/>
-              </w:rPr>
-            </w:pPr>
-          </w:p>
-        </w:tc>
-      </w:tr>
-      <w:tr>
-        <w:tblPrEx>
-          <w:tblBorders>
-            <w:top w:val="none" w:color="auto" w:sz="0" w:space="0"/>
-            <w:left w:val="none" w:color="auto" w:sz="0" w:space="0"/>
-            <w:bottom w:val="none" w:color="auto" w:sz="0" w:space="0"/>
-            <w:right w:val="none" w:color="auto" w:sz="0" w:space="0"/>
-            <w:insideH w:val="none" w:color="auto" w:sz="0" w:space="0"/>
-            <w:insideV w:val="none" w:color="auto" w:sz="0" w:space="0"/>
-          </w:tblBorders>
-          <w:shd w:val="clear" w:color="auto" w:fill="auto"/>
-          <w:tblCellMar>
-            <w:top w:w="0" w:type="dxa"/>
-            <w:left w:w="108" w:type="dxa"/>
-            <w:bottom w:w="0" w:type="dxa"/>
-            <w:right w:w="108" w:type="dxa"/>
-          </w:tblCellMar>
-        </w:tblPrEx>
-        <w:trPr>
-          <w:trHeight w:val="330" w:hRule="atLeast"/>
-          <w:jc w:val="center"/>
-        </w:trPr>
-        <w:tc>
-          <w:tcPr>
-            <w:tcW w:w="0" w:type="auto"/>
-            <w:tcBorders>
-              <w:top w:val="single" w:color="auto" w:sz="4" w:space="0"/>
-              <w:left w:val="single" w:color="auto" w:sz="4" w:space="0"/>
-              <w:bottom w:val="single" w:color="auto" w:sz="4" w:space="0"/>
-              <w:right w:val="single" w:color="auto" w:sz="4" w:space="0"/>
-            </w:tcBorders>
-            <w:shd w:val="clear" w:color="auto" w:fill="FF0000"/>
-            <w:noWrap/>
-            <w:vAlign w:val="bottom"/>
-          </w:tcPr>
-          <w:p>
-            <w:pPr>
-              <w:keepNext w:val="0"/>
-              <w:keepLines w:val="0"/>
-              <w:widowControl/>
-              <w:suppressLineNumbers w:val="0"/>
-              <w:jc w:val="left"/>
-              <w:textAlignment w:val="bottom"/>
-              <w:rPr>
-                <w:rFonts w:hint="eastAsia" w:ascii="等线" w:hAnsi="等线" w:eastAsia="等线" w:cs="等线"/>
-                <w:b/>
-                <w:bCs/>
-                <w:i w:val="0"/>
-                <w:iCs w:val="0"/>
-                <w:color w:val="000000"/>
-                <w:sz w:val="22"/>
-                <w:szCs w:val="22"/>
-                <w:u w:val="none"/>
-              </w:rPr>
-            </w:pPr>
-            <w:r>
-              <w:rPr>
-                <w:rFonts w:hint="eastAsia" w:ascii="等线" w:hAnsi="等线" w:eastAsia="等线" w:cs="等线"/>
-                <w:b/>
-                <w:bCs/>
-                <w:i w:val="0"/>
-                <w:iCs w:val="0"/>
-                <w:color w:val="000000"/>
-                <w:kern w:val="0"/>
-                <w:sz w:val="22"/>
-                <w:szCs w:val="22"/>
-                <w:u w:val="none"/>
-                <w:lang w:val="en-US" w:eastAsia="zh-CN" w:bidi="ar"/>
-              </w:rPr>
-              <w:t>筒壁端面积/m</w:t>
-            </w:r>
-            <w:r>
-              <w:rPr>
-                <w:rStyle w:val="32"/>
-                <w:lang w:val="en-US" w:eastAsia="zh-CN" w:bidi="ar"/>
-              </w:rPr>
-              <w:t>2</w:t>
-            </w:r>
-          </w:p>
-        </w:tc>
-        <w:tc>
-          <w:tcPr>
-            <w:tcW w:w="0" w:type="auto"/>
-            <w:tcBorders>
-              <w:top w:val="single" w:color="auto" w:sz="4" w:space="0"/>
-              <w:left w:val="single" w:color="auto" w:sz="4" w:space="0"/>
-              <w:bottom w:val="single" w:color="auto" w:sz="4" w:space="0"/>
-              <w:right w:val="single" w:color="auto" w:sz="4" w:space="0"/>
-            </w:tcBorders>
-            <w:shd w:val="clear" w:color="auto" w:fill="FF0000"/>
-            <w:noWrap/>
-            <w:vAlign w:val="bottom"/>
-          </w:tcPr>
-          <w:p>
-            <w:pPr>
               <w:keepNext w:val="0"/>
               <w:keepLines w:val="0"/>
               <w:widowControl/>
@@ -4021,8 +2258,6 @@
               <w:textAlignment w:val="bottom"/>
               <w:rPr>
                 <w:rFonts w:hint="default" w:ascii="Times New Roman" w:hAnsi="Times New Roman" w:eastAsia="等线" w:cs="Times New Roman"/>
-                <w:b/>
-                <w:bCs/>
                 <w:i w:val="0"/>
                 <w:iCs w:val="0"/>
                 <w:color w:val="000000"/>
@@ -4042,648 +2277,7 @@
                 <w:u w:val="none"/>
                 <w:lang w:val="en-US" w:eastAsia="zh-CN"/>
               </w:rPr>
-              <w:t>{B20}</w:t>
-            </w:r>
-          </w:p>
-        </w:tc>
-      </w:tr>
-      <w:tr>
-        <w:tblPrEx>
-          <w:tblBorders>
-            <w:top w:val="none" w:color="auto" w:sz="0" w:space="0"/>
-            <w:left w:val="none" w:color="auto" w:sz="0" w:space="0"/>
-            <w:bottom w:val="none" w:color="auto" w:sz="0" w:space="0"/>
-            <w:right w:val="none" w:color="auto" w:sz="0" w:space="0"/>
-            <w:insideH w:val="none" w:color="auto" w:sz="0" w:space="0"/>
-            <w:insideV w:val="none" w:color="auto" w:sz="0" w:space="0"/>
-          </w:tblBorders>
-          <w:tblCellMar>
-            <w:top w:w="0" w:type="dxa"/>
-            <w:left w:w="108" w:type="dxa"/>
-            <w:bottom w:w="0" w:type="dxa"/>
-            <w:right w:w="108" w:type="dxa"/>
-          </w:tblCellMar>
-        </w:tblPrEx>
-        <w:trPr>
-          <w:trHeight w:val="330" w:hRule="atLeast"/>
-          <w:jc w:val="center"/>
-        </w:trPr>
-        <w:tc>
-          <w:tcPr>
-            <w:tcW w:w="0" w:type="auto"/>
-            <w:tcBorders>
-              <w:top w:val="single" w:color="auto" w:sz="4" w:space="0"/>
-              <w:left w:val="single" w:color="auto" w:sz="4" w:space="0"/>
-              <w:bottom w:val="single" w:color="auto" w:sz="4" w:space="0"/>
-              <w:right w:val="single" w:color="auto" w:sz="4" w:space="0"/>
-            </w:tcBorders>
-            <w:shd w:val="clear" w:color="auto" w:fill="FF0000"/>
-            <w:noWrap/>
-            <w:vAlign w:val="bottom"/>
-          </w:tcPr>
-          <w:p>
-            <w:pPr>
-              <w:keepNext w:val="0"/>
-              <w:keepLines w:val="0"/>
-              <w:widowControl/>
-              <w:suppressLineNumbers w:val="0"/>
-              <w:jc w:val="left"/>
-              <w:textAlignment w:val="bottom"/>
-              <w:rPr>
-                <w:rFonts w:hint="eastAsia" w:ascii="等线" w:hAnsi="等线" w:eastAsia="等线" w:cs="等线"/>
-                <w:b/>
-                <w:bCs/>
-                <w:i w:val="0"/>
-                <w:iCs w:val="0"/>
-                <w:color w:val="000000"/>
-                <w:sz w:val="22"/>
-                <w:szCs w:val="22"/>
-                <w:u w:val="none"/>
-              </w:rPr>
-            </w:pPr>
-            <w:r>
-              <w:rPr>
-                <w:rFonts w:hint="eastAsia" w:ascii="等线" w:hAnsi="等线" w:eastAsia="等线" w:cs="等线"/>
-                <w:b/>
-                <w:bCs/>
-                <w:i w:val="0"/>
-                <w:iCs w:val="0"/>
-                <w:color w:val="000000"/>
-                <w:kern w:val="0"/>
-                <w:sz w:val="22"/>
-                <w:szCs w:val="22"/>
-                <w:u w:val="none"/>
-                <w:lang w:val="en-US" w:eastAsia="zh-CN" w:bidi="ar"/>
-              </w:rPr>
-              <w:t>分舱板端面积/m</w:t>
-            </w:r>
-            <w:r>
-              <w:rPr>
-                <w:rStyle w:val="32"/>
-                <w:lang w:val="en-US" w:eastAsia="zh-CN" w:bidi="ar"/>
-              </w:rPr>
-              <w:t>2</w:t>
-            </w:r>
-          </w:p>
-        </w:tc>
-        <w:tc>
-          <w:tcPr>
-            <w:tcW w:w="0" w:type="auto"/>
-            <w:tcBorders>
-              <w:top w:val="single" w:color="auto" w:sz="4" w:space="0"/>
-              <w:left w:val="single" w:color="auto" w:sz="4" w:space="0"/>
-              <w:bottom w:val="single" w:color="auto" w:sz="4" w:space="0"/>
-              <w:right w:val="single" w:color="auto" w:sz="4" w:space="0"/>
-            </w:tcBorders>
-            <w:shd w:val="clear" w:color="auto" w:fill="FF0000"/>
-            <w:noWrap/>
-            <w:vAlign w:val="bottom"/>
-          </w:tcPr>
-          <w:p>
-            <w:pPr>
-              <w:keepNext w:val="0"/>
-              <w:keepLines w:val="0"/>
-              <w:widowControl/>
-              <w:suppressLineNumbers w:val="0"/>
-              <w:jc w:val="right"/>
-              <w:textAlignment w:val="bottom"/>
-              <w:rPr>
-                <w:rFonts w:hint="default" w:ascii="Times New Roman" w:hAnsi="Times New Roman" w:eastAsia="等线" w:cs="Times New Roman"/>
-                <w:b/>
-                <w:bCs/>
-                <w:i w:val="0"/>
-                <w:iCs w:val="0"/>
-                <w:color w:val="000000"/>
-                <w:sz w:val="22"/>
-                <w:szCs w:val="22"/>
-                <w:u w:val="none"/>
-              </w:rPr>
-            </w:pPr>
-            <w:r>
-              <w:rPr>
-                <w:rFonts w:hint="eastAsia" w:ascii="Times New Roman" w:hAnsi="Times New Roman" w:eastAsia="等线" w:cs="Times New Roman"/>
-                <w:i w:val="0"/>
-                <w:iCs w:val="0"/>
-                <w:color w:val="000000"/>
-                <w:sz w:val="22"/>
-                <w:szCs w:val="22"/>
-                <w:u w:val="none"/>
-                <w:lang w:val="en-US" w:eastAsia="zh-CN"/>
-              </w:rPr>
-              <w:t>{B21}</w:t>
-            </w:r>
-          </w:p>
-        </w:tc>
-      </w:tr>
-      <w:tr>
-        <w:tblPrEx>
-          <w:tblBorders>
-            <w:top w:val="none" w:color="auto" w:sz="0" w:space="0"/>
-            <w:left w:val="none" w:color="auto" w:sz="0" w:space="0"/>
-            <w:bottom w:val="none" w:color="auto" w:sz="0" w:space="0"/>
-            <w:right w:val="none" w:color="auto" w:sz="0" w:space="0"/>
-            <w:insideH w:val="none" w:color="auto" w:sz="0" w:space="0"/>
-            <w:insideV w:val="none" w:color="auto" w:sz="0" w:space="0"/>
-          </w:tblBorders>
-          <w:tblCellMar>
-            <w:top w:w="0" w:type="dxa"/>
-            <w:left w:w="108" w:type="dxa"/>
-            <w:bottom w:w="0" w:type="dxa"/>
-            <w:right w:w="108" w:type="dxa"/>
-          </w:tblCellMar>
-        </w:tblPrEx>
-        <w:trPr>
-          <w:trHeight w:val="330" w:hRule="atLeast"/>
-          <w:jc w:val="center"/>
-        </w:trPr>
-        <w:tc>
-          <w:tcPr>
-            <w:tcW w:w="0" w:type="auto"/>
-            <w:tcBorders>
-              <w:top w:val="single" w:color="auto" w:sz="4" w:space="0"/>
-              <w:left w:val="single" w:color="auto" w:sz="4" w:space="0"/>
-              <w:bottom w:val="single" w:color="auto" w:sz="4" w:space="0"/>
-              <w:right w:val="single" w:color="auto" w:sz="4" w:space="0"/>
-            </w:tcBorders>
-            <w:shd w:val="clear" w:color="auto" w:fill="FF0000"/>
-            <w:noWrap/>
-            <w:vAlign w:val="bottom"/>
-          </w:tcPr>
-          <w:p>
-            <w:pPr>
-              <w:keepNext w:val="0"/>
-              <w:keepLines w:val="0"/>
-              <w:widowControl/>
-              <w:suppressLineNumbers w:val="0"/>
-              <w:jc w:val="left"/>
-              <w:textAlignment w:val="bottom"/>
-              <w:rPr>
-                <w:rFonts w:hint="eastAsia" w:ascii="等线" w:hAnsi="等线" w:eastAsia="等线" w:cs="等线"/>
-                <w:b/>
-                <w:bCs/>
-                <w:i w:val="0"/>
-                <w:iCs w:val="0"/>
-                <w:color w:val="000000"/>
-                <w:sz w:val="22"/>
-                <w:szCs w:val="22"/>
-                <w:u w:val="none"/>
-              </w:rPr>
-            </w:pPr>
-            <w:r>
-              <w:rPr>
-                <w:rFonts w:hint="eastAsia" w:ascii="等线" w:hAnsi="等线" w:eastAsia="等线" w:cs="等线"/>
-                <w:b/>
-                <w:bCs/>
-                <w:i w:val="0"/>
-                <w:iCs w:val="0"/>
-                <w:color w:val="000000"/>
-                <w:kern w:val="0"/>
-                <w:sz w:val="22"/>
-                <w:szCs w:val="22"/>
-                <w:u w:val="none"/>
-                <w:lang w:val="en-US" w:eastAsia="zh-CN" w:bidi="ar"/>
-              </w:rPr>
-              <w:t>内舱板端面积/m</w:t>
-            </w:r>
-            <w:r>
-              <w:rPr>
-                <w:rStyle w:val="32"/>
-                <w:lang w:val="en-US" w:eastAsia="zh-CN" w:bidi="ar"/>
-              </w:rPr>
-              <w:t>2</w:t>
-            </w:r>
-          </w:p>
-        </w:tc>
-        <w:tc>
-          <w:tcPr>
-            <w:tcW w:w="0" w:type="auto"/>
-            <w:tcBorders>
-              <w:top w:val="single" w:color="auto" w:sz="4" w:space="0"/>
-              <w:left w:val="single" w:color="auto" w:sz="4" w:space="0"/>
-              <w:bottom w:val="single" w:color="auto" w:sz="4" w:space="0"/>
-              <w:right w:val="single" w:color="auto" w:sz="4" w:space="0"/>
-            </w:tcBorders>
-            <w:shd w:val="clear" w:color="auto" w:fill="FF0000"/>
-            <w:noWrap/>
-            <w:vAlign w:val="bottom"/>
-          </w:tcPr>
-          <w:p>
-            <w:pPr>
-              <w:keepNext w:val="0"/>
-              <w:keepLines w:val="0"/>
-              <w:widowControl/>
-              <w:suppressLineNumbers w:val="0"/>
-              <w:jc w:val="right"/>
-              <w:textAlignment w:val="bottom"/>
-              <w:rPr>
-                <w:rFonts w:hint="default" w:ascii="Times New Roman" w:hAnsi="Times New Roman" w:eastAsia="等线" w:cs="Times New Roman"/>
-                <w:b/>
-                <w:bCs/>
-                <w:i w:val="0"/>
-                <w:iCs w:val="0"/>
-                <w:color w:val="000000"/>
-                <w:sz w:val="22"/>
-                <w:szCs w:val="22"/>
-                <w:u w:val="none"/>
-              </w:rPr>
-            </w:pPr>
-            <w:r>
-              <w:rPr>
-                <w:rFonts w:hint="eastAsia" w:ascii="Times New Roman" w:hAnsi="Times New Roman" w:eastAsia="等线" w:cs="Times New Roman"/>
-                <w:i w:val="0"/>
-                <w:iCs w:val="0"/>
-                <w:color w:val="000000"/>
-                <w:sz w:val="22"/>
-                <w:szCs w:val="22"/>
-                <w:u w:val="none"/>
-                <w:lang w:val="en-US" w:eastAsia="zh-CN"/>
-              </w:rPr>
-              <w:t>{B22}</w:t>
-            </w:r>
-          </w:p>
-        </w:tc>
-      </w:tr>
-      <w:tr>
-        <w:tblPrEx>
-          <w:tblBorders>
-            <w:top w:val="none" w:color="auto" w:sz="0" w:space="0"/>
-            <w:left w:val="none" w:color="auto" w:sz="0" w:space="0"/>
-            <w:bottom w:val="none" w:color="auto" w:sz="0" w:space="0"/>
-            <w:right w:val="none" w:color="auto" w:sz="0" w:space="0"/>
-            <w:insideH w:val="none" w:color="auto" w:sz="0" w:space="0"/>
-            <w:insideV w:val="none" w:color="auto" w:sz="0" w:space="0"/>
-          </w:tblBorders>
-          <w:tblCellMar>
-            <w:top w:w="0" w:type="dxa"/>
-            <w:left w:w="108" w:type="dxa"/>
-            <w:bottom w:w="0" w:type="dxa"/>
-            <w:right w:w="108" w:type="dxa"/>
-          </w:tblCellMar>
-        </w:tblPrEx>
-        <w:trPr>
-          <w:trHeight w:val="330" w:hRule="atLeast"/>
-          <w:jc w:val="center"/>
-        </w:trPr>
-        <w:tc>
-          <w:tcPr>
-            <w:tcW w:w="0" w:type="auto"/>
-            <w:tcBorders>
-              <w:top w:val="single" w:color="auto" w:sz="4" w:space="0"/>
-              <w:left w:val="single" w:color="auto" w:sz="4" w:space="0"/>
-              <w:bottom w:val="single" w:color="auto" w:sz="4" w:space="0"/>
-              <w:right w:val="single" w:color="auto" w:sz="4" w:space="0"/>
-            </w:tcBorders>
-            <w:shd w:val="clear" w:color="auto" w:fill="FF0000"/>
-            <w:noWrap/>
-            <w:vAlign w:val="bottom"/>
-          </w:tcPr>
-          <w:p>
-            <w:pPr>
-              <w:keepNext w:val="0"/>
-              <w:keepLines w:val="0"/>
-              <w:widowControl/>
-              <w:suppressLineNumbers w:val="0"/>
-              <w:jc w:val="left"/>
-              <w:textAlignment w:val="bottom"/>
-              <w:rPr>
-                <w:rFonts w:hint="eastAsia" w:ascii="等线" w:hAnsi="等线" w:eastAsia="等线" w:cs="等线"/>
-                <w:b/>
-                <w:bCs/>
-                <w:i w:val="0"/>
-                <w:iCs w:val="0"/>
-                <w:color w:val="000000"/>
-                <w:sz w:val="22"/>
-                <w:szCs w:val="22"/>
-                <w:u w:val="none"/>
-              </w:rPr>
-            </w:pPr>
-            <w:r>
-              <w:rPr>
-                <w:rFonts w:hint="eastAsia" w:ascii="等线" w:hAnsi="等线" w:eastAsia="等线" w:cs="等线"/>
-                <w:b/>
-                <w:bCs/>
-                <w:i w:val="0"/>
-                <w:iCs w:val="0"/>
-                <w:color w:val="000000"/>
-                <w:kern w:val="0"/>
-                <w:sz w:val="22"/>
-                <w:szCs w:val="22"/>
-                <w:u w:val="none"/>
-                <w:lang w:val="en-US" w:eastAsia="zh-CN" w:bidi="ar"/>
-              </w:rPr>
-              <w:t>筒内桩端面积/m</w:t>
-            </w:r>
-            <w:r>
-              <w:rPr>
-                <w:rStyle w:val="32"/>
-                <w:lang w:val="en-US" w:eastAsia="zh-CN" w:bidi="ar"/>
-              </w:rPr>
-              <w:t>2</w:t>
-            </w:r>
-          </w:p>
-        </w:tc>
-        <w:tc>
-          <w:tcPr>
-            <w:tcW w:w="0" w:type="auto"/>
-            <w:tcBorders>
-              <w:top w:val="single" w:color="auto" w:sz="4" w:space="0"/>
-              <w:left w:val="single" w:color="auto" w:sz="4" w:space="0"/>
-              <w:bottom w:val="single" w:color="auto" w:sz="4" w:space="0"/>
-              <w:right w:val="single" w:color="auto" w:sz="4" w:space="0"/>
-            </w:tcBorders>
-            <w:shd w:val="clear" w:color="auto" w:fill="FF0000"/>
-            <w:noWrap/>
-            <w:vAlign w:val="bottom"/>
-          </w:tcPr>
-          <w:p>
-            <w:pPr>
-              <w:keepNext w:val="0"/>
-              <w:keepLines w:val="0"/>
-              <w:widowControl/>
-              <w:suppressLineNumbers w:val="0"/>
-              <w:jc w:val="right"/>
-              <w:textAlignment w:val="bottom"/>
-              <w:rPr>
-                <w:rFonts w:hint="default" w:ascii="Times New Roman" w:hAnsi="Times New Roman" w:eastAsia="等线" w:cs="Times New Roman"/>
-                <w:b/>
-                <w:bCs/>
-                <w:i w:val="0"/>
-                <w:iCs w:val="0"/>
-                <w:color w:val="000000"/>
-                <w:sz w:val="22"/>
-                <w:szCs w:val="22"/>
-                <w:u w:val="none"/>
-              </w:rPr>
-            </w:pPr>
-            <w:r>
-              <w:rPr>
-                <w:rFonts w:hint="eastAsia" w:ascii="Times New Roman" w:hAnsi="Times New Roman" w:eastAsia="等线" w:cs="Times New Roman"/>
-                <w:i w:val="0"/>
-                <w:iCs w:val="0"/>
-                <w:color w:val="000000"/>
-                <w:sz w:val="22"/>
-                <w:szCs w:val="22"/>
-                <w:u w:val="none"/>
-                <w:lang w:val="en-US" w:eastAsia="zh-CN"/>
-              </w:rPr>
-              <w:t>{B23}</w:t>
-            </w:r>
-          </w:p>
-        </w:tc>
-      </w:tr>
-      <w:tr>
-        <w:tblPrEx>
-          <w:tblBorders>
-            <w:top w:val="none" w:color="auto" w:sz="0" w:space="0"/>
-            <w:left w:val="none" w:color="auto" w:sz="0" w:space="0"/>
-            <w:bottom w:val="none" w:color="auto" w:sz="0" w:space="0"/>
-            <w:right w:val="none" w:color="auto" w:sz="0" w:space="0"/>
-            <w:insideH w:val="none" w:color="auto" w:sz="0" w:space="0"/>
-            <w:insideV w:val="none" w:color="auto" w:sz="0" w:space="0"/>
-          </w:tblBorders>
-          <w:shd w:val="clear" w:color="auto" w:fill="auto"/>
-          <w:tblCellMar>
-            <w:top w:w="0" w:type="dxa"/>
-            <w:left w:w="108" w:type="dxa"/>
-            <w:bottom w:w="0" w:type="dxa"/>
-            <w:right w:w="108" w:type="dxa"/>
-          </w:tblCellMar>
-        </w:tblPrEx>
-        <w:trPr>
-          <w:trHeight w:val="330" w:hRule="atLeast"/>
-          <w:jc w:val="center"/>
-        </w:trPr>
-        <w:tc>
-          <w:tcPr>
-            <w:tcW w:w="0" w:type="auto"/>
-            <w:tcBorders>
-              <w:top w:val="single" w:color="auto" w:sz="4" w:space="0"/>
-              <w:left w:val="single" w:color="auto" w:sz="4" w:space="0"/>
-              <w:bottom w:val="single" w:color="auto" w:sz="4" w:space="0"/>
-              <w:right w:val="single" w:color="auto" w:sz="4" w:space="0"/>
-            </w:tcBorders>
-            <w:shd w:val="clear" w:color="auto" w:fill="FF0000"/>
-            <w:noWrap/>
-            <w:vAlign w:val="bottom"/>
-          </w:tcPr>
-          <w:p>
-            <w:pPr>
-              <w:keepNext w:val="0"/>
-              <w:keepLines w:val="0"/>
-              <w:widowControl/>
-              <w:suppressLineNumbers w:val="0"/>
-              <w:jc w:val="left"/>
-              <w:textAlignment w:val="bottom"/>
-              <w:rPr>
-                <w:rFonts w:hint="eastAsia" w:ascii="等线" w:hAnsi="等线" w:eastAsia="等线" w:cs="等线"/>
-                <w:b/>
-                <w:bCs/>
-                <w:i w:val="0"/>
-                <w:iCs w:val="0"/>
-                <w:color w:val="000000"/>
-                <w:sz w:val="22"/>
-                <w:szCs w:val="22"/>
-                <w:u w:val="none"/>
-              </w:rPr>
-            </w:pPr>
-            <w:r>
-              <w:rPr>
-                <w:rFonts w:hint="eastAsia" w:ascii="等线" w:hAnsi="等线" w:eastAsia="等线" w:cs="等线"/>
-                <w:b/>
-                <w:bCs/>
-                <w:i w:val="0"/>
-                <w:iCs w:val="0"/>
-                <w:color w:val="000000"/>
-                <w:kern w:val="0"/>
-                <w:sz w:val="22"/>
-                <w:szCs w:val="22"/>
-                <w:u w:val="none"/>
-                <w:lang w:val="en-US" w:eastAsia="zh-CN" w:bidi="ar"/>
-              </w:rPr>
-              <w:t>通长加劲肋端面积/m</w:t>
-            </w:r>
-            <w:r>
-              <w:rPr>
-                <w:rStyle w:val="32"/>
-                <w:lang w:val="en-US" w:eastAsia="zh-CN" w:bidi="ar"/>
-              </w:rPr>
-              <w:t>2</w:t>
-            </w:r>
-          </w:p>
-        </w:tc>
-        <w:tc>
-          <w:tcPr>
-            <w:tcW w:w="0" w:type="auto"/>
-            <w:tcBorders>
-              <w:top w:val="single" w:color="auto" w:sz="4" w:space="0"/>
-              <w:left w:val="single" w:color="auto" w:sz="4" w:space="0"/>
-              <w:bottom w:val="single" w:color="auto" w:sz="4" w:space="0"/>
-              <w:right w:val="single" w:color="auto" w:sz="4" w:space="0"/>
-            </w:tcBorders>
-            <w:shd w:val="clear" w:color="auto" w:fill="FF0000"/>
-            <w:noWrap/>
-            <w:vAlign w:val="bottom"/>
-          </w:tcPr>
-          <w:p>
-            <w:pPr>
-              <w:keepNext w:val="0"/>
-              <w:keepLines w:val="0"/>
-              <w:widowControl/>
-              <w:suppressLineNumbers w:val="0"/>
-              <w:jc w:val="right"/>
-              <w:textAlignment w:val="bottom"/>
-              <w:rPr>
-                <w:rFonts w:hint="default" w:ascii="Times New Roman" w:hAnsi="Times New Roman" w:eastAsia="等线" w:cs="Times New Roman"/>
-                <w:b/>
-                <w:bCs/>
-                <w:i w:val="0"/>
-                <w:iCs w:val="0"/>
-                <w:color w:val="000000"/>
-                <w:sz w:val="22"/>
-                <w:szCs w:val="22"/>
-                <w:u w:val="none"/>
-              </w:rPr>
-            </w:pPr>
-            <w:r>
-              <w:rPr>
-                <w:rFonts w:hint="eastAsia" w:ascii="Times New Roman" w:hAnsi="Times New Roman" w:eastAsia="等线" w:cs="Times New Roman"/>
-                <w:i w:val="0"/>
-                <w:iCs w:val="0"/>
-                <w:color w:val="000000"/>
-                <w:sz w:val="22"/>
-                <w:szCs w:val="22"/>
-                <w:u w:val="none"/>
-                <w:lang w:val="en-US" w:eastAsia="zh-CN"/>
-              </w:rPr>
-              <w:t>{B24}</w:t>
-            </w:r>
-          </w:p>
-        </w:tc>
-      </w:tr>
-      <w:tr>
-        <w:tblPrEx>
-          <w:tblBorders>
-            <w:top w:val="none" w:color="auto" w:sz="0" w:space="0"/>
-            <w:left w:val="none" w:color="auto" w:sz="0" w:space="0"/>
-            <w:bottom w:val="none" w:color="auto" w:sz="0" w:space="0"/>
-            <w:right w:val="none" w:color="auto" w:sz="0" w:space="0"/>
-            <w:insideH w:val="none" w:color="auto" w:sz="0" w:space="0"/>
-            <w:insideV w:val="none" w:color="auto" w:sz="0" w:space="0"/>
-          </w:tblBorders>
-          <w:tblCellMar>
-            <w:top w:w="0" w:type="dxa"/>
-            <w:left w:w="108" w:type="dxa"/>
-            <w:bottom w:w="0" w:type="dxa"/>
-            <w:right w:w="108" w:type="dxa"/>
-          </w:tblCellMar>
-        </w:tblPrEx>
-        <w:trPr>
-          <w:trHeight w:val="330" w:hRule="atLeast"/>
-          <w:jc w:val="center"/>
-        </w:trPr>
-        <w:tc>
-          <w:tcPr>
-            <w:tcW w:w="0" w:type="auto"/>
-            <w:tcBorders>
-              <w:top w:val="single" w:color="auto" w:sz="4" w:space="0"/>
-              <w:left w:val="single" w:color="auto" w:sz="4" w:space="0"/>
-              <w:bottom w:val="single" w:color="auto" w:sz="4" w:space="0"/>
-              <w:right w:val="single" w:color="auto" w:sz="4" w:space="0"/>
-            </w:tcBorders>
-            <w:shd w:val="clear" w:color="auto" w:fill="FF0000"/>
-            <w:noWrap/>
-            <w:vAlign w:val="bottom"/>
-          </w:tcPr>
-          <w:p>
-            <w:pPr>
-              <w:keepNext w:val="0"/>
-              <w:keepLines w:val="0"/>
-              <w:widowControl/>
-              <w:suppressLineNumbers w:val="0"/>
-              <w:jc w:val="left"/>
-              <w:textAlignment w:val="bottom"/>
-              <w:rPr>
-                <w:rFonts w:hint="eastAsia" w:ascii="等线" w:hAnsi="等线" w:eastAsia="等线" w:cs="等线"/>
-                <w:b/>
-                <w:bCs/>
-                <w:i w:val="0"/>
-                <w:iCs w:val="0"/>
-                <w:color w:val="000000"/>
-                <w:sz w:val="22"/>
-                <w:szCs w:val="22"/>
-                <w:u w:val="none"/>
-              </w:rPr>
-            </w:pPr>
-            <w:r>
-              <w:rPr>
-                <w:rFonts w:hint="eastAsia" w:ascii="等线" w:hAnsi="等线" w:eastAsia="等线" w:cs="等线"/>
-                <w:b/>
-                <w:bCs/>
-                <w:i w:val="0"/>
-                <w:iCs w:val="0"/>
-                <w:color w:val="000000"/>
-                <w:kern w:val="0"/>
-                <w:sz w:val="22"/>
-                <w:szCs w:val="22"/>
-                <w:u w:val="none"/>
-                <w:lang w:val="en-US" w:eastAsia="zh-CN" w:bidi="ar"/>
-              </w:rPr>
-              <w:t>总端面积/m</w:t>
-            </w:r>
-            <w:r>
-              <w:rPr>
-                <w:rStyle w:val="32"/>
-                <w:lang w:val="en-US" w:eastAsia="zh-CN" w:bidi="ar"/>
-              </w:rPr>
-              <w:t>2</w:t>
-            </w:r>
-          </w:p>
-        </w:tc>
-        <w:tc>
-          <w:tcPr>
-            <w:tcW w:w="0" w:type="auto"/>
-            <w:tcBorders>
-              <w:top w:val="single" w:color="auto" w:sz="4" w:space="0"/>
-              <w:left w:val="single" w:color="auto" w:sz="4" w:space="0"/>
-              <w:bottom w:val="single" w:color="auto" w:sz="4" w:space="0"/>
-              <w:right w:val="single" w:color="auto" w:sz="4" w:space="0"/>
-            </w:tcBorders>
-            <w:shd w:val="clear" w:color="auto" w:fill="FF0000"/>
-            <w:noWrap/>
-            <w:vAlign w:val="bottom"/>
-          </w:tcPr>
-          <w:p>
-            <w:pPr>
-              <w:keepNext w:val="0"/>
-              <w:keepLines w:val="0"/>
-              <w:widowControl/>
-              <w:suppressLineNumbers w:val="0"/>
-              <w:jc w:val="right"/>
-              <w:textAlignment w:val="bottom"/>
-              <w:rPr>
-                <w:rFonts w:hint="default" w:ascii="Times New Roman" w:hAnsi="Times New Roman" w:eastAsia="等线" w:cs="Times New Roman"/>
-                <w:b/>
-                <w:bCs/>
-                <w:i w:val="0"/>
-                <w:iCs w:val="0"/>
-                <w:color w:val="000000"/>
-                <w:sz w:val="22"/>
-                <w:szCs w:val="22"/>
-                <w:u w:val="none"/>
-              </w:rPr>
-            </w:pPr>
-            <w:r>
-              <w:rPr>
-                <w:rFonts w:hint="eastAsia" w:ascii="Times New Roman" w:hAnsi="Times New Roman" w:eastAsia="等线" w:cs="Times New Roman"/>
-                <w:i w:val="0"/>
-                <w:iCs w:val="0"/>
-                <w:color w:val="000000"/>
-                <w:sz w:val="22"/>
-                <w:szCs w:val="22"/>
-                <w:u w:val="none"/>
-                <w:lang w:val="en-US" w:eastAsia="zh-CN"/>
-              </w:rPr>
-              <w:t>{B25}</w:t>
+              <w:t>{B9}</w:t>
             </w:r>
           </w:p>
         </w:tc>
@@ -4725,6 +2319,12 @@
           </w:tcPr>
           <w:p>
             <w:pPr>
+              <w:keepNext w:val="0"/>
+              <w:keepLines w:val="0"/>
+              <w:widowControl/>
+              <w:suppressLineNumbers w:val="0"/>
+              <w:jc w:val="left"/>
+              <w:textAlignment w:val="bottom"/>
               <w:rPr>
                 <w:rFonts w:hint="eastAsia" w:ascii="等线" w:hAnsi="等线" w:eastAsia="等线" w:cs="等线"/>
                 <w:b/>
@@ -4737,6 +2337,22 @@
                 <w:u w:val="none"/>
               </w:rPr>
             </w:pPr>
+            <w:r>
+              <w:rPr>
+                <w:rFonts w:hint="eastAsia" w:ascii="等线" w:hAnsi="等线" w:eastAsia="等线" w:cs="等线"/>
+                <w:b/>
+                <w:bCs/>
+                <w:i w:val="0"/>
+                <w:iCs w:val="0"/>
+                <w:color w:val="000000"/>
+                <w:kern w:val="0"/>
+                <w:sz w:val="22"/>
+                <w:szCs w:val="22"/>
+                <w:u w:val="none"/>
+                <w:lang w:val="en-US" w:eastAsia="zh-CN" w:bidi="ar"/>
+              </w:rPr>
+              <w:t>通长加劲肋长度/m</w:t>
+            </w:r>
           </w:p>
         </w:tc>
         <w:tc>
@@ -4754,115 +2370,6 @@
           </w:tcPr>
           <w:p>
             <w:pPr>
-              <w:rPr>
-                <w:rFonts w:hint="default" w:ascii="Times New Roman" w:hAnsi="Times New Roman" w:eastAsia="等线" w:cs="Times New Roman"/>
-                <w:b/>
-                <w:bCs/>
-                <w:i w:val="0"/>
-                <w:iCs w:val="0"/>
-                <w:color w:val="000000"/>
-                <w:sz w:val="22"/>
-                <w:szCs w:val="22"/>
-                <w:u w:val="none"/>
-              </w:rPr>
-            </w:pPr>
-          </w:p>
-        </w:tc>
-      </w:tr>
-      <w:tr>
-        <w:tblPrEx>
-          <w:tblBorders>
-            <w:top w:val="none" w:color="auto" w:sz="0" w:space="0"/>
-            <w:left w:val="none" w:color="auto" w:sz="0" w:space="0"/>
-            <w:bottom w:val="none" w:color="auto" w:sz="0" w:space="0"/>
-            <w:right w:val="none" w:color="auto" w:sz="0" w:space="0"/>
-            <w:insideH w:val="none" w:color="auto" w:sz="0" w:space="0"/>
-            <w:insideV w:val="none" w:color="auto" w:sz="0" w:space="0"/>
-          </w:tblBorders>
-          <w:tblCellMar>
-            <w:top w:w="0" w:type="dxa"/>
-            <w:left w:w="108" w:type="dxa"/>
-            <w:bottom w:w="0" w:type="dxa"/>
-            <w:right w:w="108" w:type="dxa"/>
-          </w:tblCellMar>
-        </w:tblPrEx>
-        <w:trPr>
-          <w:trHeight w:val="330" w:hRule="atLeast"/>
-          <w:jc w:val="center"/>
-        </w:trPr>
-        <w:tc>
-          <w:tcPr>
-            <w:tcW w:w="0" w:type="auto"/>
-            <w:tcBorders>
-              <w:top w:val="single" w:color="auto" w:sz="4" w:space="0"/>
-              <w:left w:val="single" w:color="auto" w:sz="4" w:space="0"/>
-              <w:bottom w:val="single" w:color="auto" w:sz="4" w:space="0"/>
-              <w:right w:val="single" w:color="auto" w:sz="4" w:space="0"/>
-            </w:tcBorders>
-            <w:shd w:val="clear" w:color="auto" w:fill="FF0000"/>
-            <w:noWrap/>
-            <w:vAlign w:val="bottom"/>
-          </w:tcPr>
-          <w:p>
-            <w:pPr>
-              <w:keepNext w:val="0"/>
-              <w:keepLines w:val="0"/>
-              <w:widowControl/>
-              <w:suppressLineNumbers w:val="0"/>
-              <w:jc w:val="left"/>
-              <w:textAlignment w:val="bottom"/>
-              <w:rPr>
-                <w:rFonts w:hint="eastAsia" w:ascii="等线" w:hAnsi="等线" w:eastAsia="等线" w:cs="等线"/>
-                <w:b/>
-                <w:bCs/>
-                <w:i w:val="0"/>
-                <w:iCs w:val="0"/>
-                <w:color w:val="000000"/>
-                <w:sz w:val="22"/>
-                <w:szCs w:val="22"/>
-                <w:u w:val="none"/>
-              </w:rPr>
-            </w:pPr>
-            <w:r>
-              <w:rPr>
-                <w:rFonts w:hint="eastAsia" w:ascii="等线" w:hAnsi="等线" w:eastAsia="等线" w:cs="等线"/>
-                <w:b/>
-                <w:bCs/>
-                <w:i w:val="0"/>
-                <w:iCs w:val="0"/>
-                <w:color w:val="000000"/>
-                <w:kern w:val="0"/>
-                <w:sz w:val="22"/>
-                <w:szCs w:val="22"/>
-                <w:u w:val="none"/>
-                <w:lang w:val="en-US" w:eastAsia="zh-CN" w:bidi="ar"/>
-              </w:rPr>
-              <w:t>减阻环增加的端面积/m</w:t>
-            </w:r>
-            <w:r>
-              <w:rPr>
-                <w:rStyle w:val="32"/>
-                <w:lang w:val="en-US" w:eastAsia="zh-CN" w:bidi="ar"/>
-              </w:rPr>
-              <w:t>2</w:t>
-            </w:r>
-          </w:p>
-        </w:tc>
-        <w:tc>
-          <w:tcPr>
-            <w:tcW w:w="0" w:type="auto"/>
-            <w:tcBorders>
-              <w:top w:val="single" w:color="auto" w:sz="4" w:space="0"/>
-              <w:left w:val="single" w:color="auto" w:sz="4" w:space="0"/>
-              <w:bottom w:val="single" w:color="auto" w:sz="4" w:space="0"/>
-              <w:right w:val="single" w:color="auto" w:sz="4" w:space="0"/>
-            </w:tcBorders>
-            <w:shd w:val="clear" w:color="auto" w:fill="FF0000"/>
-            <w:noWrap/>
-            <w:vAlign w:val="bottom"/>
-          </w:tcPr>
-          <w:p>
-            <w:pPr>
               <w:keepNext w:val="0"/>
               <w:keepLines w:val="0"/>
               <w:widowControl/>
@@ -4871,8 +2378,6 @@
               <w:textAlignment w:val="bottom"/>
               <w:rPr>
                 <w:rFonts w:hint="default" w:ascii="Times New Roman" w:hAnsi="Times New Roman" w:eastAsia="等线" w:cs="Times New Roman"/>
-                <w:b/>
-                <w:bCs/>
                 <w:i w:val="0"/>
                 <w:iCs w:val="0"/>
                 <w:color w:val="000000"/>
@@ -4892,265 +2397,7 @@
                 <w:u w:val="none"/>
                 <w:lang w:val="en-US" w:eastAsia="zh-CN"/>
               </w:rPr>
-              <w:t>{B27}</w:t>
-            </w:r>
-          </w:p>
-        </w:tc>
-      </w:tr>
-      <w:tr>
-        <w:tblPrEx>
-          <w:tblBorders>
-            <w:top w:val="none" w:color="auto" w:sz="0" w:space="0"/>
-            <w:left w:val="none" w:color="auto" w:sz="0" w:space="0"/>
-            <w:bottom w:val="none" w:color="auto" w:sz="0" w:space="0"/>
-            <w:right w:val="none" w:color="auto" w:sz="0" w:space="0"/>
-            <w:insideH w:val="none" w:color="auto" w:sz="0" w:space="0"/>
-            <w:insideV w:val="none" w:color="auto" w:sz="0" w:space="0"/>
-          </w:tblBorders>
-          <w:shd w:val="clear" w:color="auto" w:fill="auto"/>
-          <w:tblCellMar>
-            <w:top w:w="0" w:type="dxa"/>
-            <w:left w:w="108" w:type="dxa"/>
-            <w:bottom w:w="0" w:type="dxa"/>
-            <w:right w:w="108" w:type="dxa"/>
-          </w:tblCellMar>
-        </w:tblPrEx>
-        <w:trPr>
-          <w:trHeight w:val="330" w:hRule="atLeast"/>
-          <w:jc w:val="center"/>
-        </w:trPr>
-        <w:tc>
-          <w:tcPr>
-            <w:tcW w:w="0" w:type="auto"/>
-            <w:tcBorders>
-              <w:top w:val="single" w:color="auto" w:sz="4" w:space="0"/>
-              <w:left w:val="single" w:color="auto" w:sz="4" w:space="0"/>
-              <w:bottom w:val="single" w:color="auto" w:sz="4" w:space="0"/>
-              <w:right w:val="single" w:color="auto" w:sz="4" w:space="0"/>
-            </w:tcBorders>
-            <w:shd w:val="clear" w:color="auto" w:fill="FF0000"/>
-            <w:noWrap/>
-            <w:vAlign w:val="bottom"/>
-          </w:tcPr>
-          <w:p>
-            <w:pPr>
-              <w:keepNext w:val="0"/>
-              <w:keepLines w:val="0"/>
-              <w:widowControl/>
-              <w:suppressLineNumbers w:val="0"/>
-              <w:jc w:val="left"/>
-              <w:textAlignment w:val="bottom"/>
-              <w:rPr>
-                <w:rFonts w:hint="eastAsia" w:ascii="等线" w:hAnsi="等线" w:eastAsia="等线" w:cs="等线"/>
-                <w:b/>
-                <w:bCs/>
-                <w:i w:val="0"/>
-                <w:iCs w:val="0"/>
-                <w:color w:val="000000"/>
-                <w:sz w:val="22"/>
-                <w:szCs w:val="22"/>
-                <w:u w:val="none"/>
-              </w:rPr>
-            </w:pPr>
-            <w:r>
-              <w:rPr>
-                <w:rFonts w:hint="eastAsia" w:ascii="等线" w:hAnsi="等线" w:eastAsia="等线" w:cs="等线"/>
-                <w:b/>
-                <w:bCs/>
-                <w:i w:val="0"/>
-                <w:iCs w:val="0"/>
-                <w:color w:val="000000"/>
-                <w:kern w:val="0"/>
-                <w:sz w:val="22"/>
-                <w:szCs w:val="22"/>
-                <w:u w:val="none"/>
-                <w:lang w:val="en-US" w:eastAsia="zh-CN" w:bidi="ar"/>
-              </w:rPr>
-              <w:t>减阻环+总端面积/m</w:t>
-            </w:r>
-            <w:r>
-              <w:rPr>
-                <w:rStyle w:val="32"/>
-                <w:lang w:val="en-US" w:eastAsia="zh-CN" w:bidi="ar"/>
-              </w:rPr>
-              <w:t>2</w:t>
-            </w:r>
-          </w:p>
-        </w:tc>
-        <w:tc>
-          <w:tcPr>
-            <w:tcW w:w="0" w:type="auto"/>
-            <w:tcBorders>
-              <w:top w:val="single" w:color="auto" w:sz="4" w:space="0"/>
-              <w:left w:val="single" w:color="auto" w:sz="4" w:space="0"/>
-              <w:bottom w:val="single" w:color="auto" w:sz="4" w:space="0"/>
-              <w:right w:val="single" w:color="auto" w:sz="4" w:space="0"/>
-            </w:tcBorders>
-            <w:shd w:val="clear" w:color="auto" w:fill="FF0000"/>
-            <w:noWrap/>
-            <w:vAlign w:val="bottom"/>
-          </w:tcPr>
-          <w:p>
-            <w:pPr>
-              <w:keepNext w:val="0"/>
-              <w:keepLines w:val="0"/>
-              <w:widowControl/>
-              <w:suppressLineNumbers w:val="0"/>
-              <w:jc w:val="right"/>
-              <w:textAlignment w:val="bottom"/>
-              <w:rPr>
-                <w:rFonts w:hint="default" w:ascii="Times New Roman" w:hAnsi="Times New Roman" w:eastAsia="等线" w:cs="Times New Roman"/>
-                <w:b/>
-                <w:bCs/>
-                <w:i w:val="0"/>
-                <w:iCs w:val="0"/>
-                <w:color w:val="000000"/>
-                <w:sz w:val="22"/>
-                <w:szCs w:val="22"/>
-                <w:u w:val="none"/>
-              </w:rPr>
-            </w:pPr>
-            <w:r>
-              <w:rPr>
-                <w:rFonts w:hint="eastAsia" w:ascii="Times New Roman" w:hAnsi="Times New Roman" w:eastAsia="等线" w:cs="Times New Roman"/>
-                <w:i w:val="0"/>
-                <w:iCs w:val="0"/>
-                <w:color w:val="000000"/>
-                <w:sz w:val="22"/>
-                <w:szCs w:val="22"/>
-                <w:u w:val="none"/>
-                <w:lang w:val="en-US" w:eastAsia="zh-CN"/>
-              </w:rPr>
-              <w:t>{B28}</w:t>
-            </w:r>
-          </w:p>
-        </w:tc>
-      </w:tr>
-      <w:tr>
-        <w:tblPrEx>
-          <w:tblBorders>
-            <w:top w:val="none" w:color="auto" w:sz="0" w:space="0"/>
-            <w:left w:val="none" w:color="auto" w:sz="0" w:space="0"/>
-            <w:bottom w:val="none" w:color="auto" w:sz="0" w:space="0"/>
-            <w:right w:val="none" w:color="auto" w:sz="0" w:space="0"/>
-            <w:insideH w:val="none" w:color="auto" w:sz="0" w:space="0"/>
-            <w:insideV w:val="none" w:color="auto" w:sz="0" w:space="0"/>
-          </w:tblBorders>
-          <w:shd w:val="clear" w:color="auto" w:fill="auto"/>
-          <w:tblCellMar>
-            <w:top w:w="0" w:type="dxa"/>
-            <w:left w:w="108" w:type="dxa"/>
-            <w:bottom w:w="0" w:type="dxa"/>
-            <w:right w:w="108" w:type="dxa"/>
-          </w:tblCellMar>
-        </w:tblPrEx>
-        <w:trPr>
-          <w:trHeight w:val="330" w:hRule="atLeast"/>
-          <w:jc w:val="center"/>
-        </w:trPr>
-        <w:tc>
-          <w:tcPr>
-            <w:tcW w:w="0" w:type="auto"/>
-            <w:tcBorders>
-              <w:top w:val="single" w:color="auto" w:sz="4" w:space="0"/>
-              <w:left w:val="single" w:color="auto" w:sz="4" w:space="0"/>
-              <w:bottom w:val="single" w:color="auto" w:sz="4" w:space="0"/>
-              <w:right w:val="single" w:color="auto" w:sz="4" w:space="0"/>
-            </w:tcBorders>
-            <w:shd w:val="clear" w:color="auto" w:fill="FF0000"/>
-            <w:noWrap/>
-            <w:vAlign w:val="bottom"/>
-          </w:tcPr>
-          <w:p>
-            <w:pPr>
-              <w:keepNext w:val="0"/>
-              <w:keepLines w:val="0"/>
-              <w:widowControl/>
-              <w:suppressLineNumbers w:val="0"/>
-              <w:jc w:val="left"/>
-              <w:textAlignment w:val="bottom"/>
-              <w:rPr>
-                <w:rFonts w:hint="eastAsia" w:ascii="等线" w:hAnsi="等线" w:eastAsia="等线" w:cs="等线"/>
-                <w:b/>
-                <w:bCs/>
-                <w:i w:val="0"/>
-                <w:iCs w:val="0"/>
-                <w:color w:val="000000"/>
-                <w:sz w:val="22"/>
-                <w:szCs w:val="22"/>
-                <w:u w:val="none"/>
-              </w:rPr>
-            </w:pPr>
-            <w:r>
-              <w:rPr>
-                <w:rFonts w:hint="eastAsia" w:ascii="等线" w:hAnsi="等线" w:eastAsia="等线" w:cs="等线"/>
-                <w:b/>
-                <w:bCs/>
-                <w:i w:val="0"/>
-                <w:iCs w:val="0"/>
-                <w:color w:val="000000"/>
-                <w:kern w:val="0"/>
-                <w:sz w:val="22"/>
-                <w:szCs w:val="22"/>
-                <w:u w:val="none"/>
-                <w:lang w:val="en-US" w:eastAsia="zh-CN" w:bidi="ar"/>
-              </w:rPr>
-              <w:t>顶盖面积/m</w:t>
-            </w:r>
-            <w:r>
-              <w:rPr>
-                <w:rStyle w:val="32"/>
-                <w:lang w:val="en-US" w:eastAsia="zh-CN" w:bidi="ar"/>
-              </w:rPr>
-              <w:t>2</w:t>
-            </w:r>
-          </w:p>
-        </w:tc>
-        <w:tc>
-          <w:tcPr>
-            <w:tcW w:w="0" w:type="auto"/>
-            <w:tcBorders>
-              <w:top w:val="single" w:color="auto" w:sz="4" w:space="0"/>
-              <w:left w:val="single" w:color="auto" w:sz="4" w:space="0"/>
-              <w:bottom w:val="single" w:color="auto" w:sz="4" w:space="0"/>
-              <w:right w:val="single" w:color="auto" w:sz="4" w:space="0"/>
-            </w:tcBorders>
-            <w:shd w:val="clear" w:color="auto" w:fill="FF0000"/>
-            <w:noWrap/>
-            <w:vAlign w:val="bottom"/>
-          </w:tcPr>
-          <w:p>
-            <w:pPr>
-              <w:keepNext w:val="0"/>
-              <w:keepLines w:val="0"/>
-              <w:widowControl/>
-              <w:suppressLineNumbers w:val="0"/>
-              <w:jc w:val="right"/>
-              <w:textAlignment w:val="bottom"/>
-              <w:rPr>
-                <w:rFonts w:hint="default" w:ascii="Times New Roman" w:hAnsi="Times New Roman" w:eastAsia="等线" w:cs="Times New Roman"/>
-                <w:b/>
-                <w:bCs/>
-                <w:i w:val="0"/>
-                <w:iCs w:val="0"/>
-                <w:color w:val="000000"/>
-                <w:sz w:val="22"/>
-                <w:szCs w:val="22"/>
-                <w:u w:val="none"/>
-              </w:rPr>
-            </w:pPr>
-            <w:r>
-              <w:rPr>
-                <w:rFonts w:hint="eastAsia" w:ascii="Times New Roman" w:hAnsi="Times New Roman" w:eastAsia="等线" w:cs="Times New Roman"/>
-                <w:i w:val="0"/>
-                <w:iCs w:val="0"/>
-                <w:color w:val="000000"/>
-                <w:sz w:val="22"/>
-                <w:szCs w:val="22"/>
-                <w:u w:val="none"/>
-                <w:lang w:val="en-US" w:eastAsia="zh-CN"/>
-              </w:rPr>
-              <w:t>{B31}</w:t>
+              <w:t>{B10}</w:t>
             </w:r>
           </w:p>
         </w:tc>
@@ -5192,6 +2439,12 @@
           </w:tcPr>
           <w:p>
             <w:pPr>
+              <w:keepNext w:val="0"/>
+              <w:keepLines w:val="0"/>
+              <w:widowControl/>
+              <w:suppressLineNumbers w:val="0"/>
+              <w:jc w:val="left"/>
+              <w:textAlignment w:val="bottom"/>
               <w:rPr>
                 <w:rFonts w:hint="eastAsia" w:ascii="等线" w:hAnsi="等线" w:eastAsia="等线" w:cs="等线"/>
                 <w:b/>
@@ -5204,6 +2457,22 @@
                 <w:u w:val="none"/>
               </w:rPr>
             </w:pPr>
+            <w:r>
+              <w:rPr>
+                <w:rFonts w:hint="eastAsia" w:ascii="等线" w:hAnsi="等线" w:eastAsia="等线" w:cs="等线"/>
+                <w:b/>
+                <w:bCs/>
+                <w:i w:val="0"/>
+                <w:iCs w:val="0"/>
+                <w:color w:val="000000"/>
+                <w:kern w:val="0"/>
+                <w:sz w:val="22"/>
+                <w:szCs w:val="22"/>
+                <w:u w:val="none"/>
+                <w:lang w:val="en-US" w:eastAsia="zh-CN" w:bidi="ar"/>
+              </w:rPr>
+              <w:t>通长加劲肋壁厚/m</w:t>
+            </w:r>
           </w:p>
         </w:tc>
         <w:tc>
@@ -5221,118 +2490,14 @@
           </w:tcPr>
           <w:p>
             <w:pPr>
-              <w:rPr>
-                <w:rFonts w:hint="default" w:ascii="Times New Roman" w:hAnsi="Times New Roman" w:eastAsia="等线" w:cs="Times New Roman"/>
-                <w:b/>
-                <w:bCs/>
-                <w:i w:val="0"/>
-                <w:iCs w:val="0"/>
-                <w:color w:val="000000"/>
-                <w:sz w:val="22"/>
-                <w:szCs w:val="22"/>
-                <w:u w:val="none"/>
-              </w:rPr>
-            </w:pPr>
-          </w:p>
-        </w:tc>
-      </w:tr>
-      <w:tr>
-        <w:tblPrEx>
-          <w:tblBorders>
-            <w:top w:val="none" w:color="auto" w:sz="0" w:space="0"/>
-            <w:left w:val="none" w:color="auto" w:sz="0" w:space="0"/>
-            <w:bottom w:val="none" w:color="auto" w:sz="0" w:space="0"/>
-            <w:right w:val="none" w:color="auto" w:sz="0" w:space="0"/>
-            <w:insideH w:val="none" w:color="auto" w:sz="0" w:space="0"/>
-            <w:insideV w:val="none" w:color="auto" w:sz="0" w:space="0"/>
-          </w:tblBorders>
-          <w:tblCellMar>
-            <w:top w:w="0" w:type="dxa"/>
-            <w:left w:w="108" w:type="dxa"/>
-            <w:bottom w:w="0" w:type="dxa"/>
-            <w:right w:w="108" w:type="dxa"/>
-          </w:tblCellMar>
-        </w:tblPrEx>
-        <w:trPr>
-          <w:trHeight w:val="285" w:hRule="atLeast"/>
-          <w:jc w:val="center"/>
-        </w:trPr>
-        <w:tc>
-          <w:tcPr>
-            <w:tcW w:w="0" w:type="auto"/>
-            <w:tcBorders>
-              <w:top w:val="single" w:color="auto" w:sz="4" w:space="0"/>
-              <w:left w:val="single" w:color="auto" w:sz="4" w:space="0"/>
-              <w:bottom w:val="single" w:color="auto" w:sz="4" w:space="0"/>
-              <w:right w:val="single" w:color="auto" w:sz="4" w:space="0"/>
-            </w:tcBorders>
-            <w:shd w:val="clear" w:color="auto" w:fill="FFFF00"/>
-            <w:noWrap/>
-            <w:vAlign w:val="center"/>
-          </w:tcPr>
-          <w:p>
-            <w:pPr>
-              <w:keepNext w:val="0"/>
-              <w:keepLines w:val="0"/>
-              <w:widowControl/>
-              <w:suppressLineNumbers w:val="0"/>
-              <w:jc w:val="left"/>
-              <w:textAlignment w:val="center"/>
-              <w:rPr>
-                <w:rFonts w:hint="eastAsia" w:ascii="等线" w:hAnsi="等线" w:eastAsia="等线" w:cs="等线"/>
-                <w:b/>
-                <w:bCs/>
-                <w:i w:val="0"/>
-                <w:iCs w:val="0"/>
-                <w:color w:val="000000"/>
-                <w:sz w:val="22"/>
-                <w:szCs w:val="22"/>
-                <w:u w:val="none"/>
-              </w:rPr>
-            </w:pPr>
-            <w:r>
-              <w:rPr>
-                <w:rFonts w:hint="eastAsia" w:ascii="等线" w:hAnsi="等线" w:eastAsia="等线" w:cs="等线"/>
-                <w:b/>
-                <w:bCs/>
-                <w:i w:val="0"/>
-                <w:iCs w:val="0"/>
-                <w:color w:val="000000"/>
-                <w:kern w:val="0"/>
-                <w:sz w:val="22"/>
-                <w:szCs w:val="22"/>
-                <w:u w:val="none"/>
-                <w:lang w:val="en-US" w:eastAsia="zh-CN" w:bidi="ar"/>
-              </w:rPr>
-              <w:t>水深/m</w:t>
-            </w:r>
-          </w:p>
-        </w:tc>
-        <w:tc>
-          <w:tcPr>
-            <w:tcW w:w="0" w:type="auto"/>
-            <w:tcBorders>
-              <w:top w:val="single" w:color="auto" w:sz="4" w:space="0"/>
-              <w:left w:val="single" w:color="auto" w:sz="4" w:space="0"/>
-              <w:bottom w:val="single" w:color="auto" w:sz="4" w:space="0"/>
-              <w:right w:val="single" w:color="auto" w:sz="4" w:space="0"/>
-            </w:tcBorders>
-            <w:shd w:val="clear" w:color="auto" w:fill="FFFF00"/>
-            <w:noWrap/>
-            <w:vAlign w:val="center"/>
-          </w:tcPr>
-          <w:p>
-            <w:pPr>
               <w:keepNext w:val="0"/>
               <w:keepLines w:val="0"/>
               <w:widowControl/>
               <w:suppressLineNumbers w:val="0"/>
               <w:jc w:val="right"/>
-              <w:textAlignment w:val="center"/>
+              <w:textAlignment w:val="bottom"/>
               <w:rPr>
                 <w:rFonts w:hint="default" w:ascii="Times New Roman" w:hAnsi="Times New Roman" w:eastAsia="等线" w:cs="Times New Roman"/>
-                <w:b/>
-                <w:bCs/>
                 <w:i w:val="0"/>
                 <w:iCs w:val="0"/>
                 <w:color w:val="000000"/>
@@ -5352,7 +2517,7 @@
                 <w:u w:val="none"/>
                 <w:lang w:val="en-US" w:eastAsia="zh-CN"/>
               </w:rPr>
-              <w:t>{B33}</w:t>
+              <w:t>{B11}</w:t>
             </w:r>
           </w:p>
         </w:tc>
@@ -5388,7 +2553,88 @@
               <w:bottom w:val="single" w:color="auto" w:sz="4" w:space="0"/>
               <w:right w:val="single" w:color="auto" w:sz="4" w:space="0"/>
             </w:tcBorders>
-            <w:shd w:val="clear" w:color="auto" w:fill="FFFF00"/>
+            <w:shd w:val="clear" w:color="auto" w:fill="auto"/>
+            <w:noWrap/>
+            <w:vAlign w:val="bottom"/>
+          </w:tcPr>
+          <w:p>
+            <w:pPr>
+              <w:rPr>
+                <w:rFonts w:hint="eastAsia" w:ascii="等线" w:hAnsi="等线" w:eastAsia="等线" w:cs="等线"/>
+                <w:b/>
+                <w:bCs/>
+                <w:i w:val="0"/>
+                <w:iCs w:val="0"/>
+                <w:color w:val="000000"/>
+                <w:sz w:val="22"/>
+                <w:szCs w:val="22"/>
+                <w:u w:val="none"/>
+              </w:rPr>
+            </w:pPr>
+          </w:p>
+        </w:tc>
+        <w:tc>
+          <w:tcPr>
+            <w:tcW w:w="0" w:type="auto"/>
+            <w:tcBorders>
+              <w:top w:val="single" w:color="auto" w:sz="4" w:space="0"/>
+              <w:left w:val="single" w:color="auto" w:sz="4" w:space="0"/>
+              <w:bottom w:val="single" w:color="auto" w:sz="4" w:space="0"/>
+              <w:right w:val="single" w:color="auto" w:sz="4" w:space="0"/>
+            </w:tcBorders>
+            <w:shd w:val="clear" w:color="auto" w:fill="auto"/>
+            <w:noWrap/>
+            <w:vAlign w:val="bottom"/>
+          </w:tcPr>
+          <w:p>
+            <w:pPr>
+              <w:rPr>
+                <w:rFonts w:hint="eastAsia" w:ascii="等线" w:hAnsi="等线" w:eastAsia="等线" w:cs="等线"/>
+                <w:b/>
+                <w:bCs/>
+                <w:i w:val="0"/>
+                <w:iCs w:val="0"/>
+                <w:color w:val="000000"/>
+                <w:sz w:val="22"/>
+                <w:szCs w:val="22"/>
+                <w:u w:val="none"/>
+              </w:rPr>
+            </w:pPr>
+          </w:p>
+        </w:tc>
+      </w:tr>
+      <w:tr>
+        <w:tblPrEx>
+          <w:tblBorders>
+            <w:top w:val="none" w:color="auto" w:sz="0" w:space="0"/>
+            <w:left w:val="none" w:color="auto" w:sz="0" w:space="0"/>
+            <w:bottom w:val="none" w:color="auto" w:sz="0" w:space="0"/>
+            <w:right w:val="none" w:color="auto" w:sz="0" w:space="0"/>
+            <w:insideH w:val="none" w:color="auto" w:sz="0" w:space="0"/>
+            <w:insideV w:val="none" w:color="auto" w:sz="0" w:space="0"/>
+          </w:tblBorders>
+          <w:shd w:val="clear" w:color="auto" w:fill="auto"/>
+          <w:tblCellMar>
+            <w:top w:w="0" w:type="dxa"/>
+            <w:left w:w="108" w:type="dxa"/>
+            <w:bottom w:w="0" w:type="dxa"/>
+            <w:right w:w="108" w:type="dxa"/>
+          </w:tblCellMar>
+        </w:tblPrEx>
+        <w:trPr>
+          <w:trHeight w:val="330" w:hRule="atLeast"/>
+          <w:jc w:val="center"/>
+        </w:trPr>
+        <w:tc>
+          <w:tcPr>
+            <w:tcW w:w="0" w:type="auto"/>
+            <w:tcBorders>
+              <w:top w:val="single" w:color="auto" w:sz="4" w:space="0"/>
+              <w:left w:val="single" w:color="auto" w:sz="4" w:space="0"/>
+              <w:bottom w:val="single" w:color="auto" w:sz="4" w:space="0"/>
+              <w:right w:val="single" w:color="auto" w:sz="4" w:space="0"/>
+            </w:tcBorders>
+            <w:shd w:val="clear" w:color="auto" w:fill="auto"/>
             <w:noWrap/>
             <w:vAlign w:val="bottom"/>
           </w:tcPr>
@@ -5426,7 +2672,14 @@
                 <w:u w:val="none"/>
                 <w:lang w:val="en-US" w:eastAsia="zh-CN" w:bidi="ar"/>
               </w:rPr>
-              <w:t>筒高/m</w:t>
+              <w:t>单位高度筒壁面积/m</w:t>
+            </w:r>
+            <w:r>
+              <w:rPr>
+                <w:rStyle w:val="35"/>
+                <w:lang w:val="en-US" w:eastAsia="zh-CN" w:bidi="ar"/>
+              </w:rPr>
+              <w:t>2</w:t>
             </w:r>
           </w:p>
         </w:tc>
@@ -5439,9 +2692,9 @@
               <w:bottom w:val="single" w:color="auto" w:sz="4" w:space="0"/>
               <w:right w:val="single" w:color="auto" w:sz="4" w:space="0"/>
             </w:tcBorders>
-            <w:shd w:val="clear" w:color="auto" w:fill="FFFF00"/>
+            <w:shd w:val="clear" w:color="auto" w:fill="auto"/>
             <w:noWrap/>
-            <w:vAlign w:val="center"/>
+            <w:vAlign w:val="bottom"/>
           </w:tcPr>
           <w:p>
             <w:pPr>
@@ -5450,7 +2703,7 @@
               <w:widowControl/>
               <w:suppressLineNumbers w:val="0"/>
               <w:jc w:val="right"/>
-              <w:textAlignment w:val="center"/>
+              <w:textAlignment w:val="bottom"/>
               <w:rPr>
                 <w:rFonts w:hint="default" w:ascii="Times New Roman" w:hAnsi="Times New Roman" w:eastAsia="等线" w:cs="Times New Roman"/>
                 <w:b/>
@@ -5474,7 +2727,650 @@
                 <w:u w:val="none"/>
                 <w:lang w:val="en-US" w:eastAsia="zh-CN"/>
               </w:rPr>
-              <w:t>{B34}</w:t>
+              <w:t>{B13}</w:t>
+            </w:r>
+          </w:p>
+        </w:tc>
+      </w:tr>
+      <w:tr>
+        <w:tblPrEx>
+          <w:tblBorders>
+            <w:top w:val="none" w:color="auto" w:sz="0" w:space="0"/>
+            <w:left w:val="none" w:color="auto" w:sz="0" w:space="0"/>
+            <w:bottom w:val="none" w:color="auto" w:sz="0" w:space="0"/>
+            <w:right w:val="none" w:color="auto" w:sz="0" w:space="0"/>
+            <w:insideH w:val="none" w:color="auto" w:sz="0" w:space="0"/>
+            <w:insideV w:val="none" w:color="auto" w:sz="0" w:space="0"/>
+          </w:tblBorders>
+          <w:shd w:val="clear" w:color="auto" w:fill="auto"/>
+          <w:tblCellMar>
+            <w:top w:w="0" w:type="dxa"/>
+            <w:left w:w="108" w:type="dxa"/>
+            <w:bottom w:w="0" w:type="dxa"/>
+            <w:right w:w="108" w:type="dxa"/>
+          </w:tblCellMar>
+        </w:tblPrEx>
+        <w:trPr>
+          <w:trHeight w:val="330" w:hRule="atLeast"/>
+          <w:jc w:val="center"/>
+        </w:trPr>
+        <w:tc>
+          <w:tcPr>
+            <w:tcW w:w="0" w:type="auto"/>
+            <w:tcBorders>
+              <w:top w:val="single" w:color="auto" w:sz="4" w:space="0"/>
+              <w:left w:val="single" w:color="auto" w:sz="4" w:space="0"/>
+              <w:bottom w:val="single" w:color="auto" w:sz="4" w:space="0"/>
+              <w:right w:val="single" w:color="auto" w:sz="4" w:space="0"/>
+            </w:tcBorders>
+            <w:shd w:val="clear" w:color="auto" w:fill="auto"/>
+            <w:noWrap/>
+            <w:vAlign w:val="bottom"/>
+          </w:tcPr>
+          <w:p>
+            <w:pPr>
+              <w:keepNext w:val="0"/>
+              <w:keepLines w:val="0"/>
+              <w:widowControl/>
+              <w:suppressLineNumbers w:val="0"/>
+              <w:jc w:val="left"/>
+              <w:textAlignment w:val="bottom"/>
+              <w:rPr>
+                <w:rFonts w:hint="eastAsia" w:ascii="等线" w:hAnsi="等线" w:eastAsia="等线" w:cs="等线"/>
+                <w:b/>
+                <w:bCs/>
+                <w:i w:val="0"/>
+                <w:iCs w:val="0"/>
+                <w:color w:val="000000"/>
+                <w:sz w:val="22"/>
+                <w:szCs w:val="22"/>
+                <w:u w:val="none"/>
+              </w:rPr>
+            </w:pPr>
+            <w:r>
+              <w:rPr>
+                <w:rFonts w:hint="eastAsia" w:ascii="等线" w:hAnsi="等线" w:eastAsia="等线" w:cs="等线"/>
+                <w:b/>
+                <w:bCs/>
+                <w:i w:val="0"/>
+                <w:iCs w:val="0"/>
+                <w:color w:val="000000"/>
+                <w:kern w:val="0"/>
+                <w:sz w:val="22"/>
+                <w:szCs w:val="22"/>
+                <w:u w:val="none"/>
+                <w:lang w:val="en-US" w:eastAsia="zh-CN" w:bidi="ar"/>
+              </w:rPr>
+              <w:t>单位面积高度分舱板面积/m</w:t>
+            </w:r>
+            <w:r>
+              <w:rPr>
+                <w:rStyle w:val="35"/>
+                <w:lang w:val="en-US" w:eastAsia="zh-CN" w:bidi="ar"/>
+              </w:rPr>
+              <w:t>2</w:t>
+            </w:r>
+          </w:p>
+        </w:tc>
+        <w:tc>
+          <w:tcPr>
+            <w:tcW w:w="0" w:type="auto"/>
+            <w:tcBorders>
+              <w:top w:val="single" w:color="auto" w:sz="4" w:space="0"/>
+              <w:left w:val="single" w:color="auto" w:sz="4" w:space="0"/>
+              <w:bottom w:val="single" w:color="auto" w:sz="4" w:space="0"/>
+              <w:right w:val="single" w:color="auto" w:sz="4" w:space="0"/>
+            </w:tcBorders>
+            <w:shd w:val="clear" w:color="auto" w:fill="auto"/>
+            <w:noWrap/>
+            <w:vAlign w:val="bottom"/>
+          </w:tcPr>
+          <w:p>
+            <w:pPr>
+              <w:keepNext w:val="0"/>
+              <w:keepLines w:val="0"/>
+              <w:widowControl/>
+              <w:suppressLineNumbers w:val="0"/>
+              <w:jc w:val="right"/>
+              <w:textAlignment w:val="bottom"/>
+              <w:rPr>
+                <w:rFonts w:hint="default" w:ascii="Times New Roman" w:hAnsi="Times New Roman" w:eastAsia="等线" w:cs="Times New Roman"/>
+                <w:b/>
+                <w:bCs/>
+                <w:i w:val="0"/>
+                <w:iCs w:val="0"/>
+                <w:color w:val="000000"/>
+                <w:sz w:val="22"/>
+                <w:szCs w:val="22"/>
+                <w:u w:val="none"/>
+              </w:rPr>
+            </w:pPr>
+            <w:r>
+              <w:rPr>
+                <w:rFonts w:hint="eastAsia" w:ascii="Times New Roman" w:hAnsi="Times New Roman" w:eastAsia="等线" w:cs="Times New Roman"/>
+                <w:i w:val="0"/>
+                <w:iCs w:val="0"/>
+                <w:color w:val="000000"/>
+                <w:sz w:val="22"/>
+                <w:szCs w:val="22"/>
+                <w:u w:val="none"/>
+                <w:lang w:val="en-US" w:eastAsia="zh-CN"/>
+              </w:rPr>
+              <w:t>{B14}</w:t>
+            </w:r>
+          </w:p>
+        </w:tc>
+      </w:tr>
+      <w:tr>
+        <w:tblPrEx>
+          <w:tblBorders>
+            <w:top w:val="none" w:color="auto" w:sz="0" w:space="0"/>
+            <w:left w:val="none" w:color="auto" w:sz="0" w:space="0"/>
+            <w:bottom w:val="none" w:color="auto" w:sz="0" w:space="0"/>
+            <w:right w:val="none" w:color="auto" w:sz="0" w:space="0"/>
+            <w:insideH w:val="none" w:color="auto" w:sz="0" w:space="0"/>
+            <w:insideV w:val="none" w:color="auto" w:sz="0" w:space="0"/>
+          </w:tblBorders>
+          <w:shd w:val="clear" w:color="auto" w:fill="auto"/>
+          <w:tblCellMar>
+            <w:top w:w="0" w:type="dxa"/>
+            <w:left w:w="108" w:type="dxa"/>
+            <w:bottom w:w="0" w:type="dxa"/>
+            <w:right w:w="108" w:type="dxa"/>
+          </w:tblCellMar>
+        </w:tblPrEx>
+        <w:trPr>
+          <w:trHeight w:val="330" w:hRule="atLeast"/>
+          <w:jc w:val="center"/>
+        </w:trPr>
+        <w:tc>
+          <w:tcPr>
+            <w:tcW w:w="0" w:type="auto"/>
+            <w:tcBorders>
+              <w:top w:val="single" w:color="auto" w:sz="4" w:space="0"/>
+              <w:left w:val="single" w:color="auto" w:sz="4" w:space="0"/>
+              <w:bottom w:val="single" w:color="auto" w:sz="4" w:space="0"/>
+              <w:right w:val="single" w:color="auto" w:sz="4" w:space="0"/>
+            </w:tcBorders>
+            <w:shd w:val="clear" w:color="auto" w:fill="auto"/>
+            <w:noWrap/>
+            <w:vAlign w:val="bottom"/>
+          </w:tcPr>
+          <w:p>
+            <w:pPr>
+              <w:keepNext w:val="0"/>
+              <w:keepLines w:val="0"/>
+              <w:widowControl/>
+              <w:suppressLineNumbers w:val="0"/>
+              <w:jc w:val="left"/>
+              <w:textAlignment w:val="bottom"/>
+              <w:rPr>
+                <w:rFonts w:hint="eastAsia" w:ascii="等线" w:hAnsi="等线" w:eastAsia="等线" w:cs="等线"/>
+                <w:b/>
+                <w:bCs/>
+                <w:i w:val="0"/>
+                <w:iCs w:val="0"/>
+                <w:color w:val="000000"/>
+                <w:sz w:val="22"/>
+                <w:szCs w:val="22"/>
+                <w:u w:val="none"/>
+              </w:rPr>
+            </w:pPr>
+            <w:r>
+              <w:rPr>
+                <w:rFonts w:hint="eastAsia" w:ascii="等线" w:hAnsi="等线" w:eastAsia="等线" w:cs="等线"/>
+                <w:b/>
+                <w:bCs/>
+                <w:i w:val="0"/>
+                <w:iCs w:val="0"/>
+                <w:color w:val="000000"/>
+                <w:kern w:val="0"/>
+                <w:sz w:val="22"/>
+                <w:szCs w:val="22"/>
+                <w:u w:val="none"/>
+                <w:lang w:val="en-US" w:eastAsia="zh-CN" w:bidi="ar"/>
+              </w:rPr>
+              <w:t>单位面积高度内舱板面积/m</w:t>
+            </w:r>
+            <w:r>
+              <w:rPr>
+                <w:rStyle w:val="35"/>
+                <w:lang w:val="en-US" w:eastAsia="zh-CN" w:bidi="ar"/>
+              </w:rPr>
+              <w:t>2</w:t>
+            </w:r>
+          </w:p>
+        </w:tc>
+        <w:tc>
+          <w:tcPr>
+            <w:tcW w:w="0" w:type="auto"/>
+            <w:tcBorders>
+              <w:top w:val="single" w:color="auto" w:sz="4" w:space="0"/>
+              <w:left w:val="single" w:color="auto" w:sz="4" w:space="0"/>
+              <w:bottom w:val="single" w:color="auto" w:sz="4" w:space="0"/>
+              <w:right w:val="single" w:color="auto" w:sz="4" w:space="0"/>
+            </w:tcBorders>
+            <w:shd w:val="clear" w:color="auto" w:fill="auto"/>
+            <w:noWrap/>
+            <w:vAlign w:val="bottom"/>
+          </w:tcPr>
+          <w:p>
+            <w:pPr>
+              <w:keepNext w:val="0"/>
+              <w:keepLines w:val="0"/>
+              <w:widowControl/>
+              <w:suppressLineNumbers w:val="0"/>
+              <w:jc w:val="right"/>
+              <w:textAlignment w:val="bottom"/>
+              <w:rPr>
+                <w:rFonts w:hint="default" w:ascii="Times New Roman" w:hAnsi="Times New Roman" w:eastAsia="等线" w:cs="Times New Roman"/>
+                <w:b/>
+                <w:bCs/>
+                <w:i w:val="0"/>
+                <w:iCs w:val="0"/>
+                <w:color w:val="000000"/>
+                <w:sz w:val="22"/>
+                <w:szCs w:val="22"/>
+                <w:u w:val="none"/>
+              </w:rPr>
+            </w:pPr>
+            <w:r>
+              <w:rPr>
+                <w:rFonts w:hint="eastAsia" w:ascii="Times New Roman" w:hAnsi="Times New Roman" w:eastAsia="等线" w:cs="Times New Roman"/>
+                <w:i w:val="0"/>
+                <w:iCs w:val="0"/>
+                <w:color w:val="000000"/>
+                <w:sz w:val="22"/>
+                <w:szCs w:val="22"/>
+                <w:u w:val="none"/>
+                <w:lang w:val="en-US" w:eastAsia="zh-CN"/>
+              </w:rPr>
+              <w:t>{B15}</w:t>
+            </w:r>
+          </w:p>
+        </w:tc>
+      </w:tr>
+      <w:tr>
+        <w:tblPrEx>
+          <w:tblBorders>
+            <w:top w:val="none" w:color="auto" w:sz="0" w:space="0"/>
+            <w:left w:val="none" w:color="auto" w:sz="0" w:space="0"/>
+            <w:bottom w:val="none" w:color="auto" w:sz="0" w:space="0"/>
+            <w:right w:val="none" w:color="auto" w:sz="0" w:space="0"/>
+            <w:insideH w:val="none" w:color="auto" w:sz="0" w:space="0"/>
+            <w:insideV w:val="none" w:color="auto" w:sz="0" w:space="0"/>
+          </w:tblBorders>
+          <w:tblCellMar>
+            <w:top w:w="0" w:type="dxa"/>
+            <w:left w:w="108" w:type="dxa"/>
+            <w:bottom w:w="0" w:type="dxa"/>
+            <w:right w:w="108" w:type="dxa"/>
+          </w:tblCellMar>
+        </w:tblPrEx>
+        <w:trPr>
+          <w:trHeight w:val="330" w:hRule="atLeast"/>
+          <w:jc w:val="center"/>
+        </w:trPr>
+        <w:tc>
+          <w:tcPr>
+            <w:tcW w:w="0" w:type="auto"/>
+            <w:tcBorders>
+              <w:top w:val="single" w:color="auto" w:sz="4" w:space="0"/>
+              <w:left w:val="single" w:color="auto" w:sz="4" w:space="0"/>
+              <w:bottom w:val="single" w:color="auto" w:sz="4" w:space="0"/>
+              <w:right w:val="single" w:color="auto" w:sz="4" w:space="0"/>
+            </w:tcBorders>
+            <w:shd w:val="clear" w:color="auto" w:fill="auto"/>
+            <w:noWrap/>
+            <w:vAlign w:val="bottom"/>
+          </w:tcPr>
+          <w:p>
+            <w:pPr>
+              <w:keepNext w:val="0"/>
+              <w:keepLines w:val="0"/>
+              <w:widowControl/>
+              <w:suppressLineNumbers w:val="0"/>
+              <w:jc w:val="left"/>
+              <w:textAlignment w:val="bottom"/>
+              <w:rPr>
+                <w:rFonts w:hint="eastAsia" w:ascii="等线" w:hAnsi="等线" w:eastAsia="等线" w:cs="等线"/>
+                <w:b/>
+                <w:bCs/>
+                <w:i w:val="0"/>
+                <w:iCs w:val="0"/>
+                <w:color w:val="000000"/>
+                <w:sz w:val="22"/>
+                <w:szCs w:val="22"/>
+                <w:u w:val="none"/>
+              </w:rPr>
+            </w:pPr>
+            <w:r>
+              <w:rPr>
+                <w:rFonts w:hint="eastAsia" w:ascii="等线" w:hAnsi="等线" w:eastAsia="等线" w:cs="等线"/>
+                <w:b/>
+                <w:bCs/>
+                <w:i w:val="0"/>
+                <w:iCs w:val="0"/>
+                <w:color w:val="000000"/>
+                <w:kern w:val="0"/>
+                <w:sz w:val="22"/>
+                <w:szCs w:val="22"/>
+                <w:u w:val="none"/>
+                <w:lang w:val="en-US" w:eastAsia="zh-CN" w:bidi="ar"/>
+              </w:rPr>
+              <w:t>单位面积高度筒内桩面积/m</w:t>
+            </w:r>
+            <w:r>
+              <w:rPr>
+                <w:rStyle w:val="35"/>
+                <w:lang w:val="en-US" w:eastAsia="zh-CN" w:bidi="ar"/>
+              </w:rPr>
+              <w:t>2</w:t>
+            </w:r>
+          </w:p>
+        </w:tc>
+        <w:tc>
+          <w:tcPr>
+            <w:tcW w:w="0" w:type="auto"/>
+            <w:tcBorders>
+              <w:top w:val="single" w:color="auto" w:sz="4" w:space="0"/>
+              <w:left w:val="single" w:color="auto" w:sz="4" w:space="0"/>
+              <w:bottom w:val="single" w:color="auto" w:sz="4" w:space="0"/>
+              <w:right w:val="single" w:color="auto" w:sz="4" w:space="0"/>
+            </w:tcBorders>
+            <w:shd w:val="clear" w:color="auto" w:fill="auto"/>
+            <w:noWrap/>
+            <w:vAlign w:val="bottom"/>
+          </w:tcPr>
+          <w:p>
+            <w:pPr>
+              <w:keepNext w:val="0"/>
+              <w:keepLines w:val="0"/>
+              <w:widowControl/>
+              <w:suppressLineNumbers w:val="0"/>
+              <w:jc w:val="right"/>
+              <w:textAlignment w:val="bottom"/>
+              <w:rPr>
+                <w:rFonts w:hint="default" w:ascii="Times New Roman" w:hAnsi="Times New Roman" w:eastAsia="等线" w:cs="Times New Roman"/>
+                <w:b/>
+                <w:bCs/>
+                <w:i w:val="0"/>
+                <w:iCs w:val="0"/>
+                <w:color w:val="000000"/>
+                <w:sz w:val="22"/>
+                <w:szCs w:val="22"/>
+                <w:u w:val="none"/>
+              </w:rPr>
+            </w:pPr>
+            <w:r>
+              <w:rPr>
+                <w:rFonts w:hint="eastAsia" w:ascii="Times New Roman" w:hAnsi="Times New Roman" w:eastAsia="等线" w:cs="Times New Roman"/>
+                <w:i w:val="0"/>
+                <w:iCs w:val="0"/>
+                <w:color w:val="000000"/>
+                <w:sz w:val="22"/>
+                <w:szCs w:val="22"/>
+                <w:u w:val="none"/>
+                <w:lang w:val="en-US" w:eastAsia="zh-CN"/>
+              </w:rPr>
+              <w:t>{B16}</w:t>
+            </w:r>
+          </w:p>
+        </w:tc>
+      </w:tr>
+      <w:tr>
+        <w:tblPrEx>
+          <w:tblBorders>
+            <w:top w:val="none" w:color="auto" w:sz="0" w:space="0"/>
+            <w:left w:val="none" w:color="auto" w:sz="0" w:space="0"/>
+            <w:bottom w:val="none" w:color="auto" w:sz="0" w:space="0"/>
+            <w:right w:val="none" w:color="auto" w:sz="0" w:space="0"/>
+            <w:insideH w:val="none" w:color="auto" w:sz="0" w:space="0"/>
+            <w:insideV w:val="none" w:color="auto" w:sz="0" w:space="0"/>
+          </w:tblBorders>
+          <w:tblCellMar>
+            <w:top w:w="0" w:type="dxa"/>
+            <w:left w:w="108" w:type="dxa"/>
+            <w:bottom w:w="0" w:type="dxa"/>
+            <w:right w:w="108" w:type="dxa"/>
+          </w:tblCellMar>
+        </w:tblPrEx>
+        <w:trPr>
+          <w:trHeight w:val="330" w:hRule="atLeast"/>
+          <w:jc w:val="center"/>
+        </w:trPr>
+        <w:tc>
+          <w:tcPr>
+            <w:tcW w:w="0" w:type="auto"/>
+            <w:tcBorders>
+              <w:top w:val="single" w:color="auto" w:sz="4" w:space="0"/>
+              <w:left w:val="single" w:color="auto" w:sz="4" w:space="0"/>
+              <w:bottom w:val="single" w:color="auto" w:sz="4" w:space="0"/>
+              <w:right w:val="single" w:color="auto" w:sz="4" w:space="0"/>
+            </w:tcBorders>
+            <w:shd w:val="clear" w:color="auto" w:fill="auto"/>
+            <w:noWrap/>
+            <w:vAlign w:val="bottom"/>
+          </w:tcPr>
+          <w:p>
+            <w:pPr>
+              <w:keepNext w:val="0"/>
+              <w:keepLines w:val="0"/>
+              <w:widowControl/>
+              <w:suppressLineNumbers w:val="0"/>
+              <w:jc w:val="left"/>
+              <w:textAlignment w:val="bottom"/>
+              <w:rPr>
+                <w:rFonts w:hint="eastAsia" w:ascii="等线" w:hAnsi="等线" w:eastAsia="等线" w:cs="等线"/>
+                <w:b/>
+                <w:bCs/>
+                <w:i w:val="0"/>
+                <w:iCs w:val="0"/>
+                <w:color w:val="000000"/>
+                <w:sz w:val="22"/>
+                <w:szCs w:val="22"/>
+                <w:u w:val="none"/>
+              </w:rPr>
+            </w:pPr>
+            <w:r>
+              <w:rPr>
+                <w:rFonts w:hint="eastAsia" w:ascii="等线" w:hAnsi="等线" w:eastAsia="等线" w:cs="等线"/>
+                <w:b/>
+                <w:bCs/>
+                <w:i w:val="0"/>
+                <w:iCs w:val="0"/>
+                <w:color w:val="000000"/>
+                <w:kern w:val="0"/>
+                <w:sz w:val="22"/>
+                <w:szCs w:val="22"/>
+                <w:u w:val="none"/>
+                <w:lang w:val="en-US" w:eastAsia="zh-CN" w:bidi="ar"/>
+              </w:rPr>
+              <w:t>单位面积高度通长加筋肋面积/m</w:t>
+            </w:r>
+            <w:r>
+              <w:rPr>
+                <w:rStyle w:val="35"/>
+                <w:lang w:val="en-US" w:eastAsia="zh-CN" w:bidi="ar"/>
+              </w:rPr>
+              <w:t>2</w:t>
+            </w:r>
+          </w:p>
+        </w:tc>
+        <w:tc>
+          <w:tcPr>
+            <w:tcW w:w="0" w:type="auto"/>
+            <w:tcBorders>
+              <w:top w:val="single" w:color="auto" w:sz="4" w:space="0"/>
+              <w:left w:val="single" w:color="auto" w:sz="4" w:space="0"/>
+              <w:bottom w:val="single" w:color="auto" w:sz="4" w:space="0"/>
+              <w:right w:val="single" w:color="auto" w:sz="4" w:space="0"/>
+            </w:tcBorders>
+            <w:shd w:val="clear" w:color="auto" w:fill="auto"/>
+            <w:noWrap/>
+            <w:vAlign w:val="bottom"/>
+          </w:tcPr>
+          <w:p>
+            <w:pPr>
+              <w:keepNext w:val="0"/>
+              <w:keepLines w:val="0"/>
+              <w:widowControl/>
+              <w:suppressLineNumbers w:val="0"/>
+              <w:jc w:val="right"/>
+              <w:textAlignment w:val="bottom"/>
+              <w:rPr>
+                <w:rFonts w:hint="default" w:ascii="Times New Roman" w:hAnsi="Times New Roman" w:eastAsia="等线" w:cs="Times New Roman"/>
+                <w:b/>
+                <w:bCs/>
+                <w:i w:val="0"/>
+                <w:iCs w:val="0"/>
+                <w:color w:val="000000"/>
+                <w:sz w:val="22"/>
+                <w:szCs w:val="22"/>
+                <w:u w:val="none"/>
+              </w:rPr>
+            </w:pPr>
+            <w:r>
+              <w:rPr>
+                <w:rFonts w:hint="eastAsia" w:ascii="Times New Roman" w:hAnsi="Times New Roman" w:eastAsia="等线" w:cs="Times New Roman"/>
+                <w:i w:val="0"/>
+                <w:iCs w:val="0"/>
+                <w:color w:val="000000"/>
+                <w:sz w:val="22"/>
+                <w:szCs w:val="22"/>
+                <w:u w:val="none"/>
+                <w:lang w:val="en-US" w:eastAsia="zh-CN"/>
+              </w:rPr>
+              <w:t>{B17}</w:t>
+            </w:r>
+          </w:p>
+        </w:tc>
+      </w:tr>
+      <w:tr>
+        <w:tblPrEx>
+          <w:tblBorders>
+            <w:top w:val="none" w:color="auto" w:sz="0" w:space="0"/>
+            <w:left w:val="none" w:color="auto" w:sz="0" w:space="0"/>
+            <w:bottom w:val="none" w:color="auto" w:sz="0" w:space="0"/>
+            <w:right w:val="none" w:color="auto" w:sz="0" w:space="0"/>
+            <w:insideH w:val="none" w:color="auto" w:sz="0" w:space="0"/>
+            <w:insideV w:val="none" w:color="auto" w:sz="0" w:space="0"/>
+          </w:tblBorders>
+          <w:shd w:val="clear" w:color="auto" w:fill="auto"/>
+          <w:tblCellMar>
+            <w:top w:w="0" w:type="dxa"/>
+            <w:left w:w="108" w:type="dxa"/>
+            <w:bottom w:w="0" w:type="dxa"/>
+            <w:right w:w="108" w:type="dxa"/>
+          </w:tblCellMar>
+        </w:tblPrEx>
+        <w:trPr>
+          <w:trHeight w:val="330" w:hRule="atLeast"/>
+          <w:jc w:val="center"/>
+        </w:trPr>
+        <w:tc>
+          <w:tcPr>
+            <w:tcW w:w="0" w:type="auto"/>
+            <w:tcBorders>
+              <w:top w:val="single" w:color="auto" w:sz="4" w:space="0"/>
+              <w:left w:val="single" w:color="auto" w:sz="4" w:space="0"/>
+              <w:bottom w:val="single" w:color="auto" w:sz="4" w:space="0"/>
+              <w:right w:val="single" w:color="auto" w:sz="4" w:space="0"/>
+            </w:tcBorders>
+            <w:shd w:val="clear" w:color="auto" w:fill="auto"/>
+            <w:noWrap/>
+            <w:vAlign w:val="bottom"/>
+          </w:tcPr>
+          <w:p>
+            <w:pPr>
+              <w:keepNext w:val="0"/>
+              <w:keepLines w:val="0"/>
+              <w:widowControl/>
+              <w:suppressLineNumbers w:val="0"/>
+              <w:jc w:val="left"/>
+              <w:textAlignment w:val="bottom"/>
+              <w:rPr>
+                <w:rFonts w:hint="eastAsia" w:ascii="等线" w:hAnsi="等线" w:eastAsia="等线" w:cs="等线"/>
+                <w:b/>
+                <w:bCs/>
+                <w:i w:val="0"/>
+                <w:iCs w:val="0"/>
+                <w:color w:val="000000"/>
+                <w:sz w:val="22"/>
+                <w:szCs w:val="22"/>
+                <w:u w:val="none"/>
+              </w:rPr>
+            </w:pPr>
+            <w:r>
+              <w:rPr>
+                <w:rFonts w:hint="eastAsia" w:ascii="等线" w:hAnsi="等线" w:eastAsia="等线" w:cs="等线"/>
+                <w:b/>
+                <w:bCs/>
+                <w:i w:val="0"/>
+                <w:iCs w:val="0"/>
+                <w:color w:val="000000"/>
+                <w:kern w:val="0"/>
+                <w:sz w:val="22"/>
+                <w:szCs w:val="22"/>
+                <w:u w:val="none"/>
+                <w:lang w:val="en-US" w:eastAsia="zh-CN" w:bidi="ar"/>
+              </w:rPr>
+              <w:t>总单位高度侧面积/m</w:t>
+            </w:r>
+            <w:r>
+              <w:rPr>
+                <w:rStyle w:val="35"/>
+                <w:lang w:val="en-US" w:eastAsia="zh-CN" w:bidi="ar"/>
+              </w:rPr>
+              <w:t>2</w:t>
+            </w:r>
+          </w:p>
+        </w:tc>
+        <w:tc>
+          <w:tcPr>
+            <w:tcW w:w="0" w:type="auto"/>
+            <w:tcBorders>
+              <w:top w:val="single" w:color="auto" w:sz="4" w:space="0"/>
+              <w:left w:val="single" w:color="auto" w:sz="4" w:space="0"/>
+              <w:bottom w:val="single" w:color="auto" w:sz="4" w:space="0"/>
+              <w:right w:val="single" w:color="auto" w:sz="4" w:space="0"/>
+            </w:tcBorders>
+            <w:shd w:val="clear" w:color="auto" w:fill="auto"/>
+            <w:noWrap/>
+            <w:vAlign w:val="bottom"/>
+          </w:tcPr>
+          <w:p>
+            <w:pPr>
+              <w:keepNext w:val="0"/>
+              <w:keepLines w:val="0"/>
+              <w:widowControl/>
+              <w:suppressLineNumbers w:val="0"/>
+              <w:jc w:val="right"/>
+              <w:textAlignment w:val="bottom"/>
+              <w:rPr>
+                <w:rFonts w:hint="default" w:ascii="Times New Roman" w:hAnsi="Times New Roman" w:eastAsia="等线" w:cs="Times New Roman"/>
+                <w:b/>
+                <w:bCs/>
+                <w:i w:val="0"/>
+                <w:iCs w:val="0"/>
+                <w:color w:val="000000"/>
+                <w:sz w:val="22"/>
+                <w:szCs w:val="22"/>
+                <w:u w:val="none"/>
+              </w:rPr>
+            </w:pPr>
+            <w:r>
+              <w:rPr>
+                <w:rFonts w:hint="eastAsia" w:ascii="Times New Roman" w:hAnsi="Times New Roman" w:eastAsia="等线" w:cs="Times New Roman"/>
+                <w:i w:val="0"/>
+                <w:iCs w:val="0"/>
+                <w:color w:val="000000"/>
+                <w:sz w:val="22"/>
+                <w:szCs w:val="22"/>
+                <w:u w:val="none"/>
+                <w:lang w:val="en-US" w:eastAsia="zh-CN"/>
+              </w:rPr>
+              <w:t>{B18}</w:t>
             </w:r>
           </w:p>
         </w:tc>
@@ -5510,7 +3406,88 @@
               <w:bottom w:val="single" w:color="auto" w:sz="4" w:space="0"/>
               <w:right w:val="single" w:color="auto" w:sz="4" w:space="0"/>
             </w:tcBorders>
-            <w:shd w:val="clear" w:color="auto" w:fill="FFFF00"/>
+            <w:shd w:val="clear" w:color="auto" w:fill="auto"/>
+            <w:noWrap/>
+            <w:vAlign w:val="bottom"/>
+          </w:tcPr>
+          <w:p>
+            <w:pPr>
+              <w:rPr>
+                <w:rFonts w:hint="eastAsia" w:ascii="等线" w:hAnsi="等线" w:eastAsia="等线" w:cs="等线"/>
+                <w:b/>
+                <w:bCs/>
+                <w:i w:val="0"/>
+                <w:iCs w:val="0"/>
+                <w:color w:val="000000"/>
+                <w:sz w:val="22"/>
+                <w:szCs w:val="22"/>
+                <w:u w:val="none"/>
+              </w:rPr>
+            </w:pPr>
+          </w:p>
+        </w:tc>
+        <w:tc>
+          <w:tcPr>
+            <w:tcW w:w="0" w:type="auto"/>
+            <w:tcBorders>
+              <w:top w:val="single" w:color="auto" w:sz="4" w:space="0"/>
+              <w:left w:val="single" w:color="auto" w:sz="4" w:space="0"/>
+              <w:bottom w:val="single" w:color="auto" w:sz="4" w:space="0"/>
+              <w:right w:val="single" w:color="auto" w:sz="4" w:space="0"/>
+            </w:tcBorders>
+            <w:shd w:val="clear" w:color="auto" w:fill="auto"/>
+            <w:noWrap/>
+            <w:vAlign w:val="bottom"/>
+          </w:tcPr>
+          <w:p>
+            <w:pPr>
+              <w:rPr>
+                <w:rFonts w:hint="default" w:ascii="Times New Roman" w:hAnsi="Times New Roman" w:eastAsia="等线" w:cs="Times New Roman"/>
+                <w:b/>
+                <w:bCs/>
+                <w:i w:val="0"/>
+                <w:iCs w:val="0"/>
+                <w:color w:val="000000"/>
+                <w:sz w:val="22"/>
+                <w:szCs w:val="22"/>
+                <w:u w:val="none"/>
+              </w:rPr>
+            </w:pPr>
+          </w:p>
+        </w:tc>
+      </w:tr>
+      <w:tr>
+        <w:tblPrEx>
+          <w:tblBorders>
+            <w:top w:val="none" w:color="auto" w:sz="0" w:space="0"/>
+            <w:left w:val="none" w:color="auto" w:sz="0" w:space="0"/>
+            <w:bottom w:val="none" w:color="auto" w:sz="0" w:space="0"/>
+            <w:right w:val="none" w:color="auto" w:sz="0" w:space="0"/>
+            <w:insideH w:val="none" w:color="auto" w:sz="0" w:space="0"/>
+            <w:insideV w:val="none" w:color="auto" w:sz="0" w:space="0"/>
+          </w:tblBorders>
+          <w:shd w:val="clear" w:color="auto" w:fill="auto"/>
+          <w:tblCellMar>
+            <w:top w:w="0" w:type="dxa"/>
+            <w:left w:w="108" w:type="dxa"/>
+            <w:bottom w:w="0" w:type="dxa"/>
+            <w:right w:w="108" w:type="dxa"/>
+          </w:tblCellMar>
+        </w:tblPrEx>
+        <w:trPr>
+          <w:trHeight w:val="330" w:hRule="atLeast"/>
+          <w:jc w:val="center"/>
+        </w:trPr>
+        <w:tc>
+          <w:tcPr>
+            <w:tcW w:w="0" w:type="auto"/>
+            <w:tcBorders>
+              <w:top w:val="single" w:color="auto" w:sz="4" w:space="0"/>
+              <w:left w:val="single" w:color="auto" w:sz="4" w:space="0"/>
+              <w:bottom w:val="single" w:color="auto" w:sz="4" w:space="0"/>
+              <w:right w:val="single" w:color="auto" w:sz="4" w:space="0"/>
+            </w:tcBorders>
+            <w:shd w:val="clear" w:color="auto" w:fill="auto"/>
             <w:noWrap/>
             <w:vAlign w:val="bottom"/>
           </w:tcPr>
@@ -5548,7 +3525,14 @@
                 <w:u w:val="none"/>
                 <w:lang w:val="en-US" w:eastAsia="zh-CN" w:bidi="ar"/>
               </w:rPr>
-              <w:t>泵能提供的大气压/kpa</w:t>
+              <w:t>筒壁端面积/m</w:t>
+            </w:r>
+            <w:r>
+              <w:rPr>
+                <w:rStyle w:val="35"/>
+                <w:lang w:val="en-US" w:eastAsia="zh-CN" w:bidi="ar"/>
+              </w:rPr>
+              <w:t>2</w:t>
             </w:r>
           </w:p>
         </w:tc>
@@ -5561,7 +3545,7 @@
               <w:bottom w:val="single" w:color="auto" w:sz="4" w:space="0"/>
               <w:right w:val="single" w:color="auto" w:sz="4" w:space="0"/>
             </w:tcBorders>
-            <w:shd w:val="clear" w:color="auto" w:fill="FFFF00"/>
+            <w:shd w:val="clear" w:color="auto" w:fill="auto"/>
             <w:noWrap/>
             <w:vAlign w:val="bottom"/>
           </w:tcPr>
@@ -5596,6 +3580,1561 @@
                 <w:u w:val="none"/>
                 <w:lang w:val="en-US" w:eastAsia="zh-CN"/>
               </w:rPr>
+              <w:t>{B20}</w:t>
+            </w:r>
+          </w:p>
+        </w:tc>
+      </w:tr>
+      <w:tr>
+        <w:tblPrEx>
+          <w:tblBorders>
+            <w:top w:val="none" w:color="auto" w:sz="0" w:space="0"/>
+            <w:left w:val="none" w:color="auto" w:sz="0" w:space="0"/>
+            <w:bottom w:val="none" w:color="auto" w:sz="0" w:space="0"/>
+            <w:right w:val="none" w:color="auto" w:sz="0" w:space="0"/>
+            <w:insideH w:val="none" w:color="auto" w:sz="0" w:space="0"/>
+            <w:insideV w:val="none" w:color="auto" w:sz="0" w:space="0"/>
+          </w:tblBorders>
+          <w:tblCellMar>
+            <w:top w:w="0" w:type="dxa"/>
+            <w:left w:w="108" w:type="dxa"/>
+            <w:bottom w:w="0" w:type="dxa"/>
+            <w:right w:w="108" w:type="dxa"/>
+          </w:tblCellMar>
+        </w:tblPrEx>
+        <w:trPr>
+          <w:trHeight w:val="330" w:hRule="atLeast"/>
+          <w:jc w:val="center"/>
+        </w:trPr>
+        <w:tc>
+          <w:tcPr>
+            <w:tcW w:w="0" w:type="auto"/>
+            <w:tcBorders>
+              <w:top w:val="single" w:color="auto" w:sz="4" w:space="0"/>
+              <w:left w:val="single" w:color="auto" w:sz="4" w:space="0"/>
+              <w:bottom w:val="single" w:color="auto" w:sz="4" w:space="0"/>
+              <w:right w:val="single" w:color="auto" w:sz="4" w:space="0"/>
+            </w:tcBorders>
+            <w:shd w:val="clear" w:color="auto" w:fill="auto"/>
+            <w:noWrap/>
+            <w:vAlign w:val="bottom"/>
+          </w:tcPr>
+          <w:p>
+            <w:pPr>
+              <w:keepNext w:val="0"/>
+              <w:keepLines w:val="0"/>
+              <w:widowControl/>
+              <w:suppressLineNumbers w:val="0"/>
+              <w:jc w:val="left"/>
+              <w:textAlignment w:val="bottom"/>
+              <w:rPr>
+                <w:rFonts w:hint="eastAsia" w:ascii="等线" w:hAnsi="等线" w:eastAsia="等线" w:cs="等线"/>
+                <w:b/>
+                <w:bCs/>
+                <w:i w:val="0"/>
+                <w:iCs w:val="0"/>
+                <w:color w:val="000000"/>
+                <w:sz w:val="22"/>
+                <w:szCs w:val="22"/>
+                <w:u w:val="none"/>
+              </w:rPr>
+            </w:pPr>
+            <w:r>
+              <w:rPr>
+                <w:rFonts w:hint="eastAsia" w:ascii="等线" w:hAnsi="等线" w:eastAsia="等线" w:cs="等线"/>
+                <w:b/>
+                <w:bCs/>
+                <w:i w:val="0"/>
+                <w:iCs w:val="0"/>
+                <w:color w:val="000000"/>
+                <w:kern w:val="0"/>
+                <w:sz w:val="22"/>
+                <w:szCs w:val="22"/>
+                <w:u w:val="none"/>
+                <w:lang w:val="en-US" w:eastAsia="zh-CN" w:bidi="ar"/>
+              </w:rPr>
+              <w:t>分舱板端面积/m</w:t>
+            </w:r>
+            <w:r>
+              <w:rPr>
+                <w:rStyle w:val="35"/>
+                <w:lang w:val="en-US" w:eastAsia="zh-CN" w:bidi="ar"/>
+              </w:rPr>
+              <w:t>2</w:t>
+            </w:r>
+          </w:p>
+        </w:tc>
+        <w:tc>
+          <w:tcPr>
+            <w:tcW w:w="0" w:type="auto"/>
+            <w:tcBorders>
+              <w:top w:val="single" w:color="auto" w:sz="4" w:space="0"/>
+              <w:left w:val="single" w:color="auto" w:sz="4" w:space="0"/>
+              <w:bottom w:val="single" w:color="auto" w:sz="4" w:space="0"/>
+              <w:right w:val="single" w:color="auto" w:sz="4" w:space="0"/>
+            </w:tcBorders>
+            <w:shd w:val="clear" w:color="auto" w:fill="auto"/>
+            <w:noWrap/>
+            <w:vAlign w:val="bottom"/>
+          </w:tcPr>
+          <w:p>
+            <w:pPr>
+              <w:keepNext w:val="0"/>
+              <w:keepLines w:val="0"/>
+              <w:widowControl/>
+              <w:suppressLineNumbers w:val="0"/>
+              <w:jc w:val="right"/>
+              <w:textAlignment w:val="bottom"/>
+              <w:rPr>
+                <w:rFonts w:hint="default" w:ascii="Times New Roman" w:hAnsi="Times New Roman" w:eastAsia="等线" w:cs="Times New Roman"/>
+                <w:b/>
+                <w:bCs/>
+                <w:i w:val="0"/>
+                <w:iCs w:val="0"/>
+                <w:color w:val="000000"/>
+                <w:sz w:val="22"/>
+                <w:szCs w:val="22"/>
+                <w:u w:val="none"/>
+              </w:rPr>
+            </w:pPr>
+            <w:r>
+              <w:rPr>
+                <w:rFonts w:hint="eastAsia" w:ascii="Times New Roman" w:hAnsi="Times New Roman" w:eastAsia="等线" w:cs="Times New Roman"/>
+                <w:i w:val="0"/>
+                <w:iCs w:val="0"/>
+                <w:color w:val="000000"/>
+                <w:sz w:val="22"/>
+                <w:szCs w:val="22"/>
+                <w:u w:val="none"/>
+                <w:lang w:val="en-US" w:eastAsia="zh-CN"/>
+              </w:rPr>
+              <w:t>{B21}</w:t>
+            </w:r>
+          </w:p>
+        </w:tc>
+      </w:tr>
+      <w:tr>
+        <w:tblPrEx>
+          <w:tblBorders>
+            <w:top w:val="none" w:color="auto" w:sz="0" w:space="0"/>
+            <w:left w:val="none" w:color="auto" w:sz="0" w:space="0"/>
+            <w:bottom w:val="none" w:color="auto" w:sz="0" w:space="0"/>
+            <w:right w:val="none" w:color="auto" w:sz="0" w:space="0"/>
+            <w:insideH w:val="none" w:color="auto" w:sz="0" w:space="0"/>
+            <w:insideV w:val="none" w:color="auto" w:sz="0" w:space="0"/>
+          </w:tblBorders>
+          <w:shd w:val="clear" w:color="auto" w:fill="auto"/>
+          <w:tblCellMar>
+            <w:top w:w="0" w:type="dxa"/>
+            <w:left w:w="108" w:type="dxa"/>
+            <w:bottom w:w="0" w:type="dxa"/>
+            <w:right w:w="108" w:type="dxa"/>
+          </w:tblCellMar>
+        </w:tblPrEx>
+        <w:trPr>
+          <w:trHeight w:val="330" w:hRule="atLeast"/>
+          <w:jc w:val="center"/>
+        </w:trPr>
+        <w:tc>
+          <w:tcPr>
+            <w:tcW w:w="0" w:type="auto"/>
+            <w:tcBorders>
+              <w:top w:val="single" w:color="auto" w:sz="4" w:space="0"/>
+              <w:left w:val="single" w:color="auto" w:sz="4" w:space="0"/>
+              <w:bottom w:val="single" w:color="auto" w:sz="4" w:space="0"/>
+              <w:right w:val="single" w:color="auto" w:sz="4" w:space="0"/>
+            </w:tcBorders>
+            <w:shd w:val="clear" w:color="auto" w:fill="auto"/>
+            <w:noWrap/>
+            <w:vAlign w:val="bottom"/>
+          </w:tcPr>
+          <w:p>
+            <w:pPr>
+              <w:keepNext w:val="0"/>
+              <w:keepLines w:val="0"/>
+              <w:widowControl/>
+              <w:suppressLineNumbers w:val="0"/>
+              <w:jc w:val="left"/>
+              <w:textAlignment w:val="bottom"/>
+              <w:rPr>
+                <w:rFonts w:hint="eastAsia" w:ascii="等线" w:hAnsi="等线" w:eastAsia="等线" w:cs="等线"/>
+                <w:b/>
+                <w:bCs/>
+                <w:i w:val="0"/>
+                <w:iCs w:val="0"/>
+                <w:color w:val="000000"/>
+                <w:sz w:val="22"/>
+                <w:szCs w:val="22"/>
+                <w:u w:val="none"/>
+              </w:rPr>
+            </w:pPr>
+            <w:r>
+              <w:rPr>
+                <w:rFonts w:hint="eastAsia" w:ascii="等线" w:hAnsi="等线" w:eastAsia="等线" w:cs="等线"/>
+                <w:b/>
+                <w:bCs/>
+                <w:i w:val="0"/>
+                <w:iCs w:val="0"/>
+                <w:color w:val="000000"/>
+                <w:kern w:val="0"/>
+                <w:sz w:val="22"/>
+                <w:szCs w:val="22"/>
+                <w:u w:val="none"/>
+                <w:lang w:val="en-US" w:eastAsia="zh-CN" w:bidi="ar"/>
+              </w:rPr>
+              <w:t>内舱板端面积/m</w:t>
+            </w:r>
+            <w:r>
+              <w:rPr>
+                <w:rStyle w:val="35"/>
+                <w:lang w:val="en-US" w:eastAsia="zh-CN" w:bidi="ar"/>
+              </w:rPr>
+              <w:t>2</w:t>
+            </w:r>
+          </w:p>
+        </w:tc>
+        <w:tc>
+          <w:tcPr>
+            <w:tcW w:w="0" w:type="auto"/>
+            <w:tcBorders>
+              <w:top w:val="single" w:color="auto" w:sz="4" w:space="0"/>
+              <w:left w:val="single" w:color="auto" w:sz="4" w:space="0"/>
+              <w:bottom w:val="single" w:color="auto" w:sz="4" w:space="0"/>
+              <w:right w:val="single" w:color="auto" w:sz="4" w:space="0"/>
+            </w:tcBorders>
+            <w:shd w:val="clear" w:color="auto" w:fill="auto"/>
+            <w:noWrap/>
+            <w:vAlign w:val="bottom"/>
+          </w:tcPr>
+          <w:p>
+            <w:pPr>
+              <w:keepNext w:val="0"/>
+              <w:keepLines w:val="0"/>
+              <w:widowControl/>
+              <w:suppressLineNumbers w:val="0"/>
+              <w:jc w:val="right"/>
+              <w:textAlignment w:val="bottom"/>
+              <w:rPr>
+                <w:rFonts w:hint="default" w:ascii="Times New Roman" w:hAnsi="Times New Roman" w:eastAsia="等线" w:cs="Times New Roman"/>
+                <w:b/>
+                <w:bCs/>
+                <w:i w:val="0"/>
+                <w:iCs w:val="0"/>
+                <w:color w:val="000000"/>
+                <w:sz w:val="22"/>
+                <w:szCs w:val="22"/>
+                <w:u w:val="none"/>
+              </w:rPr>
+            </w:pPr>
+            <w:r>
+              <w:rPr>
+                <w:rFonts w:hint="eastAsia" w:ascii="Times New Roman" w:hAnsi="Times New Roman" w:eastAsia="等线" w:cs="Times New Roman"/>
+                <w:i w:val="0"/>
+                <w:iCs w:val="0"/>
+                <w:color w:val="000000"/>
+                <w:sz w:val="22"/>
+                <w:szCs w:val="22"/>
+                <w:u w:val="none"/>
+                <w:lang w:val="en-US" w:eastAsia="zh-CN"/>
+              </w:rPr>
+              <w:t>{B22}</w:t>
+            </w:r>
+          </w:p>
+        </w:tc>
+      </w:tr>
+      <w:tr>
+        <w:tblPrEx>
+          <w:tblBorders>
+            <w:top w:val="none" w:color="auto" w:sz="0" w:space="0"/>
+            <w:left w:val="none" w:color="auto" w:sz="0" w:space="0"/>
+            <w:bottom w:val="none" w:color="auto" w:sz="0" w:space="0"/>
+            <w:right w:val="none" w:color="auto" w:sz="0" w:space="0"/>
+            <w:insideH w:val="none" w:color="auto" w:sz="0" w:space="0"/>
+            <w:insideV w:val="none" w:color="auto" w:sz="0" w:space="0"/>
+          </w:tblBorders>
+          <w:tblCellMar>
+            <w:top w:w="0" w:type="dxa"/>
+            <w:left w:w="108" w:type="dxa"/>
+            <w:bottom w:w="0" w:type="dxa"/>
+            <w:right w:w="108" w:type="dxa"/>
+          </w:tblCellMar>
+        </w:tblPrEx>
+        <w:trPr>
+          <w:trHeight w:val="330" w:hRule="atLeast"/>
+          <w:jc w:val="center"/>
+        </w:trPr>
+        <w:tc>
+          <w:tcPr>
+            <w:tcW w:w="0" w:type="auto"/>
+            <w:tcBorders>
+              <w:top w:val="single" w:color="auto" w:sz="4" w:space="0"/>
+              <w:left w:val="single" w:color="auto" w:sz="4" w:space="0"/>
+              <w:bottom w:val="single" w:color="auto" w:sz="4" w:space="0"/>
+              <w:right w:val="single" w:color="auto" w:sz="4" w:space="0"/>
+            </w:tcBorders>
+            <w:shd w:val="clear" w:color="auto" w:fill="auto"/>
+            <w:noWrap/>
+            <w:vAlign w:val="bottom"/>
+          </w:tcPr>
+          <w:p>
+            <w:pPr>
+              <w:keepNext w:val="0"/>
+              <w:keepLines w:val="0"/>
+              <w:widowControl/>
+              <w:suppressLineNumbers w:val="0"/>
+              <w:jc w:val="left"/>
+              <w:textAlignment w:val="bottom"/>
+              <w:rPr>
+                <w:rFonts w:hint="eastAsia" w:ascii="等线" w:hAnsi="等线" w:eastAsia="等线" w:cs="等线"/>
+                <w:b/>
+                <w:bCs/>
+                <w:i w:val="0"/>
+                <w:iCs w:val="0"/>
+                <w:color w:val="000000"/>
+                <w:sz w:val="22"/>
+                <w:szCs w:val="22"/>
+                <w:u w:val="none"/>
+              </w:rPr>
+            </w:pPr>
+            <w:r>
+              <w:rPr>
+                <w:rFonts w:hint="eastAsia" w:ascii="等线" w:hAnsi="等线" w:eastAsia="等线" w:cs="等线"/>
+                <w:b/>
+                <w:bCs/>
+                <w:i w:val="0"/>
+                <w:iCs w:val="0"/>
+                <w:color w:val="000000"/>
+                <w:kern w:val="0"/>
+                <w:sz w:val="22"/>
+                <w:szCs w:val="22"/>
+                <w:u w:val="none"/>
+                <w:lang w:val="en-US" w:eastAsia="zh-CN" w:bidi="ar"/>
+              </w:rPr>
+              <w:t>筒内桩端面积/m</w:t>
+            </w:r>
+            <w:r>
+              <w:rPr>
+                <w:rStyle w:val="35"/>
+                <w:lang w:val="en-US" w:eastAsia="zh-CN" w:bidi="ar"/>
+              </w:rPr>
+              <w:t>2</w:t>
+            </w:r>
+          </w:p>
+        </w:tc>
+        <w:tc>
+          <w:tcPr>
+            <w:tcW w:w="0" w:type="auto"/>
+            <w:tcBorders>
+              <w:top w:val="single" w:color="auto" w:sz="4" w:space="0"/>
+              <w:left w:val="single" w:color="auto" w:sz="4" w:space="0"/>
+              <w:bottom w:val="single" w:color="auto" w:sz="4" w:space="0"/>
+              <w:right w:val="single" w:color="auto" w:sz="4" w:space="0"/>
+            </w:tcBorders>
+            <w:shd w:val="clear" w:color="auto" w:fill="auto"/>
+            <w:noWrap/>
+            <w:vAlign w:val="bottom"/>
+          </w:tcPr>
+          <w:p>
+            <w:pPr>
+              <w:keepNext w:val="0"/>
+              <w:keepLines w:val="0"/>
+              <w:widowControl/>
+              <w:suppressLineNumbers w:val="0"/>
+              <w:jc w:val="right"/>
+              <w:textAlignment w:val="bottom"/>
+              <w:rPr>
+                <w:rFonts w:hint="default" w:ascii="Times New Roman" w:hAnsi="Times New Roman" w:eastAsia="等线" w:cs="Times New Roman"/>
+                <w:b/>
+                <w:bCs/>
+                <w:i w:val="0"/>
+                <w:iCs w:val="0"/>
+                <w:color w:val="000000"/>
+                <w:sz w:val="22"/>
+                <w:szCs w:val="22"/>
+                <w:u w:val="none"/>
+              </w:rPr>
+            </w:pPr>
+            <w:r>
+              <w:rPr>
+                <w:rFonts w:hint="eastAsia" w:ascii="Times New Roman" w:hAnsi="Times New Roman" w:eastAsia="等线" w:cs="Times New Roman"/>
+                <w:i w:val="0"/>
+                <w:iCs w:val="0"/>
+                <w:color w:val="000000"/>
+                <w:sz w:val="22"/>
+                <w:szCs w:val="22"/>
+                <w:u w:val="none"/>
+                <w:lang w:val="en-US" w:eastAsia="zh-CN"/>
+              </w:rPr>
+              <w:t>{B23}</w:t>
+            </w:r>
+          </w:p>
+        </w:tc>
+      </w:tr>
+      <w:tr>
+        <w:tblPrEx>
+          <w:tblBorders>
+            <w:top w:val="none" w:color="auto" w:sz="0" w:space="0"/>
+            <w:left w:val="none" w:color="auto" w:sz="0" w:space="0"/>
+            <w:bottom w:val="none" w:color="auto" w:sz="0" w:space="0"/>
+            <w:right w:val="none" w:color="auto" w:sz="0" w:space="0"/>
+            <w:insideH w:val="none" w:color="auto" w:sz="0" w:space="0"/>
+            <w:insideV w:val="none" w:color="auto" w:sz="0" w:space="0"/>
+          </w:tblBorders>
+          <w:shd w:val="clear" w:color="auto" w:fill="auto"/>
+          <w:tblCellMar>
+            <w:top w:w="0" w:type="dxa"/>
+            <w:left w:w="108" w:type="dxa"/>
+            <w:bottom w:w="0" w:type="dxa"/>
+            <w:right w:w="108" w:type="dxa"/>
+          </w:tblCellMar>
+        </w:tblPrEx>
+        <w:trPr>
+          <w:trHeight w:val="330" w:hRule="atLeast"/>
+          <w:jc w:val="center"/>
+        </w:trPr>
+        <w:tc>
+          <w:tcPr>
+            <w:tcW w:w="0" w:type="auto"/>
+            <w:tcBorders>
+              <w:top w:val="single" w:color="auto" w:sz="4" w:space="0"/>
+              <w:left w:val="single" w:color="auto" w:sz="4" w:space="0"/>
+              <w:bottom w:val="single" w:color="auto" w:sz="4" w:space="0"/>
+              <w:right w:val="single" w:color="auto" w:sz="4" w:space="0"/>
+            </w:tcBorders>
+            <w:shd w:val="clear" w:color="auto" w:fill="auto"/>
+            <w:noWrap/>
+            <w:vAlign w:val="bottom"/>
+          </w:tcPr>
+          <w:p>
+            <w:pPr>
+              <w:keepNext w:val="0"/>
+              <w:keepLines w:val="0"/>
+              <w:widowControl/>
+              <w:suppressLineNumbers w:val="0"/>
+              <w:jc w:val="left"/>
+              <w:textAlignment w:val="bottom"/>
+              <w:rPr>
+                <w:rFonts w:hint="eastAsia" w:ascii="等线" w:hAnsi="等线" w:eastAsia="等线" w:cs="等线"/>
+                <w:b/>
+                <w:bCs/>
+                <w:i w:val="0"/>
+                <w:iCs w:val="0"/>
+                <w:color w:val="000000"/>
+                <w:sz w:val="22"/>
+                <w:szCs w:val="22"/>
+                <w:u w:val="none"/>
+              </w:rPr>
+            </w:pPr>
+            <w:r>
+              <w:rPr>
+                <w:rFonts w:hint="eastAsia" w:ascii="等线" w:hAnsi="等线" w:eastAsia="等线" w:cs="等线"/>
+                <w:b/>
+                <w:bCs/>
+                <w:i w:val="0"/>
+                <w:iCs w:val="0"/>
+                <w:color w:val="000000"/>
+                <w:kern w:val="0"/>
+                <w:sz w:val="22"/>
+                <w:szCs w:val="22"/>
+                <w:u w:val="none"/>
+                <w:lang w:val="en-US" w:eastAsia="zh-CN" w:bidi="ar"/>
+              </w:rPr>
+              <w:t>通长加劲肋端面积/m</w:t>
+            </w:r>
+            <w:r>
+              <w:rPr>
+                <w:rStyle w:val="35"/>
+                <w:lang w:val="en-US" w:eastAsia="zh-CN" w:bidi="ar"/>
+              </w:rPr>
+              <w:t>2</w:t>
+            </w:r>
+          </w:p>
+        </w:tc>
+        <w:tc>
+          <w:tcPr>
+            <w:tcW w:w="0" w:type="auto"/>
+            <w:tcBorders>
+              <w:top w:val="single" w:color="auto" w:sz="4" w:space="0"/>
+              <w:left w:val="single" w:color="auto" w:sz="4" w:space="0"/>
+              <w:bottom w:val="single" w:color="auto" w:sz="4" w:space="0"/>
+              <w:right w:val="single" w:color="auto" w:sz="4" w:space="0"/>
+            </w:tcBorders>
+            <w:shd w:val="clear" w:color="auto" w:fill="auto"/>
+            <w:noWrap/>
+            <w:vAlign w:val="bottom"/>
+          </w:tcPr>
+          <w:p>
+            <w:pPr>
+              <w:keepNext w:val="0"/>
+              <w:keepLines w:val="0"/>
+              <w:widowControl/>
+              <w:suppressLineNumbers w:val="0"/>
+              <w:jc w:val="right"/>
+              <w:textAlignment w:val="bottom"/>
+              <w:rPr>
+                <w:rFonts w:hint="default" w:ascii="Times New Roman" w:hAnsi="Times New Roman" w:eastAsia="等线" w:cs="Times New Roman"/>
+                <w:b/>
+                <w:bCs/>
+                <w:i w:val="0"/>
+                <w:iCs w:val="0"/>
+                <w:color w:val="000000"/>
+                <w:sz w:val="22"/>
+                <w:szCs w:val="22"/>
+                <w:u w:val="none"/>
+              </w:rPr>
+            </w:pPr>
+            <w:r>
+              <w:rPr>
+                <w:rFonts w:hint="eastAsia" w:ascii="Times New Roman" w:hAnsi="Times New Roman" w:eastAsia="等线" w:cs="Times New Roman"/>
+                <w:i w:val="0"/>
+                <w:iCs w:val="0"/>
+                <w:color w:val="000000"/>
+                <w:sz w:val="22"/>
+                <w:szCs w:val="22"/>
+                <w:u w:val="none"/>
+                <w:lang w:val="en-US" w:eastAsia="zh-CN"/>
+              </w:rPr>
+              <w:t>{B24}</w:t>
+            </w:r>
+          </w:p>
+        </w:tc>
+      </w:tr>
+      <w:tr>
+        <w:tblPrEx>
+          <w:tblBorders>
+            <w:top w:val="none" w:color="auto" w:sz="0" w:space="0"/>
+            <w:left w:val="none" w:color="auto" w:sz="0" w:space="0"/>
+            <w:bottom w:val="none" w:color="auto" w:sz="0" w:space="0"/>
+            <w:right w:val="none" w:color="auto" w:sz="0" w:space="0"/>
+            <w:insideH w:val="none" w:color="auto" w:sz="0" w:space="0"/>
+            <w:insideV w:val="none" w:color="auto" w:sz="0" w:space="0"/>
+          </w:tblBorders>
+          <w:tblCellMar>
+            <w:top w:w="0" w:type="dxa"/>
+            <w:left w:w="108" w:type="dxa"/>
+            <w:bottom w:w="0" w:type="dxa"/>
+            <w:right w:w="108" w:type="dxa"/>
+          </w:tblCellMar>
+        </w:tblPrEx>
+        <w:trPr>
+          <w:trHeight w:val="330" w:hRule="atLeast"/>
+          <w:jc w:val="center"/>
+        </w:trPr>
+        <w:tc>
+          <w:tcPr>
+            <w:tcW w:w="0" w:type="auto"/>
+            <w:tcBorders>
+              <w:top w:val="single" w:color="auto" w:sz="4" w:space="0"/>
+              <w:left w:val="single" w:color="auto" w:sz="4" w:space="0"/>
+              <w:bottom w:val="single" w:color="auto" w:sz="4" w:space="0"/>
+              <w:right w:val="single" w:color="auto" w:sz="4" w:space="0"/>
+            </w:tcBorders>
+            <w:shd w:val="clear" w:color="auto" w:fill="auto"/>
+            <w:noWrap/>
+            <w:vAlign w:val="bottom"/>
+          </w:tcPr>
+          <w:p>
+            <w:pPr>
+              <w:keepNext w:val="0"/>
+              <w:keepLines w:val="0"/>
+              <w:widowControl/>
+              <w:suppressLineNumbers w:val="0"/>
+              <w:jc w:val="left"/>
+              <w:textAlignment w:val="bottom"/>
+              <w:rPr>
+                <w:rFonts w:hint="eastAsia" w:ascii="等线" w:hAnsi="等线" w:eastAsia="等线" w:cs="等线"/>
+                <w:b/>
+                <w:bCs/>
+                <w:i w:val="0"/>
+                <w:iCs w:val="0"/>
+                <w:color w:val="000000"/>
+                <w:sz w:val="22"/>
+                <w:szCs w:val="22"/>
+                <w:u w:val="none"/>
+              </w:rPr>
+            </w:pPr>
+            <w:r>
+              <w:rPr>
+                <w:rFonts w:hint="eastAsia" w:ascii="等线" w:hAnsi="等线" w:eastAsia="等线" w:cs="等线"/>
+                <w:b/>
+                <w:bCs/>
+                <w:i w:val="0"/>
+                <w:iCs w:val="0"/>
+                <w:color w:val="000000"/>
+                <w:kern w:val="0"/>
+                <w:sz w:val="22"/>
+                <w:szCs w:val="22"/>
+                <w:u w:val="none"/>
+                <w:lang w:val="en-US" w:eastAsia="zh-CN" w:bidi="ar"/>
+              </w:rPr>
+              <w:t>总端面积/m</w:t>
+            </w:r>
+            <w:r>
+              <w:rPr>
+                <w:rStyle w:val="35"/>
+                <w:lang w:val="en-US" w:eastAsia="zh-CN" w:bidi="ar"/>
+              </w:rPr>
+              <w:t>2</w:t>
+            </w:r>
+          </w:p>
+        </w:tc>
+        <w:tc>
+          <w:tcPr>
+            <w:tcW w:w="0" w:type="auto"/>
+            <w:tcBorders>
+              <w:top w:val="single" w:color="auto" w:sz="4" w:space="0"/>
+              <w:left w:val="single" w:color="auto" w:sz="4" w:space="0"/>
+              <w:bottom w:val="single" w:color="auto" w:sz="4" w:space="0"/>
+              <w:right w:val="single" w:color="auto" w:sz="4" w:space="0"/>
+            </w:tcBorders>
+            <w:shd w:val="clear" w:color="auto" w:fill="auto"/>
+            <w:noWrap/>
+            <w:vAlign w:val="bottom"/>
+          </w:tcPr>
+          <w:p>
+            <w:pPr>
+              <w:keepNext w:val="0"/>
+              <w:keepLines w:val="0"/>
+              <w:widowControl/>
+              <w:suppressLineNumbers w:val="0"/>
+              <w:jc w:val="right"/>
+              <w:textAlignment w:val="bottom"/>
+              <w:rPr>
+                <w:rFonts w:hint="default" w:ascii="Times New Roman" w:hAnsi="Times New Roman" w:eastAsia="等线" w:cs="Times New Roman"/>
+                <w:b/>
+                <w:bCs/>
+                <w:i w:val="0"/>
+                <w:iCs w:val="0"/>
+                <w:color w:val="000000"/>
+                <w:sz w:val="22"/>
+                <w:szCs w:val="22"/>
+                <w:u w:val="none"/>
+              </w:rPr>
+            </w:pPr>
+            <w:r>
+              <w:rPr>
+                <w:rFonts w:hint="eastAsia" w:ascii="Times New Roman" w:hAnsi="Times New Roman" w:eastAsia="等线" w:cs="Times New Roman"/>
+                <w:i w:val="0"/>
+                <w:iCs w:val="0"/>
+                <w:color w:val="000000"/>
+                <w:sz w:val="22"/>
+                <w:szCs w:val="22"/>
+                <w:u w:val="none"/>
+                <w:lang w:val="en-US" w:eastAsia="zh-CN"/>
+              </w:rPr>
+              <w:t>{B25}</w:t>
+            </w:r>
+          </w:p>
+        </w:tc>
+      </w:tr>
+      <w:tr>
+        <w:tblPrEx>
+          <w:tblBorders>
+            <w:top w:val="none" w:color="auto" w:sz="0" w:space="0"/>
+            <w:left w:val="none" w:color="auto" w:sz="0" w:space="0"/>
+            <w:bottom w:val="none" w:color="auto" w:sz="0" w:space="0"/>
+            <w:right w:val="none" w:color="auto" w:sz="0" w:space="0"/>
+            <w:insideH w:val="none" w:color="auto" w:sz="0" w:space="0"/>
+            <w:insideV w:val="none" w:color="auto" w:sz="0" w:space="0"/>
+          </w:tblBorders>
+          <w:shd w:val="clear" w:color="auto" w:fill="auto"/>
+          <w:tblCellMar>
+            <w:top w:w="0" w:type="dxa"/>
+            <w:left w:w="108" w:type="dxa"/>
+            <w:bottom w:w="0" w:type="dxa"/>
+            <w:right w:w="108" w:type="dxa"/>
+          </w:tblCellMar>
+        </w:tblPrEx>
+        <w:trPr>
+          <w:trHeight w:val="285" w:hRule="atLeast"/>
+          <w:jc w:val="center"/>
+        </w:trPr>
+        <w:tc>
+          <w:tcPr>
+            <w:tcW w:w="0" w:type="auto"/>
+            <w:tcBorders>
+              <w:top w:val="single" w:color="auto" w:sz="4" w:space="0"/>
+              <w:left w:val="single" w:color="auto" w:sz="4" w:space="0"/>
+              <w:bottom w:val="single" w:color="auto" w:sz="4" w:space="0"/>
+              <w:right w:val="single" w:color="auto" w:sz="4" w:space="0"/>
+            </w:tcBorders>
+            <w:shd w:val="clear" w:color="auto" w:fill="auto"/>
+            <w:noWrap/>
+            <w:vAlign w:val="bottom"/>
+          </w:tcPr>
+          <w:p>
+            <w:pPr>
+              <w:rPr>
+                <w:rFonts w:hint="eastAsia" w:ascii="等线" w:hAnsi="等线" w:eastAsia="等线" w:cs="等线"/>
+                <w:b/>
+                <w:bCs/>
+                <w:i w:val="0"/>
+                <w:iCs w:val="0"/>
+                <w:color w:val="000000"/>
+                <w:sz w:val="22"/>
+                <w:szCs w:val="22"/>
+                <w:u w:val="none"/>
+              </w:rPr>
+            </w:pPr>
+          </w:p>
+        </w:tc>
+        <w:tc>
+          <w:tcPr>
+            <w:tcW w:w="0" w:type="auto"/>
+            <w:tcBorders>
+              <w:top w:val="single" w:color="auto" w:sz="4" w:space="0"/>
+              <w:left w:val="single" w:color="auto" w:sz="4" w:space="0"/>
+              <w:bottom w:val="single" w:color="auto" w:sz="4" w:space="0"/>
+              <w:right w:val="single" w:color="auto" w:sz="4" w:space="0"/>
+            </w:tcBorders>
+            <w:shd w:val="clear" w:color="auto" w:fill="auto"/>
+            <w:noWrap/>
+            <w:vAlign w:val="bottom"/>
+          </w:tcPr>
+          <w:p>
+            <w:pPr>
+              <w:rPr>
+                <w:rFonts w:hint="default" w:ascii="Times New Roman" w:hAnsi="Times New Roman" w:eastAsia="等线" w:cs="Times New Roman"/>
+                <w:b/>
+                <w:bCs/>
+                <w:i w:val="0"/>
+                <w:iCs w:val="0"/>
+                <w:color w:val="000000"/>
+                <w:sz w:val="22"/>
+                <w:szCs w:val="22"/>
+                <w:u w:val="none"/>
+              </w:rPr>
+            </w:pPr>
+          </w:p>
+        </w:tc>
+      </w:tr>
+      <w:tr>
+        <w:tblPrEx>
+          <w:tblBorders>
+            <w:top w:val="none" w:color="auto" w:sz="0" w:space="0"/>
+            <w:left w:val="none" w:color="auto" w:sz="0" w:space="0"/>
+            <w:bottom w:val="none" w:color="auto" w:sz="0" w:space="0"/>
+            <w:right w:val="none" w:color="auto" w:sz="0" w:space="0"/>
+            <w:insideH w:val="none" w:color="auto" w:sz="0" w:space="0"/>
+            <w:insideV w:val="none" w:color="auto" w:sz="0" w:space="0"/>
+          </w:tblBorders>
+          <w:shd w:val="clear" w:color="auto" w:fill="auto"/>
+          <w:tblCellMar>
+            <w:top w:w="0" w:type="dxa"/>
+            <w:left w:w="108" w:type="dxa"/>
+            <w:bottom w:w="0" w:type="dxa"/>
+            <w:right w:w="108" w:type="dxa"/>
+          </w:tblCellMar>
+        </w:tblPrEx>
+        <w:trPr>
+          <w:trHeight w:val="330" w:hRule="atLeast"/>
+          <w:jc w:val="center"/>
+        </w:trPr>
+        <w:tc>
+          <w:tcPr>
+            <w:tcW w:w="0" w:type="auto"/>
+            <w:tcBorders>
+              <w:top w:val="single" w:color="auto" w:sz="4" w:space="0"/>
+              <w:left w:val="single" w:color="auto" w:sz="4" w:space="0"/>
+              <w:bottom w:val="single" w:color="auto" w:sz="4" w:space="0"/>
+              <w:right w:val="single" w:color="auto" w:sz="4" w:space="0"/>
+            </w:tcBorders>
+            <w:shd w:val="clear" w:color="auto" w:fill="auto"/>
+            <w:noWrap/>
+            <w:vAlign w:val="bottom"/>
+          </w:tcPr>
+          <w:p>
+            <w:pPr>
+              <w:keepNext w:val="0"/>
+              <w:keepLines w:val="0"/>
+              <w:widowControl/>
+              <w:suppressLineNumbers w:val="0"/>
+              <w:jc w:val="left"/>
+              <w:textAlignment w:val="bottom"/>
+              <w:rPr>
+                <w:rFonts w:hint="eastAsia" w:ascii="等线" w:hAnsi="等线" w:eastAsia="等线" w:cs="等线"/>
+                <w:b/>
+                <w:bCs/>
+                <w:i w:val="0"/>
+                <w:iCs w:val="0"/>
+                <w:color w:val="000000"/>
+                <w:sz w:val="22"/>
+                <w:szCs w:val="22"/>
+                <w:u w:val="none"/>
+              </w:rPr>
+            </w:pPr>
+            <w:r>
+              <w:rPr>
+                <w:rFonts w:hint="eastAsia" w:ascii="等线" w:hAnsi="等线" w:eastAsia="等线" w:cs="等线"/>
+                <w:b/>
+                <w:bCs/>
+                <w:i w:val="0"/>
+                <w:iCs w:val="0"/>
+                <w:color w:val="000000"/>
+                <w:kern w:val="0"/>
+                <w:sz w:val="22"/>
+                <w:szCs w:val="22"/>
+                <w:u w:val="none"/>
+                <w:lang w:val="en-US" w:eastAsia="zh-CN" w:bidi="ar"/>
+              </w:rPr>
+              <w:t>减阻环增加的端面积/m</w:t>
+            </w:r>
+            <w:r>
+              <w:rPr>
+                <w:rStyle w:val="35"/>
+                <w:lang w:val="en-US" w:eastAsia="zh-CN" w:bidi="ar"/>
+              </w:rPr>
+              <w:t>2</w:t>
+            </w:r>
+          </w:p>
+        </w:tc>
+        <w:tc>
+          <w:tcPr>
+            <w:tcW w:w="0" w:type="auto"/>
+            <w:tcBorders>
+              <w:top w:val="single" w:color="auto" w:sz="4" w:space="0"/>
+              <w:left w:val="single" w:color="auto" w:sz="4" w:space="0"/>
+              <w:bottom w:val="single" w:color="auto" w:sz="4" w:space="0"/>
+              <w:right w:val="single" w:color="auto" w:sz="4" w:space="0"/>
+            </w:tcBorders>
+            <w:shd w:val="clear" w:color="auto" w:fill="auto"/>
+            <w:noWrap/>
+            <w:vAlign w:val="bottom"/>
+          </w:tcPr>
+          <w:p>
+            <w:pPr>
+              <w:keepNext w:val="0"/>
+              <w:keepLines w:val="0"/>
+              <w:widowControl/>
+              <w:suppressLineNumbers w:val="0"/>
+              <w:jc w:val="right"/>
+              <w:textAlignment w:val="bottom"/>
+              <w:rPr>
+                <w:rFonts w:hint="default" w:ascii="Times New Roman" w:hAnsi="Times New Roman" w:eastAsia="等线" w:cs="Times New Roman"/>
+                <w:b/>
+                <w:bCs/>
+                <w:i w:val="0"/>
+                <w:iCs w:val="0"/>
+                <w:color w:val="000000"/>
+                <w:sz w:val="22"/>
+                <w:szCs w:val="22"/>
+                <w:u w:val="none"/>
+              </w:rPr>
+            </w:pPr>
+            <w:r>
+              <w:rPr>
+                <w:rFonts w:hint="eastAsia" w:ascii="Times New Roman" w:hAnsi="Times New Roman" w:eastAsia="等线" w:cs="Times New Roman"/>
+                <w:i w:val="0"/>
+                <w:iCs w:val="0"/>
+                <w:color w:val="000000"/>
+                <w:sz w:val="22"/>
+                <w:szCs w:val="22"/>
+                <w:u w:val="none"/>
+                <w:lang w:val="en-US" w:eastAsia="zh-CN"/>
+              </w:rPr>
+              <w:t>{B27}</w:t>
+            </w:r>
+          </w:p>
+        </w:tc>
+      </w:tr>
+      <w:tr>
+        <w:tblPrEx>
+          <w:tblBorders>
+            <w:top w:val="none" w:color="auto" w:sz="0" w:space="0"/>
+            <w:left w:val="none" w:color="auto" w:sz="0" w:space="0"/>
+            <w:bottom w:val="none" w:color="auto" w:sz="0" w:space="0"/>
+            <w:right w:val="none" w:color="auto" w:sz="0" w:space="0"/>
+            <w:insideH w:val="none" w:color="auto" w:sz="0" w:space="0"/>
+            <w:insideV w:val="none" w:color="auto" w:sz="0" w:space="0"/>
+          </w:tblBorders>
+          <w:shd w:val="clear" w:color="auto" w:fill="auto"/>
+          <w:tblCellMar>
+            <w:top w:w="0" w:type="dxa"/>
+            <w:left w:w="108" w:type="dxa"/>
+            <w:bottom w:w="0" w:type="dxa"/>
+            <w:right w:w="108" w:type="dxa"/>
+          </w:tblCellMar>
+        </w:tblPrEx>
+        <w:trPr>
+          <w:trHeight w:val="330" w:hRule="atLeast"/>
+          <w:jc w:val="center"/>
+        </w:trPr>
+        <w:tc>
+          <w:tcPr>
+            <w:tcW w:w="0" w:type="auto"/>
+            <w:tcBorders>
+              <w:top w:val="single" w:color="auto" w:sz="4" w:space="0"/>
+              <w:left w:val="single" w:color="auto" w:sz="4" w:space="0"/>
+              <w:bottom w:val="single" w:color="auto" w:sz="4" w:space="0"/>
+              <w:right w:val="single" w:color="auto" w:sz="4" w:space="0"/>
+            </w:tcBorders>
+            <w:shd w:val="clear" w:color="auto" w:fill="auto"/>
+            <w:noWrap/>
+            <w:vAlign w:val="bottom"/>
+          </w:tcPr>
+          <w:p>
+            <w:pPr>
+              <w:keepNext w:val="0"/>
+              <w:keepLines w:val="0"/>
+              <w:widowControl/>
+              <w:suppressLineNumbers w:val="0"/>
+              <w:jc w:val="left"/>
+              <w:textAlignment w:val="bottom"/>
+              <w:rPr>
+                <w:rFonts w:hint="eastAsia" w:ascii="等线" w:hAnsi="等线" w:eastAsia="等线" w:cs="等线"/>
+                <w:b/>
+                <w:bCs/>
+                <w:i w:val="0"/>
+                <w:iCs w:val="0"/>
+                <w:color w:val="000000"/>
+                <w:sz w:val="22"/>
+                <w:szCs w:val="22"/>
+                <w:u w:val="none"/>
+              </w:rPr>
+            </w:pPr>
+            <w:r>
+              <w:rPr>
+                <w:rFonts w:hint="eastAsia" w:ascii="等线" w:hAnsi="等线" w:eastAsia="等线" w:cs="等线"/>
+                <w:b/>
+                <w:bCs/>
+                <w:i w:val="0"/>
+                <w:iCs w:val="0"/>
+                <w:color w:val="000000"/>
+                <w:kern w:val="0"/>
+                <w:sz w:val="22"/>
+                <w:szCs w:val="22"/>
+                <w:u w:val="none"/>
+                <w:lang w:val="en-US" w:eastAsia="zh-CN" w:bidi="ar"/>
+              </w:rPr>
+              <w:t>减阻环+总端面积/m</w:t>
+            </w:r>
+            <w:r>
+              <w:rPr>
+                <w:rStyle w:val="35"/>
+                <w:lang w:val="en-US" w:eastAsia="zh-CN" w:bidi="ar"/>
+              </w:rPr>
+              <w:t>2</w:t>
+            </w:r>
+          </w:p>
+        </w:tc>
+        <w:tc>
+          <w:tcPr>
+            <w:tcW w:w="0" w:type="auto"/>
+            <w:tcBorders>
+              <w:top w:val="single" w:color="auto" w:sz="4" w:space="0"/>
+              <w:left w:val="single" w:color="auto" w:sz="4" w:space="0"/>
+              <w:bottom w:val="single" w:color="auto" w:sz="4" w:space="0"/>
+              <w:right w:val="single" w:color="auto" w:sz="4" w:space="0"/>
+            </w:tcBorders>
+            <w:shd w:val="clear" w:color="auto" w:fill="auto"/>
+            <w:noWrap/>
+            <w:vAlign w:val="bottom"/>
+          </w:tcPr>
+          <w:p>
+            <w:pPr>
+              <w:keepNext w:val="0"/>
+              <w:keepLines w:val="0"/>
+              <w:widowControl/>
+              <w:suppressLineNumbers w:val="0"/>
+              <w:jc w:val="right"/>
+              <w:textAlignment w:val="bottom"/>
+              <w:rPr>
+                <w:rFonts w:hint="default" w:ascii="Times New Roman" w:hAnsi="Times New Roman" w:eastAsia="等线" w:cs="Times New Roman"/>
+                <w:b/>
+                <w:bCs/>
+                <w:i w:val="0"/>
+                <w:iCs w:val="0"/>
+                <w:color w:val="000000"/>
+                <w:sz w:val="22"/>
+                <w:szCs w:val="22"/>
+                <w:u w:val="none"/>
+              </w:rPr>
+            </w:pPr>
+            <w:r>
+              <w:rPr>
+                <w:rFonts w:hint="eastAsia" w:ascii="Times New Roman" w:hAnsi="Times New Roman" w:eastAsia="等线" w:cs="Times New Roman"/>
+                <w:i w:val="0"/>
+                <w:iCs w:val="0"/>
+                <w:color w:val="000000"/>
+                <w:sz w:val="22"/>
+                <w:szCs w:val="22"/>
+                <w:u w:val="none"/>
+                <w:lang w:val="en-US" w:eastAsia="zh-CN"/>
+              </w:rPr>
+              <w:t>{B28}</w:t>
+            </w:r>
+          </w:p>
+        </w:tc>
+      </w:tr>
+      <w:tr>
+        <w:tblPrEx>
+          <w:tblBorders>
+            <w:top w:val="none" w:color="auto" w:sz="0" w:space="0"/>
+            <w:left w:val="none" w:color="auto" w:sz="0" w:space="0"/>
+            <w:bottom w:val="none" w:color="auto" w:sz="0" w:space="0"/>
+            <w:right w:val="none" w:color="auto" w:sz="0" w:space="0"/>
+            <w:insideH w:val="none" w:color="auto" w:sz="0" w:space="0"/>
+            <w:insideV w:val="none" w:color="auto" w:sz="0" w:space="0"/>
+          </w:tblBorders>
+          <w:shd w:val="clear" w:color="auto" w:fill="auto"/>
+          <w:tblCellMar>
+            <w:top w:w="0" w:type="dxa"/>
+            <w:left w:w="108" w:type="dxa"/>
+            <w:bottom w:w="0" w:type="dxa"/>
+            <w:right w:w="108" w:type="dxa"/>
+          </w:tblCellMar>
+        </w:tblPrEx>
+        <w:trPr>
+          <w:trHeight w:val="330" w:hRule="atLeast"/>
+          <w:jc w:val="center"/>
+        </w:trPr>
+        <w:tc>
+          <w:tcPr>
+            <w:tcW w:w="0" w:type="auto"/>
+            <w:tcBorders>
+              <w:top w:val="single" w:color="auto" w:sz="4" w:space="0"/>
+              <w:left w:val="single" w:color="auto" w:sz="4" w:space="0"/>
+              <w:bottom w:val="single" w:color="auto" w:sz="4" w:space="0"/>
+              <w:right w:val="single" w:color="auto" w:sz="4" w:space="0"/>
+            </w:tcBorders>
+            <w:shd w:val="clear" w:color="auto" w:fill="auto"/>
+            <w:noWrap/>
+            <w:vAlign w:val="bottom"/>
+          </w:tcPr>
+          <w:p>
+            <w:pPr>
+              <w:keepNext w:val="0"/>
+              <w:keepLines w:val="0"/>
+              <w:widowControl/>
+              <w:suppressLineNumbers w:val="0"/>
+              <w:jc w:val="left"/>
+              <w:textAlignment w:val="bottom"/>
+              <w:rPr>
+                <w:rFonts w:hint="eastAsia" w:ascii="等线" w:hAnsi="等线" w:eastAsia="等线" w:cs="等线"/>
+                <w:b/>
+                <w:bCs/>
+                <w:i w:val="0"/>
+                <w:iCs w:val="0"/>
+                <w:color w:val="000000"/>
+                <w:sz w:val="22"/>
+                <w:szCs w:val="22"/>
+                <w:u w:val="none"/>
+              </w:rPr>
+            </w:pPr>
+            <w:r>
+              <w:rPr>
+                <w:rFonts w:hint="eastAsia" w:ascii="等线" w:hAnsi="等线" w:eastAsia="等线" w:cs="等线"/>
+                <w:b/>
+                <w:bCs/>
+                <w:i w:val="0"/>
+                <w:iCs w:val="0"/>
+                <w:color w:val="000000"/>
+                <w:kern w:val="0"/>
+                <w:sz w:val="22"/>
+                <w:szCs w:val="22"/>
+                <w:u w:val="none"/>
+                <w:lang w:val="en-US" w:eastAsia="zh-CN" w:bidi="ar"/>
+              </w:rPr>
+              <w:t>顶盖面积/m</w:t>
+            </w:r>
+            <w:r>
+              <w:rPr>
+                <w:rStyle w:val="35"/>
+                <w:lang w:val="en-US" w:eastAsia="zh-CN" w:bidi="ar"/>
+              </w:rPr>
+              <w:t>2</w:t>
+            </w:r>
+          </w:p>
+        </w:tc>
+        <w:tc>
+          <w:tcPr>
+            <w:tcW w:w="0" w:type="auto"/>
+            <w:tcBorders>
+              <w:top w:val="single" w:color="auto" w:sz="4" w:space="0"/>
+              <w:left w:val="single" w:color="auto" w:sz="4" w:space="0"/>
+              <w:bottom w:val="single" w:color="auto" w:sz="4" w:space="0"/>
+              <w:right w:val="single" w:color="auto" w:sz="4" w:space="0"/>
+            </w:tcBorders>
+            <w:shd w:val="clear" w:color="auto" w:fill="auto"/>
+            <w:noWrap/>
+            <w:vAlign w:val="bottom"/>
+          </w:tcPr>
+          <w:p>
+            <w:pPr>
+              <w:keepNext w:val="0"/>
+              <w:keepLines w:val="0"/>
+              <w:widowControl/>
+              <w:suppressLineNumbers w:val="0"/>
+              <w:jc w:val="right"/>
+              <w:textAlignment w:val="bottom"/>
+              <w:rPr>
+                <w:rFonts w:hint="default" w:ascii="Times New Roman" w:hAnsi="Times New Roman" w:eastAsia="等线" w:cs="Times New Roman"/>
+                <w:b/>
+                <w:bCs/>
+                <w:i w:val="0"/>
+                <w:iCs w:val="0"/>
+                <w:color w:val="000000"/>
+                <w:sz w:val="22"/>
+                <w:szCs w:val="22"/>
+                <w:u w:val="none"/>
+              </w:rPr>
+            </w:pPr>
+            <w:r>
+              <w:rPr>
+                <w:rFonts w:hint="eastAsia" w:ascii="Times New Roman" w:hAnsi="Times New Roman" w:eastAsia="等线" w:cs="Times New Roman"/>
+                <w:i w:val="0"/>
+                <w:iCs w:val="0"/>
+                <w:color w:val="000000"/>
+                <w:sz w:val="22"/>
+                <w:szCs w:val="22"/>
+                <w:u w:val="none"/>
+                <w:lang w:val="en-US" w:eastAsia="zh-CN"/>
+              </w:rPr>
+              <w:t>{B31}</w:t>
+            </w:r>
+          </w:p>
+        </w:tc>
+      </w:tr>
+      <w:tr>
+        <w:tblPrEx>
+          <w:tblBorders>
+            <w:top w:val="none" w:color="auto" w:sz="0" w:space="0"/>
+            <w:left w:val="none" w:color="auto" w:sz="0" w:space="0"/>
+            <w:bottom w:val="none" w:color="auto" w:sz="0" w:space="0"/>
+            <w:right w:val="none" w:color="auto" w:sz="0" w:space="0"/>
+            <w:insideH w:val="none" w:color="auto" w:sz="0" w:space="0"/>
+            <w:insideV w:val="none" w:color="auto" w:sz="0" w:space="0"/>
+          </w:tblBorders>
+          <w:tblCellMar>
+            <w:top w:w="0" w:type="dxa"/>
+            <w:left w:w="108" w:type="dxa"/>
+            <w:bottom w:w="0" w:type="dxa"/>
+            <w:right w:w="108" w:type="dxa"/>
+          </w:tblCellMar>
+        </w:tblPrEx>
+        <w:trPr>
+          <w:trHeight w:val="285" w:hRule="atLeast"/>
+          <w:jc w:val="center"/>
+        </w:trPr>
+        <w:tc>
+          <w:tcPr>
+            <w:tcW w:w="0" w:type="auto"/>
+            <w:tcBorders>
+              <w:top w:val="single" w:color="auto" w:sz="4" w:space="0"/>
+              <w:left w:val="single" w:color="auto" w:sz="4" w:space="0"/>
+              <w:bottom w:val="single" w:color="auto" w:sz="4" w:space="0"/>
+              <w:right w:val="single" w:color="auto" w:sz="4" w:space="0"/>
+            </w:tcBorders>
+            <w:shd w:val="clear" w:color="auto" w:fill="auto"/>
+            <w:noWrap/>
+            <w:vAlign w:val="bottom"/>
+          </w:tcPr>
+          <w:p>
+            <w:pPr>
+              <w:rPr>
+                <w:rFonts w:hint="eastAsia" w:ascii="等线" w:hAnsi="等线" w:eastAsia="等线" w:cs="等线"/>
+                <w:b/>
+                <w:bCs/>
+                <w:i w:val="0"/>
+                <w:iCs w:val="0"/>
+                <w:color w:val="000000"/>
+                <w:sz w:val="22"/>
+                <w:szCs w:val="22"/>
+                <w:u w:val="none"/>
+              </w:rPr>
+            </w:pPr>
+          </w:p>
+        </w:tc>
+        <w:tc>
+          <w:tcPr>
+            <w:tcW w:w="0" w:type="auto"/>
+            <w:tcBorders>
+              <w:top w:val="single" w:color="auto" w:sz="4" w:space="0"/>
+              <w:left w:val="single" w:color="auto" w:sz="4" w:space="0"/>
+              <w:bottom w:val="single" w:color="auto" w:sz="4" w:space="0"/>
+              <w:right w:val="single" w:color="auto" w:sz="4" w:space="0"/>
+            </w:tcBorders>
+            <w:shd w:val="clear" w:color="auto" w:fill="auto"/>
+            <w:noWrap/>
+            <w:vAlign w:val="bottom"/>
+          </w:tcPr>
+          <w:p>
+            <w:pPr>
+              <w:rPr>
+                <w:rFonts w:hint="default" w:ascii="Times New Roman" w:hAnsi="Times New Roman" w:eastAsia="等线" w:cs="Times New Roman"/>
+                <w:b/>
+                <w:bCs/>
+                <w:i w:val="0"/>
+                <w:iCs w:val="0"/>
+                <w:color w:val="000000"/>
+                <w:sz w:val="22"/>
+                <w:szCs w:val="22"/>
+                <w:u w:val="none"/>
+              </w:rPr>
+            </w:pPr>
+          </w:p>
+        </w:tc>
+      </w:tr>
+      <w:tr>
+        <w:tblPrEx>
+          <w:tblBorders>
+            <w:top w:val="none" w:color="auto" w:sz="0" w:space="0"/>
+            <w:left w:val="none" w:color="auto" w:sz="0" w:space="0"/>
+            <w:bottom w:val="none" w:color="auto" w:sz="0" w:space="0"/>
+            <w:right w:val="none" w:color="auto" w:sz="0" w:space="0"/>
+            <w:insideH w:val="none" w:color="auto" w:sz="0" w:space="0"/>
+            <w:insideV w:val="none" w:color="auto" w:sz="0" w:space="0"/>
+          </w:tblBorders>
+          <w:shd w:val="clear" w:color="auto" w:fill="auto"/>
+          <w:tblCellMar>
+            <w:top w:w="0" w:type="dxa"/>
+            <w:left w:w="108" w:type="dxa"/>
+            <w:bottom w:w="0" w:type="dxa"/>
+            <w:right w:w="108" w:type="dxa"/>
+          </w:tblCellMar>
+        </w:tblPrEx>
+        <w:trPr>
+          <w:trHeight w:val="285" w:hRule="atLeast"/>
+          <w:jc w:val="center"/>
+        </w:trPr>
+        <w:tc>
+          <w:tcPr>
+            <w:tcW w:w="0" w:type="auto"/>
+            <w:tcBorders>
+              <w:top w:val="single" w:color="auto" w:sz="4" w:space="0"/>
+              <w:left w:val="single" w:color="auto" w:sz="4" w:space="0"/>
+              <w:bottom w:val="single" w:color="auto" w:sz="4" w:space="0"/>
+              <w:right w:val="single" w:color="auto" w:sz="4" w:space="0"/>
+            </w:tcBorders>
+            <w:shd w:val="clear" w:color="auto" w:fill="auto"/>
+            <w:noWrap/>
+            <w:vAlign w:val="center"/>
+          </w:tcPr>
+          <w:p>
+            <w:pPr>
+              <w:keepNext w:val="0"/>
+              <w:keepLines w:val="0"/>
+              <w:widowControl/>
+              <w:suppressLineNumbers w:val="0"/>
+              <w:jc w:val="left"/>
+              <w:textAlignment w:val="center"/>
+              <w:rPr>
+                <w:rFonts w:hint="eastAsia" w:ascii="等线" w:hAnsi="等线" w:eastAsia="等线" w:cs="等线"/>
+                <w:b/>
+                <w:bCs/>
+                <w:i w:val="0"/>
+                <w:iCs w:val="0"/>
+                <w:color w:val="000000"/>
+                <w:sz w:val="22"/>
+                <w:szCs w:val="22"/>
+                <w:u w:val="none"/>
+              </w:rPr>
+            </w:pPr>
+            <w:r>
+              <w:rPr>
+                <w:rFonts w:hint="eastAsia" w:ascii="等线" w:hAnsi="等线" w:eastAsia="等线" w:cs="等线"/>
+                <w:b/>
+                <w:bCs/>
+                <w:i w:val="0"/>
+                <w:iCs w:val="0"/>
+                <w:color w:val="000000"/>
+                <w:kern w:val="0"/>
+                <w:sz w:val="22"/>
+                <w:szCs w:val="22"/>
+                <w:u w:val="none"/>
+                <w:lang w:val="en-US" w:eastAsia="zh-CN" w:bidi="ar"/>
+              </w:rPr>
+              <w:t>水深/m</w:t>
+            </w:r>
+          </w:p>
+        </w:tc>
+        <w:tc>
+          <w:tcPr>
+            <w:tcW w:w="0" w:type="auto"/>
+            <w:tcBorders>
+              <w:top w:val="single" w:color="auto" w:sz="4" w:space="0"/>
+              <w:left w:val="single" w:color="auto" w:sz="4" w:space="0"/>
+              <w:bottom w:val="single" w:color="auto" w:sz="4" w:space="0"/>
+              <w:right w:val="single" w:color="auto" w:sz="4" w:space="0"/>
+            </w:tcBorders>
+            <w:shd w:val="clear" w:color="auto" w:fill="auto"/>
+            <w:noWrap/>
+            <w:vAlign w:val="center"/>
+          </w:tcPr>
+          <w:p>
+            <w:pPr>
+              <w:keepNext w:val="0"/>
+              <w:keepLines w:val="0"/>
+              <w:widowControl/>
+              <w:suppressLineNumbers w:val="0"/>
+              <w:jc w:val="right"/>
+              <w:textAlignment w:val="center"/>
+              <w:rPr>
+                <w:rFonts w:hint="default" w:ascii="Times New Roman" w:hAnsi="Times New Roman" w:eastAsia="等线" w:cs="Times New Roman"/>
+                <w:b/>
+                <w:bCs/>
+                <w:i w:val="0"/>
+                <w:iCs w:val="0"/>
+                <w:color w:val="000000"/>
+                <w:sz w:val="22"/>
+                <w:szCs w:val="22"/>
+                <w:u w:val="none"/>
+              </w:rPr>
+            </w:pPr>
+            <w:r>
+              <w:rPr>
+                <w:rFonts w:hint="eastAsia" w:ascii="Times New Roman" w:hAnsi="Times New Roman" w:eastAsia="等线" w:cs="Times New Roman"/>
+                <w:i w:val="0"/>
+                <w:iCs w:val="0"/>
+                <w:color w:val="000000"/>
+                <w:sz w:val="22"/>
+                <w:szCs w:val="22"/>
+                <w:u w:val="none"/>
+                <w:lang w:val="en-US" w:eastAsia="zh-CN"/>
+              </w:rPr>
+              <w:t>{B33}</w:t>
+            </w:r>
+          </w:p>
+        </w:tc>
+      </w:tr>
+      <w:tr>
+        <w:tblPrEx>
+          <w:tblBorders>
+            <w:top w:val="none" w:color="auto" w:sz="0" w:space="0"/>
+            <w:left w:val="none" w:color="auto" w:sz="0" w:space="0"/>
+            <w:bottom w:val="none" w:color="auto" w:sz="0" w:space="0"/>
+            <w:right w:val="none" w:color="auto" w:sz="0" w:space="0"/>
+            <w:insideH w:val="none" w:color="auto" w:sz="0" w:space="0"/>
+            <w:insideV w:val="none" w:color="auto" w:sz="0" w:space="0"/>
+          </w:tblBorders>
+          <w:tblCellMar>
+            <w:top w:w="0" w:type="dxa"/>
+            <w:left w:w="108" w:type="dxa"/>
+            <w:bottom w:w="0" w:type="dxa"/>
+            <w:right w:w="108" w:type="dxa"/>
+          </w:tblCellMar>
+        </w:tblPrEx>
+        <w:trPr>
+          <w:trHeight w:val="285" w:hRule="atLeast"/>
+          <w:jc w:val="center"/>
+        </w:trPr>
+        <w:tc>
+          <w:tcPr>
+            <w:tcW w:w="0" w:type="auto"/>
+            <w:tcBorders>
+              <w:top w:val="single" w:color="auto" w:sz="4" w:space="0"/>
+              <w:left w:val="single" w:color="auto" w:sz="4" w:space="0"/>
+              <w:bottom w:val="single" w:color="auto" w:sz="4" w:space="0"/>
+              <w:right w:val="single" w:color="auto" w:sz="4" w:space="0"/>
+            </w:tcBorders>
+            <w:shd w:val="clear" w:color="auto" w:fill="auto"/>
+            <w:noWrap/>
+            <w:vAlign w:val="bottom"/>
+          </w:tcPr>
+          <w:p>
+            <w:pPr>
+              <w:keepNext w:val="0"/>
+              <w:keepLines w:val="0"/>
+              <w:widowControl/>
+              <w:suppressLineNumbers w:val="0"/>
+              <w:jc w:val="left"/>
+              <w:textAlignment w:val="bottom"/>
+              <w:rPr>
+                <w:rFonts w:hint="eastAsia" w:ascii="等线" w:hAnsi="等线" w:eastAsia="等线" w:cs="等线"/>
+                <w:b/>
+                <w:bCs/>
+                <w:i w:val="0"/>
+                <w:iCs w:val="0"/>
+                <w:color w:val="000000"/>
+                <w:sz w:val="22"/>
+                <w:szCs w:val="22"/>
+                <w:u w:val="none"/>
+              </w:rPr>
+            </w:pPr>
+            <w:r>
+              <w:rPr>
+                <w:rFonts w:hint="eastAsia" w:ascii="等线" w:hAnsi="等线" w:eastAsia="等线" w:cs="等线"/>
+                <w:b/>
+                <w:bCs/>
+                <w:i w:val="0"/>
+                <w:iCs w:val="0"/>
+                <w:color w:val="000000"/>
+                <w:kern w:val="0"/>
+                <w:sz w:val="22"/>
+                <w:szCs w:val="22"/>
+                <w:u w:val="none"/>
+                <w:lang w:val="en-US" w:eastAsia="zh-CN" w:bidi="ar"/>
+              </w:rPr>
+              <w:t>筒高/m</w:t>
+            </w:r>
+          </w:p>
+        </w:tc>
+        <w:tc>
+          <w:tcPr>
+            <w:tcW w:w="0" w:type="auto"/>
+            <w:tcBorders>
+              <w:top w:val="single" w:color="auto" w:sz="4" w:space="0"/>
+              <w:left w:val="single" w:color="auto" w:sz="4" w:space="0"/>
+              <w:bottom w:val="single" w:color="auto" w:sz="4" w:space="0"/>
+              <w:right w:val="single" w:color="auto" w:sz="4" w:space="0"/>
+            </w:tcBorders>
+            <w:shd w:val="clear" w:color="auto" w:fill="auto"/>
+            <w:noWrap/>
+            <w:vAlign w:val="center"/>
+          </w:tcPr>
+          <w:p>
+            <w:pPr>
+              <w:keepNext w:val="0"/>
+              <w:keepLines w:val="0"/>
+              <w:widowControl/>
+              <w:suppressLineNumbers w:val="0"/>
+              <w:jc w:val="right"/>
+              <w:textAlignment w:val="center"/>
+              <w:rPr>
+                <w:rFonts w:hint="default" w:ascii="Times New Roman" w:hAnsi="Times New Roman" w:eastAsia="等线" w:cs="Times New Roman"/>
+                <w:b/>
+                <w:bCs/>
+                <w:i w:val="0"/>
+                <w:iCs w:val="0"/>
+                <w:color w:val="000000"/>
+                <w:sz w:val="22"/>
+                <w:szCs w:val="22"/>
+                <w:u w:val="none"/>
+              </w:rPr>
+            </w:pPr>
+            <w:r>
+              <w:rPr>
+                <w:rFonts w:hint="eastAsia" w:ascii="Times New Roman" w:hAnsi="Times New Roman" w:eastAsia="等线" w:cs="Times New Roman"/>
+                <w:i w:val="0"/>
+                <w:iCs w:val="0"/>
+                <w:color w:val="000000"/>
+                <w:sz w:val="22"/>
+                <w:szCs w:val="22"/>
+                <w:u w:val="none"/>
+                <w:lang w:val="en-US" w:eastAsia="zh-CN"/>
+              </w:rPr>
+              <w:t>{B34}</w:t>
+            </w:r>
+          </w:p>
+        </w:tc>
+      </w:tr>
+      <w:tr>
+        <w:tblPrEx>
+          <w:tblBorders>
+            <w:top w:val="none" w:color="auto" w:sz="0" w:space="0"/>
+            <w:left w:val="none" w:color="auto" w:sz="0" w:space="0"/>
+            <w:bottom w:val="none" w:color="auto" w:sz="0" w:space="0"/>
+            <w:right w:val="none" w:color="auto" w:sz="0" w:space="0"/>
+            <w:insideH w:val="none" w:color="auto" w:sz="0" w:space="0"/>
+            <w:insideV w:val="none" w:color="auto" w:sz="0" w:space="0"/>
+          </w:tblBorders>
+          <w:shd w:val="clear" w:color="auto" w:fill="auto"/>
+          <w:tblCellMar>
+            <w:top w:w="0" w:type="dxa"/>
+            <w:left w:w="108" w:type="dxa"/>
+            <w:bottom w:w="0" w:type="dxa"/>
+            <w:right w:w="108" w:type="dxa"/>
+          </w:tblCellMar>
+        </w:tblPrEx>
+        <w:trPr>
+          <w:trHeight w:val="285" w:hRule="atLeast"/>
+          <w:jc w:val="center"/>
+        </w:trPr>
+        <w:tc>
+          <w:tcPr>
+            <w:tcW w:w="0" w:type="auto"/>
+            <w:tcBorders>
+              <w:top w:val="single" w:color="auto" w:sz="4" w:space="0"/>
+              <w:left w:val="single" w:color="auto" w:sz="4" w:space="0"/>
+              <w:bottom w:val="single" w:color="auto" w:sz="4" w:space="0"/>
+              <w:right w:val="single" w:color="auto" w:sz="4" w:space="0"/>
+            </w:tcBorders>
+            <w:shd w:val="clear" w:color="auto" w:fill="auto"/>
+            <w:noWrap/>
+            <w:vAlign w:val="bottom"/>
+          </w:tcPr>
+          <w:p>
+            <w:pPr>
+              <w:keepNext w:val="0"/>
+              <w:keepLines w:val="0"/>
+              <w:widowControl/>
+              <w:suppressLineNumbers w:val="0"/>
+              <w:jc w:val="left"/>
+              <w:textAlignment w:val="bottom"/>
+              <w:rPr>
+                <w:rFonts w:hint="eastAsia" w:ascii="等线" w:hAnsi="等线" w:eastAsia="等线" w:cs="等线"/>
+                <w:b/>
+                <w:bCs/>
+                <w:i w:val="0"/>
+                <w:iCs w:val="0"/>
+                <w:color w:val="000000"/>
+                <w:sz w:val="22"/>
+                <w:szCs w:val="22"/>
+                <w:u w:val="none"/>
+              </w:rPr>
+            </w:pPr>
+            <w:r>
+              <w:rPr>
+                <w:rFonts w:hint="eastAsia" w:ascii="等线" w:hAnsi="等线" w:eastAsia="等线" w:cs="等线"/>
+                <w:b/>
+                <w:bCs/>
+                <w:i w:val="0"/>
+                <w:iCs w:val="0"/>
+                <w:color w:val="000000"/>
+                <w:kern w:val="0"/>
+                <w:sz w:val="22"/>
+                <w:szCs w:val="22"/>
+                <w:u w:val="none"/>
+                <w:lang w:val="en-US" w:eastAsia="zh-CN" w:bidi="ar"/>
+              </w:rPr>
+              <w:t>泵能提供的大气压/kpa</w:t>
+            </w:r>
+          </w:p>
+        </w:tc>
+        <w:tc>
+          <w:tcPr>
+            <w:tcW w:w="0" w:type="auto"/>
+            <w:tcBorders>
+              <w:top w:val="single" w:color="auto" w:sz="4" w:space="0"/>
+              <w:left w:val="single" w:color="auto" w:sz="4" w:space="0"/>
+              <w:bottom w:val="single" w:color="auto" w:sz="4" w:space="0"/>
+              <w:right w:val="single" w:color="auto" w:sz="4" w:space="0"/>
+            </w:tcBorders>
+            <w:shd w:val="clear" w:color="auto" w:fill="auto"/>
+            <w:noWrap/>
+            <w:vAlign w:val="bottom"/>
+          </w:tcPr>
+          <w:p>
+            <w:pPr>
+              <w:keepNext w:val="0"/>
+              <w:keepLines w:val="0"/>
+              <w:widowControl/>
+              <w:suppressLineNumbers w:val="0"/>
+              <w:jc w:val="right"/>
+              <w:textAlignment w:val="bottom"/>
+              <w:rPr>
+                <w:rFonts w:hint="default" w:ascii="Times New Roman" w:hAnsi="Times New Roman" w:eastAsia="等线" w:cs="Times New Roman"/>
+                <w:b/>
+                <w:bCs/>
+                <w:i w:val="0"/>
+                <w:iCs w:val="0"/>
+                <w:color w:val="000000"/>
+                <w:sz w:val="22"/>
+                <w:szCs w:val="22"/>
+                <w:u w:val="none"/>
+              </w:rPr>
+            </w:pPr>
+            <w:r>
+              <w:rPr>
+                <w:rFonts w:hint="eastAsia" w:ascii="Times New Roman" w:hAnsi="Times New Roman" w:eastAsia="等线" w:cs="Times New Roman"/>
+                <w:i w:val="0"/>
+                <w:iCs w:val="0"/>
+                <w:color w:val="000000"/>
+                <w:sz w:val="22"/>
+                <w:szCs w:val="22"/>
+                <w:u w:val="none"/>
+                <w:lang w:val="en-US" w:eastAsia="zh-CN"/>
+              </w:rPr>
               <w:t>{B35}</w:t>
             </w:r>
           </w:p>
@@ -5611,34 +5150,90 @@
           <w:lang w:val="en-US" w:eastAsia="zh-CN"/>
         </w:rPr>
       </w:pPr>
+      <w:bookmarkStart w:id="2" w:name="_Toc1387"/>
       <w:r>
         <w:rPr>
           <w:rFonts w:hint="eastAsia"/>
           <w:lang w:val="en-US" w:eastAsia="zh-CN"/>
         </w:rPr>
         <w:t>1.2土体输入参数</w:t>
+      </w:r>
+      <w:bookmarkEnd w:id="2"/>
+    </w:p>
+    <w:p>
+      <w:pPr>
+        <w:pStyle w:val="28"/>
+        <w:ind w:firstLine="480"/>
+        <w:rPr>
+          <w:rFonts w:hint="eastAsia"/>
+          <w:lang w:val="en-US" w:eastAsia="zh-CN"/>
+        </w:rPr>
+      </w:pPr>
+      <w:r>
+        <w:rPr>
+          <w:rFonts w:hint="eastAsia"/>
+          <w:lang w:val="en-US" w:eastAsia="zh-CN"/>
+        </w:rPr>
+        <w:t xml:space="preserve">导入土体输入参数表格，文件格式支持.xlsx、.xls。如需参考数据填写规范，可点击页面中的 </w:t>
+      </w:r>
+      <w:r>
+        <w:rPr>
+          <w:rStyle w:val="15"/>
+          <w:rFonts w:hint="eastAsia" w:ascii="宋体" w:hAnsi="宋体" w:eastAsia="宋体" w:cs="宋体"/>
+          <w:sz w:val="24"/>
+          <w:szCs w:val="24"/>
+          <w:lang w:val="en-US" w:eastAsia="zh-CN"/>
+        </w:rPr>
+        <w:t>「下载样例数据」</w:t>
+      </w:r>
+      <w:r>
+        <w:rPr>
+          <w:rStyle w:val="15"/>
+          <w:rFonts w:hint="eastAsia" w:ascii="宋体" w:hAnsi="宋体" w:cs="宋体"/>
+          <w:sz w:val="24"/>
+          <w:szCs w:val="24"/>
+          <w:lang w:val="en-US" w:eastAsia="zh-CN"/>
+        </w:rPr>
+        <w:t xml:space="preserve"> </w:t>
+      </w:r>
+      <w:r>
+        <w:rPr>
+          <w:rFonts w:hint="eastAsia"/>
+          <w:lang w:val="en-US" w:eastAsia="zh-CN"/>
+        </w:rPr>
+        <w:t xml:space="preserve">按钮，获取名为 </w:t>
+      </w:r>
+      <w:r>
+        <w:rPr>
+          <w:rStyle w:val="15"/>
+          <w:rFonts w:hint="eastAsia" w:ascii="宋体" w:hAnsi="宋体" w:eastAsia="宋体" w:cs="宋体"/>
+          <w:sz w:val="24"/>
+          <w:szCs w:val="24"/>
+          <w:lang w:val="en-US" w:eastAsia="zh-CN"/>
+        </w:rPr>
+        <w:t>「输入数据样例.xlsx」</w:t>
+      </w:r>
+      <w:r>
+        <w:rPr>
+          <w:rStyle w:val="15"/>
+          <w:rFonts w:hint="eastAsia" w:ascii="宋体" w:hAnsi="宋体" w:cs="宋体"/>
+          <w:sz w:val="24"/>
+          <w:szCs w:val="24"/>
+          <w:lang w:val="en-US" w:eastAsia="zh-CN"/>
+        </w:rPr>
+        <w:t xml:space="preserve"> </w:t>
+      </w:r>
+      <w:r>
+        <w:rPr>
+          <w:rFonts w:hint="eastAsia"/>
+          <w:lang w:val="en-US" w:eastAsia="zh-CN"/>
+        </w:rPr>
+        <w:t>的模板文件，该模板包含必填字段说明及示例数据。</w:t>
       </w:r>
     </w:p>
     <w:p>
       <w:pPr>
-        <w:pStyle w:val="25"/>
-        <w:ind w:firstLine="480"/>
-        <w:rPr>
-          <w:rFonts w:hint="eastAsia"/>
-          <w:lang w:val="en-US" w:eastAsia="zh-CN"/>
-        </w:rPr>
-      </w:pPr>
-      <w:r>
-        <w:rPr>
-          <w:rFonts w:hint="eastAsia"/>
-          <w:lang w:val="en-US" w:eastAsia="zh-CN"/>
-        </w:rPr>
-        <w:t>导入土体输入参数表格，文件格式支持.xlsx、.xls。如需参考数据填写规范，可点击页面中的「下载样例数据」按钮，获取名为「输入数据样例.xlsx」的模板文件，该模板包含必填字段说明及示例数据。</w:t>
-      </w:r>
-    </w:p>
-    <w:p>
-      <w:pPr>
-        <w:pStyle w:val="25"/>
+        <w:pStyle w:val="28"/>
         <w:ind w:left="0" w:leftChars="0" w:firstLine="0" w:firstLineChars="0"/>
         <w:rPr>
           <w:rFonts w:hint="eastAsia"/>
@@ -5655,7 +5250,7 @@
     </w:p>
     <w:p>
       <w:pPr>
-        <w:pStyle w:val="25"/>
+        <w:pStyle w:val="28"/>
         <w:ind w:left="0" w:leftChars="0" w:firstLine="0" w:firstLineChars="0"/>
         <w:rPr>
           <w:rFonts w:hint="default"/>
@@ -5715,12 +5310,116 @@
           <w:lang w:val="en-US" w:eastAsia="zh-CN"/>
         </w:rPr>
       </w:pPr>
+      <w:bookmarkStart w:id="3" w:name="_Toc18089"/>
       <w:r>
         <w:rPr>
           <w:rFonts w:hint="eastAsia"/>
           <w:lang w:val="en-US" w:eastAsia="zh-CN"/>
         </w:rPr>
         <w:t>2.输出结果</w:t>
+      </w:r>
+      <w:bookmarkEnd w:id="3"/>
+    </w:p>
+    <w:p>
+      <w:pPr>
+        <w:pStyle w:val="2"/>
+        <w:bidi w:val="0"/>
+        <w:rPr>
+          <w:rFonts w:hint="eastAsia"/>
+          <w:lang w:val="en-US" w:eastAsia="zh-CN"/>
+        </w:rPr>
+      </w:pPr>
+      <w:bookmarkStart w:id="4" w:name="_Toc19455"/>
+      <w:r>
+        <w:rPr>
+          <w:rFonts w:hint="eastAsia"/>
+          <w:lang w:val="en-US" w:eastAsia="zh-CN"/>
+        </w:rPr>
+        <w:t>2.1输出结果</w:t>
+      </w:r>
+      <w:bookmarkEnd w:id="4"/>
+    </w:p>
+    <w:p>
+      <w:pPr>
+        <w:pStyle w:val="28"/>
+        <w:keepNext w:val="0"/>
+        <w:keepLines w:val="0"/>
+        <w:pageBreakBefore w:val="0"/>
+        <w:widowControl w:val="0"/>
+        <w:kinsoku/>
+        <w:wordWrap/>
+        <w:overflowPunct/>
+        <w:topLinePunct w:val="0"/>
+        <w:autoSpaceDE/>
+        <w:autoSpaceDN/>
+        <w:bidi w:val="0"/>
+        <w:adjustRightInd/>
+        <w:snapToGrid/>
+        <w:ind w:left="0" w:leftChars="0" w:firstLine="480" w:firstLineChars="200"/>
+        <w:textAlignment w:val="auto"/>
+        <w:rPr>
+          <w:rFonts w:hint="default"/>
+          <w:lang w:val="en-US" w:eastAsia="zh-CN"/>
+        </w:rPr>
+      </w:pPr>
+      <w:r>
+        <w:rPr>
+          <w:rFonts w:ascii="宋体" w:hAnsi="宋体" w:eastAsia="宋体" w:cs="宋体"/>
+          <w:sz w:val="24"/>
+          <w:szCs w:val="24"/>
+        </w:rPr>
+        <w:t xml:space="preserve">导出计算结果表格，文件格式为 </w:t>
+      </w:r>
+      <w:r>
+        <w:rPr>
+          <w:rStyle w:val="17"/>
+          <w:rFonts w:ascii="宋体" w:hAnsi="宋体" w:eastAsia="宋体" w:cs="宋体"/>
+          <w:sz w:val="24"/>
+          <w:szCs w:val="24"/>
+        </w:rPr>
+        <w:t>.xlsx</w:t>
+      </w:r>
+      <w:r>
+        <w:rPr>
+          <w:rFonts w:ascii="宋体" w:hAnsi="宋体" w:eastAsia="宋体" w:cs="宋体"/>
+          <w:sz w:val="24"/>
+          <w:szCs w:val="24"/>
+        </w:rPr>
+        <w:t xml:space="preserve">。可点击页面中的 </w:t>
+      </w:r>
+      <w:r>
+        <w:rPr>
+          <w:rStyle w:val="15"/>
+          <w:rFonts w:ascii="宋体" w:hAnsi="宋体" w:eastAsia="宋体" w:cs="宋体"/>
+          <w:sz w:val="24"/>
+          <w:szCs w:val="24"/>
+        </w:rPr>
+        <w:t>「导出表格数据」</w:t>
+      </w:r>
+      <w:r>
+        <w:rPr>
+          <w:rFonts w:ascii="宋体" w:hAnsi="宋体" w:eastAsia="宋体" w:cs="宋体"/>
+          <w:sz w:val="24"/>
+          <w:szCs w:val="24"/>
+        </w:rPr>
+        <w:t xml:space="preserve"> 按钮，下载名为 </w:t>
+      </w:r>
+      <w:r>
+        <w:rPr>
+          <w:rStyle w:val="15"/>
+          <w:rFonts w:ascii="宋体" w:hAnsi="宋体" w:eastAsia="宋体" w:cs="宋体"/>
+          <w:sz w:val="24"/>
+          <w:szCs w:val="24"/>
+        </w:rPr>
+        <w:t>「筒形基础沉贯计算.xlsx」</w:t>
+      </w:r>
+      <w:r>
+        <w:rPr>
+          <w:rFonts w:ascii="宋体" w:hAnsi="宋体" w:eastAsia="宋体" w:cs="宋体"/>
+          <w:sz w:val="24"/>
+          <w:szCs w:val="24"/>
+        </w:rPr>
+        <w:t xml:space="preserve"> 的文件，文件中包含计算结果。</w:t>
       </w:r>
     </w:p>
     <w:p>
@@ -5732,61 +5431,19 @@
           <w:lang w:val="en-US" w:eastAsia="zh-CN"/>
         </w:rPr>
       </w:pPr>
+      <w:bookmarkStart w:id="5" w:name="_Toc29762"/>
       <w:r>
         <w:rPr>
           <w:rFonts w:hint="eastAsia"/>
           <w:lang w:val="en-US" w:eastAsia="zh-CN"/>
         </w:rPr>
-        <w:t>2.1输出结果</w:t>
+        <w:t>2.2输出结果曲线</w:t>
       </w:r>
+      <w:bookmarkEnd w:id="5"/>
     </w:p>
     <w:p>
       <w:pPr>
-        <w:pStyle w:val="25"/>
-        <w:ind w:firstLine="480"/>
-        <w:rPr>
-          <w:rFonts w:hint="eastAsia"/>
-          <w:lang w:val="en-US" w:eastAsia="zh-CN"/>
-        </w:rPr>
-      </w:pPr>
-      <w:r>
-        <w:rPr>
-          <w:rFonts w:hint="eastAsia"/>
-          <w:lang w:val="en-US" w:eastAsia="zh-CN"/>
-        </w:rPr>
-        <w:t>链接输出结果</w:t>
-      </w:r>
-    </w:p>
-    <w:p>
-      <w:pPr>
-        <w:pStyle w:val="25"/>
-        <w:ind w:left="0" w:leftChars="0" w:firstLine="0" w:firstLineChars="0"/>
-        <w:rPr>
-          <w:rFonts w:hint="default"/>
-          <w:lang w:val="en-US" w:eastAsia="zh-CN"/>
-        </w:rPr>
-      </w:pPr>
-    </w:p>
-    <w:p>
-      <w:pPr>
-        <w:pStyle w:val="2"/>
-        <w:bidi w:val="0"/>
-        <w:rPr>
-          <w:rFonts w:hint="eastAsia"/>
-          <w:lang w:val="en-US" w:eastAsia="zh-CN"/>
-        </w:rPr>
-      </w:pPr>
-      <w:r>
-        <w:rPr>
-          <w:rFonts w:hint="eastAsia"/>
-          <w:lang w:val="en-US" w:eastAsia="zh-CN"/>
-        </w:rPr>
-        <w:t>2.1输出结果曲线</w:t>
-      </w:r>
-    </w:p>
-    <w:p>
-      <w:pPr>
-        <w:pStyle w:val="25"/>
+        <w:pStyle w:val="28"/>
         <w:ind w:firstLine="480"/>
         <w:rPr>
           <w:rFonts w:hint="eastAsia"/>
@@ -5803,7 +5460,7 @@
     </w:p>
     <w:p>
       <w:pPr>
-        <w:pStyle w:val="25"/>
+        <w:pStyle w:val="28"/>
         <w:ind w:left="0" w:leftChars="0" w:firstLine="0" w:firstLineChars="0"/>
         <w:rPr>
           <w:rFonts w:hint="default"/>
@@ -5837,8 +5494,6 @@
         </w:rPr>
         <w:t>%</w:t>
       </w:r>
-      <w:bookmarkStart w:id="1" w:name="_GoBack"/>
-      <w:bookmarkEnd w:id="1"/>
       <w:r>
         <w:rPr>
           <w:rFonts w:ascii="Consolas" w:hAnsi="Consolas" w:eastAsia="Consolas" w:cs="Consolas"/>
@@ -6293,7 +5948,7 @@
     <w:lsdException w:unhideWhenUsed="0" w:uiPriority="0" w:semiHidden="0" w:name="Body Text Indent 2"/>
     <w:lsdException w:unhideWhenUsed="0" w:uiPriority="0" w:semiHidden="0" w:name="Body Text Indent 3"/>
     <w:lsdException w:unhideWhenUsed="0" w:uiPriority="0" w:semiHidden="0" w:name="Block Text"/>
-    <w:lsdException w:unhideWhenUsed="0" w:uiPriority="0" w:semiHidden="0" w:name="Hyperlink"/>
+    <w:lsdException w:qFormat="1" w:unhideWhenUsed="0" w:uiPriority="0" w:semiHidden="0" w:name="Hyperlink"/>
     <w:lsdException w:unhideWhenUsed="0" w:uiPriority="0" w:semiHidden="0" w:name="FollowedHyperlink"/>
     <w:lsdException w:qFormat="1" w:unhideWhenUsed="0" w:uiPriority="0" w:semiHidden="0" w:name="Strong"/>
     <w:lsdException w:qFormat="1" w:unhideWhenUsed="0" w:uiPriority="0" w:semiHidden="0" w:name="Emphasis"/>
@@ -6304,10 +5959,10 @@
     <w:lsdException w:unhideWhenUsed="0" w:uiPriority="0" w:semiHidden="0" w:name="HTML Acronym"/>
     <w:lsdException w:unhideWhenUsed="0" w:uiPriority="0" w:semiHidden="0" w:name="HTML Address"/>
     <w:lsdException w:unhideWhenUsed="0" w:uiPriority="0" w:semiHidden="0" w:name="HTML Cite"/>
-    <w:lsdException w:unhideWhenUsed="0" w:uiPriority="0" w:semiHidden="0" w:name="HTML Code"/>
+    <w:lsdException w:qFormat="1" w:unhideWhenUsed="0" w:uiPriority="0" w:semiHidden="0" w:name="HTML Code"/>
     <w:lsdException w:unhideWhenUsed="0" w:uiPriority="0" w:semiHidden="0" w:name="HTML Definition"/>
     <w:lsdException w:unhideWhenUsed="0" w:uiPriority="0" w:semiHidden="0" w:name="HTML Keyboard"/>
-    <w:lsdException w:unhideWhenUsed="0" w:uiPriority="0" w:semiHidden="0" w:name="HTML Preformatted"/>
+    <w:lsdException w:qFormat="1" w:unhideWhenUsed="0" w:uiPriority="0" w:semiHidden="0" w:name="HTML Preformatted"/>
     <w:lsdException w:unhideWhenUsed="0" w:uiPriority="0" w:semiHidden="0" w:name="HTML Sample"/>
     <w:lsdException w:unhideWhenUsed="0" w:uiPriority="0" w:semiHidden="0" w:name="HTML Typewriter"/>
     <w:lsdException w:unhideWhenUsed="0" w:uiPriority="0" w:semiHidden="0" w:name="HTML Variable"/>
@@ -6616,6 +6271,7 @@
   <w:style w:type="paragraph" w:styleId="9">
     <w:name w:val="HTML Preformatted"/>
     <w:basedOn w:val="1"/>
+    <w:qFormat/>
     <w:uiPriority w:val="0"/>
     <w:pPr>
       <w:tabs>
@@ -6695,7 +6351,36 @@
       </w:tblBorders>
     </w:tblPr>
   </w:style>
-  <w:style w:type="paragraph" w:customStyle="1" w:styleId="15">
+  <w:style w:type="character" w:styleId="15">
+    <w:name w:val="Strong"/>
+    <w:basedOn w:val="14"/>
+    <w:qFormat/>
+    <w:uiPriority w:val="0"/>
+    <w:rPr>
+      <w:b/>
+    </w:rPr>
+  </w:style>
+  <w:style w:type="character" w:styleId="16">
+    <w:name w:val="Hyperlink"/>
+    <w:basedOn w:val="14"/>
+    <w:qFormat/>
+    <w:uiPriority w:val="0"/>
+    <w:rPr>
+      <w:color w:val="0000FF"/>
+      <w:u w:val="single"/>
+    </w:rPr>
+  </w:style>
+  <w:style w:type="character" w:styleId="17">
+    <w:name w:val="HTML Code"/>
+    <w:basedOn w:val="14"/>
+    <w:qFormat/>
+    <w:uiPriority w:val="0"/>
+    <w:rPr>
+      <w:rFonts w:ascii="Courier New" w:hAnsi="Courier New"/>
+      <w:sz w:val="20"/>
+    </w:rPr>
+  </w:style>
+  <w:style w:type="paragraph" w:customStyle="1" w:styleId="18">
     <w:name w:val="封面标准英文名称"/>
     <w:qFormat/>
     <w:uiPriority w:val="0"/>
@@ -6710,7 +6395,7 @@
       <w:lang w:val="en-US" w:eastAsia="zh-CN" w:bidi="ar-SA"/>
     </w:rPr>
   </w:style>
-  <w:style w:type="character" w:customStyle="1" w:styleId="16">
+  <w:style w:type="character" w:customStyle="1" w:styleId="19">
     <w:name w:val="font21"/>
     <w:basedOn w:val="14"/>
     <w:qFormat/>
@@ -6725,7 +6410,7 @@
       <w:u w:val="none"/>
     </w:rPr>
   </w:style>
-  <w:style w:type="character" w:customStyle="1" w:styleId="17">
+  <w:style w:type="character" w:customStyle="1" w:styleId="20">
     <w:name w:val="font11"/>
     <w:basedOn w:val="14"/>
     <w:qFormat/>
@@ -6740,7 +6425,7 @@
       <w:u w:val="none"/>
     </w:rPr>
   </w:style>
-  <w:style w:type="character" w:customStyle="1" w:styleId="18">
+  <w:style w:type="character" w:customStyle="1" w:styleId="21">
     <w:name w:val="font41"/>
     <w:basedOn w:val="14"/>
     <w:qFormat/>
@@ -6753,7 +6438,7 @@
       <w:u w:val="none"/>
     </w:rPr>
   </w:style>
-  <w:style w:type="paragraph" w:customStyle="1" w:styleId="19">
+  <w:style w:type="paragraph" w:customStyle="1" w:styleId="22">
     <w:name w:val="表头"/>
     <w:basedOn w:val="1"/>
     <w:qFormat/>
@@ -6768,7 +6453,7 @@
       <w:szCs w:val="20"/>
     </w:rPr>
   </w:style>
-  <w:style w:type="paragraph" w:customStyle="1" w:styleId="20">
+  <w:style w:type="paragraph" w:customStyle="1" w:styleId="23">
     <w:name w:val="Table Paragraph"/>
     <w:basedOn w:val="1"/>
     <w:autoRedefine/>
@@ -6796,7 +6481,7 @@
       </w14:textFill>
     </w:rPr>
   </w:style>
-  <w:style w:type="table" w:customStyle="1" w:styleId="21">
+  <w:style w:type="table" w:customStyle="1" w:styleId="24">
     <w:name w:val="Table Normal"/>
     <w:autoRedefine/>
     <w:unhideWhenUsed/>
@@ -6811,7 +6496,7 @@
       </w:tblCellMar>
     </w:tblPr>
   </w:style>
-  <w:style w:type="paragraph" w:customStyle="1" w:styleId="22">
+  <w:style w:type="paragraph" w:customStyle="1" w:styleId="25">
     <w:name w:val="MTDisplayEquation"/>
     <w:basedOn w:val="1"/>
     <w:next w:val="1"/>
@@ -6825,7 +6510,7 @@
       <w:spacing w:line="300" w:lineRule="auto"/>
     </w:pPr>
   </w:style>
-  <w:style w:type="character" w:customStyle="1" w:styleId="23">
+  <w:style w:type="character" w:customStyle="1" w:styleId="26">
     <w:name w:val="font31"/>
     <w:basedOn w:val="14"/>
     <w:qFormat/>
@@ -6840,7 +6525,7 @@
       <w:u w:val="none"/>
     </w:rPr>
   </w:style>
-  <w:style w:type="character" w:customStyle="1" w:styleId="24">
+  <w:style w:type="character" w:customStyle="1" w:styleId="27">
     <w:name w:val="font51"/>
     <w:basedOn w:val="14"/>
     <w:qFormat/>
@@ -6853,7 +6538,7 @@
       <w:u w:val="none"/>
     </w:rPr>
   </w:style>
-  <w:style w:type="paragraph" w:customStyle="1" w:styleId="25">
+  <w:style w:type="paragraph" w:customStyle="1" w:styleId="28">
     <w:name w:val="正文2"/>
     <w:basedOn w:val="1"/>
     <w:qFormat/>
@@ -6875,7 +6560,7 @@
       </w14:textFill>
     </w:rPr>
   </w:style>
-  <w:style w:type="table" w:customStyle="1" w:styleId="26">
+  <w:style w:type="table" w:customStyle="1" w:styleId="29">
     <w:name w:val="网格型36"/>
     <w:basedOn w:val="12"/>
     <w:unhideWhenUsed/>
@@ -6896,9 +6581,9 @@
       </w:tblBorders>
     </w:tblPr>
   </w:style>
-  <w:style w:type="paragraph" w:customStyle="1" w:styleId="27">
+  <w:style w:type="paragraph" w:customStyle="1" w:styleId="30">
     <w:name w:val="D"/>
-    <w:next w:val="28"/>
+    <w:next w:val="31"/>
     <w:qFormat/>
     <w:uiPriority w:val="0"/>
     <w:pPr>
@@ -6913,7 +6598,7 @@
       <w:lang w:val="en-US" w:eastAsia="zh-CN" w:bidi="ar-SA"/>
     </w:rPr>
   </w:style>
-  <w:style w:type="paragraph" w:customStyle="1" w:styleId="28">
+  <w:style w:type="paragraph" w:customStyle="1" w:styleId="31">
     <w:name w:val="C"/>
     <w:qFormat/>
     <w:uiPriority w:val="0"/>
@@ -6929,7 +6614,7 @@
       <w:lang w:val="en-US" w:eastAsia="zh-CN" w:bidi="ar-SA"/>
     </w:rPr>
   </w:style>
-  <w:style w:type="table" w:customStyle="1" w:styleId="29">
+  <w:style w:type="table" w:customStyle="1" w:styleId="32">
     <w:name w:val="网格型-中对齐6"/>
     <w:basedOn w:val="12"/>
     <w:qFormat/>
@@ -6949,7 +6634,7 @@
       </w:tblBorders>
     </w:tblPr>
   </w:style>
-  <w:style w:type="character" w:customStyle="1" w:styleId="30">
+  <w:style w:type="character" w:customStyle="1" w:styleId="33">
     <w:name w:val="font61"/>
     <w:basedOn w:val="14"/>
     <w:qFormat/>
@@ -6965,7 +6650,7 @@
       <w:vertAlign w:val="subscript"/>
     </w:rPr>
   </w:style>
-  <w:style w:type="character" w:customStyle="1" w:styleId="31">
+  <w:style w:type="character" w:customStyle="1" w:styleId="34">
     <w:name w:val="font71"/>
     <w:basedOn w:val="14"/>
     <w:qFormat/>
@@ -6980,7 +6665,7 @@
       <w:u w:val="none"/>
     </w:rPr>
   </w:style>
-  <w:style w:type="character" w:customStyle="1" w:styleId="32">
+  <w:style w:type="character" w:customStyle="1" w:styleId="35">
     <w:name w:val="font81"/>
     <w:basedOn w:val="14"/>
     <w:qFormat/>
@@ -6996,7 +6681,7 @@
       <w:vertAlign w:val="superscript"/>
     </w:rPr>
   </w:style>
-  <w:style w:type="character" w:customStyle="1" w:styleId="33">
+  <w:style w:type="character" w:customStyle="1" w:styleId="36">
     <w:name w:val="font91"/>
     <w:basedOn w:val="14"/>
     <w:qFormat/>
